--- a/docs/files/f71_文雪_山东大学_供应链数据方向.docx
+++ b/docs/files/f71_文雪_山东大学_供应链数据方向.docx
@@ -5,17 +5,18 @@
   <w:body>
     <w:p>
       <w:pPr>
-        <w:spacing w:line="290" w:lineRule="atLeast"/>
         <w:rPr>
           <w:rFonts w:hint="default"/>
           <w:vanish/>
         </w:rPr>
+        <w:spacing w:line="290" w:lineRule="atLeast" w:before="0" w:after="0"/>
       </w:pPr>
     </w:p>
     <w:tbl>
       <w:tblPr>
         <w:tblW w:w="0" w:type="auto"/>
         <w:jc w:val="center"/>
+        <w:tblInd w:w="0" w:type="dxa"/>
         <w:tblLayout w:type="fixed"/>
         <w:tblCellMar>
           <w:left w:w="0" w:type="dxa"/>
@@ -51,7 +52,7 @@
           </w:tcPr>
           <w:p>
             <w:pPr>
-              <w:spacing w:line="290" w:lineRule="atLeast"/>
+              <w:spacing w:line="290" w:lineRule="atLeast" w:before="0" w:after="0"/>
               <w:rPr>
                 <w:rFonts w:ascii="宋体" w:eastAsia="宋体" w:hAnsi="宋体"/>
                 <w:b/>
@@ -88,15 +89,14 @@
           </w:tcPr>
           <w:p>
             <w:pPr>
-              <w:spacing w:line="290" w:lineRule="atLeast"/>
               <w:jc w:val="center"/>
               <w:rPr>
                 <w:rFonts w:hint="default"/>
               </w:rPr>
-            </w:pPr>
-            <w:r>
-              <w:rPr>
-                <w:rFonts w:hint="default"/>
+              <w:spacing w:line="290" w:lineRule="atLeast" w:before="0" w:after="0"/>
+            </w:pPr>
+            <w:r>
+              <w:rPr>
                 <w:noProof/>
               </w:rPr>
               <w:pict w14:anchorId="7207AFA7">
@@ -119,7 +119,7 @@
                   <v:path o:extrusionok="f" gradientshapeok="t" o:connecttype="rect"/>
                   <o:lock v:ext="edit" aspectratio="t"/>
                 </v:shapetype>
-                <v:shape id="_x0000_s2052" type="#_x0000_t75" style="position:absolute;left:0;text-align:left;margin-left:-3.1pt;margin-top:-3.1pt;width:58.05pt;height:81.95pt;z-index:1;mso-position-horizontal-relative:text;mso-position-vertical-relative:text">
+                <v:shape id="_x0000_s2052" type="#_x0000_t75" style="position:absolute;left:0;text-align:left;margin-left:-3.1pt;margin-top:-3.1pt;width:58.05pt;height:81.95pt;z-index:251657728;mso-position-horizontal-relative:text;mso-position-vertical-relative:text">
                   <v:imagedata r:id="rId7" o:title="微信图片_20260311210753_173_4"/>
                 </v:shape>
               </w:pict>
@@ -151,9 +151,9 @@
           </w:tcPr>
           <w:p>
             <w:pPr>
-              <w:spacing w:line="290" w:lineRule="atLeast"/>
-              <w:rPr>
-                <w:rFonts w:eastAsia="等线" w:hint="default"/>
+              <w:spacing w:line="290" w:lineRule="atLeast" w:before="0" w:after="0"/>
+              <w:rPr>
+                <w:rFonts w:eastAsia="等线"/>
                 <w:sz w:val="21"/>
               </w:rPr>
             </w:pPr>
@@ -233,11 +233,10 @@
           </w:tcPr>
           <w:p>
             <w:pPr>
-              <w:spacing w:line="290" w:lineRule="atLeast"/>
-              <w:rPr>
-                <w:rFonts w:hint="default"/>
-                <w:sz w:val="21"/>
-              </w:rPr>
+              <w:rPr>
+                <w:sz w:val="21"/>
+              </w:rPr>
+              <w:spacing w:line="290" w:lineRule="atLeast" w:before="0" w:after="0"/>
             </w:pPr>
           </w:p>
         </w:tc>
@@ -266,9 +265,8 @@
           </w:tcPr>
           <w:p>
             <w:pPr>
-              <w:spacing w:line="290" w:lineRule="atLeast"/>
-              <w:rPr>
-                <w:rFonts w:hint="default"/>
+              <w:spacing w:line="290" w:lineRule="atLeast" w:before="0" w:after="0"/>
+              <w:rPr>
                 <w:b/>
                 <w:bCs/>
                 <w:sz w:val="21"/>
@@ -281,7 +279,7 @@
                 <w:bCs/>
                 <w:sz w:val="21"/>
               </w:rPr>
-              <w:t>求职意向：</w:t>
+              <w:t xml:space="preserve">求职意向：</w:t>
             </w:r>
             <w:r>
               <w:rPr>
@@ -297,35 +295,35 @@
                 <w:rFonts w:ascii="Times New Roman" w:eastAsia="宋体" w:hAnsi="Times New Roman" w:cs="宋体"/>
                 <w:sz w:val="21"/>
               </w:rPr>
-              <w:t>供应链运营</w:t>
-            </w:r>
-            <w:r>
-              <w:rPr>
-                <w:rFonts w:ascii="Times New Roman" w:eastAsia="宋体" w:hAnsi="Times New Roman"/>
-                <w:sz w:val="21"/>
-              </w:rPr>
-              <w:t>/</w:t>
-            </w:r>
-            <w:r>
-              <w:rPr>
-                <w:rFonts w:ascii="Times New Roman" w:eastAsia="宋体" w:hAnsi="Times New Roman" w:cs="宋体"/>
-                <w:sz w:val="21"/>
-              </w:rPr>
-              <w:t>数据分析</w:t>
-            </w:r>
-            <w:r>
-              <w:rPr>
-                <w:rFonts w:ascii="Times New Roman" w:eastAsia="宋体" w:hAnsi="Times New Roman"/>
-                <w:sz w:val="21"/>
-              </w:rPr>
-              <w:t>/</w:t>
-            </w:r>
-            <w:r>
-              <w:rPr>
-                <w:rFonts w:ascii="Times New Roman" w:eastAsia="宋体" w:hAnsi="Times New Roman" w:cs="宋体"/>
-                <w:sz w:val="21"/>
-              </w:rPr>
-              <w:t>项目管理</w:t>
+              <w:t xml:space="preserve">供应链运营</w:t>
+            </w:r>
+            <w:r>
+              <w:rPr>
+                <w:rFonts w:eastAsia="宋体" w:ascii="Times New Roman" w:hAnsi="Times New Roman"/>
+                <w:sz w:val="21"/>
+              </w:rPr>
+              <w:t xml:space="preserve">/</w:t>
+            </w:r>
+            <w:r>
+              <w:rPr>
+                <w:rFonts w:ascii="Times New Roman" w:eastAsia="宋体" w:hAnsi="Times New Roman" w:cs="宋体"/>
+                <w:sz w:val="21"/>
+              </w:rPr>
+              <w:t xml:space="preserve">数据分析</w:t>
+            </w:r>
+            <w:r>
+              <w:rPr>
+                <w:rFonts w:eastAsia="宋体" w:ascii="Times New Roman" w:hAnsi="Times New Roman"/>
+                <w:sz w:val="21"/>
+              </w:rPr>
+              <w:t xml:space="preserve">/</w:t>
+            </w:r>
+            <w:r>
+              <w:rPr>
+                <w:rFonts w:ascii="Times New Roman" w:eastAsia="宋体" w:hAnsi="Times New Roman" w:cs="宋体"/>
+                <w:sz w:val="21"/>
+              </w:rPr>
+              <w:t xml:space="preserve">项目管理</w:t>
             </w:r>
           </w:p>
         </w:tc>
@@ -336,11 +334,10 @@
           </w:tcPr>
           <w:p>
             <w:pPr>
-              <w:spacing w:line="290" w:lineRule="atLeast"/>
-              <w:rPr>
-                <w:rFonts w:hint="default"/>
-                <w:sz w:val="21"/>
-              </w:rPr>
+              <w:rPr>
+                <w:sz w:val="21"/>
+              </w:rPr>
+              <w:spacing w:line="290" w:lineRule="atLeast" w:before="0" w:after="0"/>
             </w:pPr>
           </w:p>
         </w:tc>
@@ -369,9 +366,8 @@
           </w:tcPr>
           <w:p>
             <w:pPr>
-              <w:spacing w:line="290" w:lineRule="atLeast"/>
-              <w:rPr>
-                <w:rFonts w:hint="default"/>
+              <w:spacing w:line="290" w:lineRule="atLeast" w:before="0" w:after="0"/>
+              <w:rPr>
                 <w:b/>
                 <w:bCs/>
                 <w:sz w:val="21"/>
@@ -384,168 +380,168 @@
                 <w:bCs/>
                 <w:sz w:val="21"/>
               </w:rPr>
-              <w:t>个人优势：</w:t>
-            </w:r>
-            <w:r>
-              <w:rPr>
-                <w:rFonts w:ascii="Times New Roman" w:eastAsia="宋体" w:hAnsi="Times New Roman" w:cs="宋体"/>
-                <w:sz w:val="21"/>
-              </w:rPr>
-              <w:t>供应链建模：独立完成选址</w:t>
-            </w:r>
-            <w:r>
-              <w:rPr>
-                <w:rFonts w:ascii="Times New Roman" w:eastAsia="宋体" w:hAnsi="Times New Roman"/>
-                <w:sz w:val="21"/>
-              </w:rPr>
-              <w:t>-</w:t>
-            </w:r>
-            <w:r>
-              <w:rPr>
-                <w:rFonts w:ascii="Times New Roman" w:eastAsia="宋体" w:hAnsi="Times New Roman" w:cs="宋体"/>
-                <w:sz w:val="21"/>
-              </w:rPr>
-              <w:t>路径双层优化模型，用</w:t>
-            </w:r>
-            <w:r>
-              <w:rPr>
-                <w:rFonts w:ascii="Times New Roman" w:eastAsia="宋体" w:hAnsi="Times New Roman"/>
-                <w:sz w:val="21"/>
-              </w:rPr>
-              <w:t>Python</w:t>
-            </w:r>
-            <w:r>
-              <w:rPr>
-                <w:rFonts w:ascii="Times New Roman" w:eastAsia="宋体" w:hAnsi="Times New Roman" w:cs="宋体"/>
-                <w:sz w:val="21"/>
-              </w:rPr>
-              <w:t>完成模型求解，模型测算运营成本降低</w:t>
-            </w:r>
-            <w:r>
-              <w:rPr>
-                <w:rFonts w:ascii="Times New Roman" w:eastAsia="宋体" w:hAnsi="Times New Roman"/>
-                <w:sz w:val="21"/>
-              </w:rPr>
-              <w:t>18.7%</w:t>
-            </w:r>
-            <w:r>
-              <w:rPr>
-                <w:rFonts w:ascii="Times New Roman" w:eastAsia="宋体" w:hAnsi="Times New Roman" w:cs="宋体"/>
-                <w:sz w:val="21"/>
-              </w:rPr>
-              <w:t>；数据分析：掌握</w:t>
-            </w:r>
-            <w:r>
-              <w:rPr>
-                <w:rFonts w:ascii="Times New Roman" w:eastAsia="宋体" w:hAnsi="Times New Roman"/>
-                <w:sz w:val="21"/>
-              </w:rPr>
-              <w:t>Python/R/SPSS</w:t>
-            </w:r>
-            <w:r>
-              <w:rPr>
-                <w:rFonts w:ascii="Times New Roman" w:eastAsia="宋体" w:hAnsi="Times New Roman" w:cs="宋体"/>
-                <w:sz w:val="21"/>
-              </w:rPr>
-              <w:t>，累计处理</w:t>
-            </w:r>
-            <w:r>
-              <w:rPr>
-                <w:rFonts w:ascii="Times New Roman" w:eastAsia="宋体" w:hAnsi="Times New Roman"/>
-                <w:sz w:val="21"/>
-              </w:rPr>
-              <w:t>4.5</w:t>
-            </w:r>
-            <w:r>
-              <w:rPr>
-                <w:rFonts w:ascii="Times New Roman" w:eastAsia="宋体" w:hAnsi="Times New Roman" w:cs="宋体"/>
-                <w:sz w:val="21"/>
-              </w:rPr>
-              <w:t>万</w:t>
-            </w:r>
-            <w:r>
-              <w:rPr>
-                <w:rFonts w:ascii="Times New Roman" w:eastAsia="宋体" w:hAnsi="Times New Roman"/>
-                <w:sz w:val="21"/>
-              </w:rPr>
-              <w:t>+</w:t>
-            </w:r>
-            <w:r>
-              <w:rPr>
-                <w:rFonts w:ascii="Times New Roman" w:eastAsia="宋体" w:hAnsi="Times New Roman" w:cs="宋体"/>
-                <w:sz w:val="21"/>
-              </w:rPr>
-              <w:t>条业务数据与</w:t>
-            </w:r>
-            <w:r>
-              <w:rPr>
-                <w:rFonts w:ascii="Times New Roman" w:eastAsia="宋体" w:hAnsi="Times New Roman"/>
-                <w:sz w:val="21"/>
-              </w:rPr>
-              <w:t>328</w:t>
-            </w:r>
-            <w:r>
-              <w:rPr>
-                <w:rFonts w:ascii="Times New Roman" w:eastAsia="宋体" w:hAnsi="Times New Roman" w:cs="宋体"/>
-                <w:sz w:val="21"/>
-              </w:rPr>
-              <w:t>份问卷，能独立完成清洗→建模→可视化→结论输出全流程；运营实操：用友</w:t>
-            </w:r>
-            <w:r>
-              <w:rPr>
-                <w:rFonts w:ascii="Times New Roman" w:eastAsia="宋体" w:hAnsi="Times New Roman"/>
-                <w:sz w:val="21"/>
-              </w:rPr>
-              <w:t>U8+ERP</w:t>
-            </w:r>
-            <w:r>
-              <w:rPr>
-                <w:rFonts w:ascii="Times New Roman" w:eastAsia="宋体" w:hAnsi="Times New Roman" w:cs="宋体"/>
-                <w:sz w:val="21"/>
-              </w:rPr>
-              <w:t>全流程操作经验，</w:t>
-            </w:r>
-            <w:r>
-              <w:rPr>
-                <w:rFonts w:ascii="Times New Roman" w:eastAsia="宋体" w:hAnsi="Times New Roman"/>
-                <w:sz w:val="21"/>
-              </w:rPr>
-              <w:t>3</w:t>
-            </w:r>
-            <w:r>
-              <w:rPr>
-                <w:rFonts w:ascii="Times New Roman" w:eastAsia="宋体" w:hAnsi="Times New Roman" w:cs="宋体"/>
-                <w:sz w:val="21"/>
-              </w:rPr>
-              <w:t>个月项目助理（</w:t>
-            </w:r>
-            <w:r>
-              <w:rPr>
-                <w:rFonts w:ascii="Times New Roman" w:eastAsia="宋体" w:hAnsi="Times New Roman"/>
-                <w:sz w:val="21"/>
-              </w:rPr>
-              <w:t>200+</w:t>
-            </w:r>
-            <w:r>
-              <w:rPr>
-                <w:rFonts w:ascii="Times New Roman" w:eastAsia="宋体" w:hAnsi="Times New Roman" w:cs="宋体"/>
-                <w:sz w:val="21"/>
-              </w:rPr>
-              <w:t>份材料管理</w:t>
-            </w:r>
-            <w:r>
-              <w:rPr>
-                <w:rFonts w:ascii="Times New Roman" w:eastAsia="宋体" w:hAnsi="Times New Roman"/>
-                <w:sz w:val="21"/>
-              </w:rPr>
-              <w:t>+</w:t>
-            </w:r>
-            <w:r>
-              <w:rPr>
-                <w:rFonts w:ascii="Times New Roman" w:eastAsia="宋体" w:hAnsi="Times New Roman" w:cs="宋体"/>
-                <w:sz w:val="21"/>
-              </w:rPr>
-              <w:t>跨部门对接），瑞幸门店库存与效期管理经验</w:t>
+              <w:t xml:space="preserve">个人优势：</w:t>
+            </w:r>
+            <w:r>
+              <w:rPr>
+                <w:rFonts w:ascii="Times New Roman" w:eastAsia="宋体" w:hAnsi="Times New Roman" w:cs="宋体"/>
+                <w:sz w:val="21"/>
+              </w:rPr>
+              <w:t xml:space="preserve">供应链建模：独立完成选址</w:t>
+            </w:r>
+            <w:r>
+              <w:rPr>
+                <w:rFonts w:eastAsia="宋体" w:ascii="Times New Roman" w:hAnsi="Times New Roman"/>
+                <w:sz w:val="21"/>
+              </w:rPr>
+              <w:t xml:space="preserve">-</w:t>
+            </w:r>
+            <w:r>
+              <w:rPr>
+                <w:rFonts w:ascii="Times New Roman" w:eastAsia="宋体" w:hAnsi="Times New Roman" w:cs="宋体"/>
+                <w:sz w:val="21"/>
+              </w:rPr>
+              <w:t xml:space="preserve">路径双层优化模型，用</w:t>
+            </w:r>
+            <w:r>
+              <w:rPr>
+                <w:rFonts w:eastAsia="宋体" w:ascii="Times New Roman" w:hAnsi="Times New Roman"/>
+                <w:sz w:val="21"/>
+              </w:rPr>
+              <w:t xml:space="preserve">Python</w:t>
+            </w:r>
+            <w:r>
+              <w:rPr>
+                <w:rFonts w:ascii="Times New Roman" w:eastAsia="宋体" w:hAnsi="Times New Roman" w:cs="宋体"/>
+                <w:sz w:val="21"/>
+              </w:rPr>
+              <w:t xml:space="preserve">完成模型求解，模型测算运营成本降低</w:t>
+            </w:r>
+            <w:r>
+              <w:rPr>
+                <w:rFonts w:eastAsia="宋体" w:ascii="Times New Roman" w:hAnsi="Times New Roman"/>
+                <w:sz w:val="21"/>
+              </w:rPr>
+              <w:t xml:space="preserve">18.7%</w:t>
+            </w:r>
+            <w:r>
+              <w:rPr>
+                <w:rFonts w:ascii="Times New Roman" w:eastAsia="宋体" w:hAnsi="Times New Roman" w:cs="宋体"/>
+                <w:sz w:val="21"/>
+              </w:rPr>
+              <w:t xml:space="preserve">；数据分析：掌握</w:t>
+            </w:r>
+            <w:r>
+              <w:rPr>
+                <w:rFonts w:eastAsia="宋体" w:ascii="Times New Roman" w:hAnsi="Times New Roman"/>
+                <w:sz w:val="21"/>
+              </w:rPr>
+              <w:t xml:space="preserve">Python/R/SPSS</w:t>
+            </w:r>
+            <w:r>
+              <w:rPr>
+                <w:rFonts w:ascii="Times New Roman" w:eastAsia="宋体" w:hAnsi="Times New Roman" w:cs="宋体"/>
+                <w:sz w:val="21"/>
+              </w:rPr>
+              <w:t xml:space="preserve">，累计处理</w:t>
+            </w:r>
+            <w:r>
+              <w:rPr>
+                <w:rFonts w:eastAsia="宋体" w:ascii="Times New Roman" w:hAnsi="Times New Roman"/>
+                <w:sz w:val="21"/>
+              </w:rPr>
+              <w:t xml:space="preserve">4.5</w:t>
+            </w:r>
+            <w:r>
+              <w:rPr>
+                <w:rFonts w:ascii="Times New Roman" w:eastAsia="宋体" w:hAnsi="Times New Roman" w:cs="宋体"/>
+                <w:sz w:val="21"/>
+              </w:rPr>
+              <w:t xml:space="preserve">万</w:t>
+            </w:r>
+            <w:r>
+              <w:rPr>
+                <w:rFonts w:eastAsia="宋体" w:ascii="Times New Roman" w:hAnsi="Times New Roman"/>
+                <w:sz w:val="21"/>
+              </w:rPr>
+              <w:t xml:space="preserve">+</w:t>
+            </w:r>
+            <w:r>
+              <w:rPr>
+                <w:rFonts w:ascii="Times New Roman" w:eastAsia="宋体" w:hAnsi="Times New Roman" w:cs="宋体"/>
+                <w:sz w:val="21"/>
+              </w:rPr>
+              <w:t xml:space="preserve">条业务数据与</w:t>
+            </w:r>
+            <w:r>
+              <w:rPr>
+                <w:rFonts w:eastAsia="宋体" w:ascii="Times New Roman" w:hAnsi="Times New Roman"/>
+                <w:sz w:val="21"/>
+              </w:rPr>
+              <w:t xml:space="preserve">328</w:t>
+            </w:r>
+            <w:r>
+              <w:rPr>
+                <w:rFonts w:ascii="Times New Roman" w:eastAsia="宋体" w:hAnsi="Times New Roman" w:cs="宋体"/>
+                <w:sz w:val="21"/>
+              </w:rPr>
+              <w:t xml:space="preserve">份问卷，能独立完成清洗→建模→可视化→结论输出全流程；运营实操：用友</w:t>
+            </w:r>
+            <w:r>
+              <w:rPr>
+                <w:rFonts w:eastAsia="宋体" w:ascii="Times New Roman" w:hAnsi="Times New Roman"/>
+                <w:sz w:val="21"/>
+              </w:rPr>
+              <w:t xml:space="preserve">U8+ERP</w:t>
+            </w:r>
+            <w:r>
+              <w:rPr>
+                <w:rFonts w:ascii="Times New Roman" w:eastAsia="宋体" w:hAnsi="Times New Roman" w:cs="宋体"/>
+                <w:sz w:val="21"/>
+              </w:rPr>
+              <w:t xml:space="preserve">全流程操作经验，</w:t>
+            </w:r>
+            <w:r>
+              <w:rPr>
+                <w:rFonts w:eastAsia="宋体" w:ascii="Times New Roman" w:hAnsi="Times New Roman"/>
+                <w:sz w:val="21"/>
+              </w:rPr>
+              <w:t xml:space="preserve">3</w:t>
+            </w:r>
+            <w:r>
+              <w:rPr>
+                <w:rFonts w:ascii="Times New Roman" w:eastAsia="宋体" w:hAnsi="Times New Roman" w:cs="宋体"/>
+                <w:sz w:val="21"/>
+              </w:rPr>
+              <w:t xml:space="preserve">个月项目助理（</w:t>
+            </w:r>
+            <w:r>
+              <w:rPr>
+                <w:rFonts w:eastAsia="宋体" w:ascii="Times New Roman" w:hAnsi="Times New Roman"/>
+                <w:sz w:val="21"/>
+              </w:rPr>
+              <w:t xml:space="preserve">200+</w:t>
+            </w:r>
+            <w:r>
+              <w:rPr>
+                <w:rFonts w:ascii="Times New Roman" w:eastAsia="宋体" w:hAnsi="Times New Roman" w:cs="宋体"/>
+                <w:sz w:val="21"/>
+              </w:rPr>
+              <w:t xml:space="preserve">份材料管理</w:t>
+            </w:r>
+            <w:r>
+              <w:rPr>
+                <w:rFonts w:eastAsia="宋体" w:ascii="Times New Roman" w:hAnsi="Times New Roman"/>
+                <w:sz w:val="21"/>
+              </w:rPr>
+              <w:t xml:space="preserve">+</w:t>
+            </w:r>
+            <w:r>
+              <w:rPr>
+                <w:rFonts w:ascii="Times New Roman" w:eastAsia="宋体" w:hAnsi="Times New Roman" w:cs="宋体"/>
+                <w:sz w:val="21"/>
+              </w:rPr>
+              <w:t xml:space="preserve">跨部门对接），瑞幸门店库存与效期管理经验</w:t>
             </w:r>
           </w:p>
         </w:tc>
@@ -553,18 +549,18 @@
     </w:tbl>
     <w:p>
       <w:pPr>
-        <w:spacing w:line="290" w:lineRule="atLeast"/>
         <w:rPr>
-          <w:rFonts w:hint="default"/>
           <w:vanish/>
           <w:sz w:val="2"/>
         </w:rPr>
+        <w:spacing w:line="290" w:lineRule="atLeast" w:before="0" w:after="0"/>
       </w:pPr>
     </w:p>
     <w:tbl>
       <w:tblPr>
         <w:tblW w:w="0" w:type="auto"/>
         <w:jc w:val="center"/>
+        <w:tblInd w:w="0" w:type="dxa"/>
         <w:tblLayout w:type="fixed"/>
         <w:tblCellMar>
           <w:left w:w="0" w:type="dxa"/>
@@ -599,10 +595,7 @@
           </w:tcPr>
           <w:p>
             <w:pPr>
-              <w:spacing w:line="290" w:lineRule="atLeast"/>
-              <w:rPr>
-                <w:rFonts w:hint="default"/>
-              </w:rPr>
+              <w:spacing w:line="290" w:lineRule="atLeast" w:before="0" w:after="0"/>
             </w:pPr>
             <w:r>
               <w:rPr>
@@ -639,6 +632,7 @@
             <w:tblPr>
               <w:tblpPr w:leftFromText="180" w:rightFromText="180" w:vertAnchor="page" w:horzAnchor="margin" w:tblpY="1"/>
               <w:tblW w:w="10915" w:type="dxa"/>
+              <w:tblInd w:w="0" w:type="dxa"/>
               <w:tblLayout w:type="fixed"/>
               <w:tblCellMar>
                 <w:left w:w="0" w:type="dxa"/>
@@ -672,10 +666,9 @@
                 </w:tcPr>
                 <w:p>
                   <w:pPr>
-                    <w:spacing w:line="290" w:lineRule="atLeast"/>
+                    <w:spacing w:line="290" w:lineRule="atLeast" w:before="0" w:after="0"/>
                     <w:jc w:val="center"/>
                     <w:rPr>
-                      <w:rFonts w:hint="default"/>
                       <w:sz w:val="21"/>
                     </w:rPr>
                   </w:pPr>
@@ -700,9 +693,8 @@
                 </w:tcPr>
                 <w:p>
                   <w:pPr>
-                    <w:spacing w:line="290" w:lineRule="atLeast"/>
+                    <w:spacing w:line="290" w:lineRule="atLeast" w:before="0" w:after="0"/>
                     <w:rPr>
-                      <w:rFonts w:hint="default"/>
                       <w:b/>
                       <w:bCs/>
                       <w:sz w:val="21"/>
@@ -738,9 +730,8 @@
                 </w:tcPr>
                 <w:p>
                   <w:pPr>
-                    <w:spacing w:line="290" w:lineRule="atLeast"/>
+                    <w:spacing w:line="290" w:lineRule="atLeast" w:before="0" w:after="0"/>
                     <w:rPr>
-                      <w:rFonts w:hint="default"/>
                       <w:b/>
                       <w:bCs/>
                       <w:sz w:val="21"/>
@@ -814,7 +805,7 @@
                 </w:tcPr>
                 <w:p>
                   <w:pPr>
-                    <w:spacing w:line="290" w:lineRule="atLeast"/>
+                    <w:spacing w:line="290" w:lineRule="atLeast" w:before="0" w:after="0"/>
                     <w:rPr>
                       <w:rFonts w:ascii="Times New Roman" w:eastAsia="等线" w:hAnsi="Times New Roman" w:hint="default"/>
                       <w:b/>
@@ -837,9 +828,8 @@
           </w:tbl>
           <w:p>
             <w:pPr>
-              <w:spacing w:line="290" w:lineRule="atLeast"/>
-              <w:rPr>
-                <w:rFonts w:hint="default"/>
+              <w:spacing w:line="290" w:lineRule="atLeast" w:before="0" w:after="0"/>
+              <w:rPr>
                 <w:b/>
                 <w:bCs/>
               </w:rPr>
@@ -850,27 +840,26 @@
     </w:tbl>
     <w:p>
       <w:pPr>
-        <w:spacing w:line="290" w:lineRule="atLeast"/>
         <w:rPr>
-          <w:rFonts w:hint="default"/>
           <w:vanish/>
         </w:rPr>
+        <w:spacing w:line="290" w:lineRule="atLeast" w:before="0" w:after="0"/>
       </w:pPr>
     </w:p>
     <w:p>
       <w:pPr>
-        <w:spacing w:line="290" w:lineRule="atLeast"/>
         <w:rPr>
-          <w:rFonts w:hint="default"/>
           <w:vanish/>
           <w:sz w:val="21"/>
         </w:rPr>
+        <w:spacing w:line="290" w:lineRule="atLeast" w:before="0" w:after="0"/>
       </w:pPr>
     </w:p>
     <w:tbl>
       <w:tblPr>
         <w:tblW w:w="0" w:type="auto"/>
         <w:jc w:val="center"/>
+        <w:tblInd w:w="0" w:type="dxa"/>
         <w:tblLayout w:type="fixed"/>
         <w:tblCellMar>
           <w:left w:w="0" w:type="dxa"/>
@@ -905,9 +894,8 @@
           </w:tcPr>
           <w:p>
             <w:pPr>
-              <w:spacing w:line="290" w:lineRule="atLeast"/>
-              <w:rPr>
-                <w:rFonts w:hint="default"/>
+              <w:spacing w:line="290" w:lineRule="atLeast" w:before="0" w:after="0"/>
+              <w:rPr>
                 <w:sz w:val="21"/>
               </w:rPr>
             </w:pPr>
@@ -936,10 +924,9 @@
                 <w:ilvl w:val="0"/>
                 <w:numId w:val="2"/>
               </w:numPr>
-              <w:spacing w:line="290" w:lineRule="atLeast"/>
+              <w:spacing w:line="290" w:lineRule="atLeast" w:before="0" w:after="0"/>
               <w:ind w:left="442" w:hanging="442"/>
               <w:rPr>
-                <w:rFonts w:hint="default"/>
                 <w:sz w:val="21"/>
               </w:rPr>
             </w:pPr>
@@ -950,42 +937,42 @@
                 <w:bCs/>
                 <w:sz w:val="21"/>
               </w:rPr>
-              <w:t>核心课程：</w:t>
-            </w:r>
-            <w:r>
-              <w:rPr>
-                <w:rFonts w:ascii="Times New Roman" w:eastAsia="宋体" w:hAnsi="Times New Roman" w:cs="宋体"/>
-                <w:sz w:val="21"/>
-              </w:rPr>
-              <w:t>供应链建模与仿真、</w:t>
-            </w:r>
-            <w:r>
-              <w:rPr>
-                <w:rFonts w:ascii="Times New Roman" w:eastAsia="宋体" w:hAnsi="Times New Roman"/>
-                <w:sz w:val="21"/>
-              </w:rPr>
-              <w:t>ERP</w:t>
-            </w:r>
-            <w:r>
-              <w:rPr>
-                <w:rFonts w:ascii="Times New Roman" w:eastAsia="宋体" w:hAnsi="Times New Roman" w:cs="宋体"/>
-                <w:sz w:val="21"/>
-              </w:rPr>
-              <w:t>供应链管理综合实验、供应链资源规划、采购管理、物流管理、统计学、</w:t>
-            </w:r>
-            <w:r>
-              <w:rPr>
-                <w:rFonts w:ascii="Times New Roman" w:eastAsia="宋体" w:hAnsi="Times New Roman"/>
-                <w:sz w:val="21"/>
-              </w:rPr>
-              <w:t>Python</w:t>
-            </w:r>
-            <w:r>
-              <w:rPr>
-                <w:rFonts w:ascii="Times New Roman" w:eastAsia="宋体" w:hAnsi="Times New Roman" w:cs="宋体"/>
-                <w:sz w:val="21"/>
-              </w:rPr>
-              <w:t>程序设计、大数据管理与分析</w:t>
+              <w:t xml:space="preserve">核心课程：</w:t>
+            </w:r>
+            <w:r>
+              <w:rPr>
+                <w:rFonts w:ascii="Times New Roman" w:eastAsia="宋体" w:hAnsi="Times New Roman" w:cs="宋体"/>
+                <w:sz w:val="21"/>
+              </w:rPr>
+              <w:t xml:space="preserve">供应链建模与仿真、</w:t>
+            </w:r>
+            <w:r>
+              <w:rPr>
+                <w:rFonts w:eastAsia="宋体" w:ascii="Times New Roman" w:hAnsi="Times New Roman"/>
+                <w:sz w:val="21"/>
+              </w:rPr>
+              <w:t xml:space="preserve">ERP</w:t>
+            </w:r>
+            <w:r>
+              <w:rPr>
+                <w:rFonts w:ascii="Times New Roman" w:eastAsia="宋体" w:hAnsi="Times New Roman" w:cs="宋体"/>
+                <w:sz w:val="21"/>
+              </w:rPr>
+              <w:t xml:space="preserve">供应链管理综合实验、供应链资源规划、采购管理、物流管理、统计学、</w:t>
+            </w:r>
+            <w:r>
+              <w:rPr>
+                <w:rFonts w:eastAsia="宋体" w:ascii="Times New Roman" w:hAnsi="Times New Roman"/>
+                <w:sz w:val="21"/>
+              </w:rPr>
+              <w:t xml:space="preserve">Python</w:t>
+            </w:r>
+            <w:r>
+              <w:rPr>
+                <w:rFonts w:ascii="Times New Roman" w:eastAsia="宋体" w:hAnsi="Times New Roman" w:cs="宋体"/>
+                <w:sz w:val="21"/>
+              </w:rPr>
+              <w:t xml:space="preserve">程序设计、大数据管理与分析</w:t>
             </w:r>
           </w:p>
         </w:tc>
@@ -1013,9 +1000,8 @@
           </w:tcPr>
           <w:p>
             <w:pPr>
-              <w:spacing w:line="290" w:lineRule="atLeast"/>
-              <w:rPr>
-                <w:rFonts w:hint="default"/>
+              <w:spacing w:line="290" w:lineRule="atLeast" w:before="0" w:after="0"/>
+              <w:rPr>
                 <w:sz w:val="21"/>
               </w:rPr>
             </w:pPr>
@@ -1044,9 +1030,8 @@
                 <w:ilvl w:val="0"/>
                 <w:numId w:val="2"/>
               </w:numPr>
-              <w:spacing w:line="290" w:lineRule="atLeast"/>
-              <w:rPr>
-                <w:rFonts w:hint="default"/>
+              <w:spacing w:line="290" w:lineRule="atLeast" w:before="0" w:after="0"/>
+              <w:rPr>
                 <w:sz w:val="21"/>
               </w:rPr>
             </w:pPr>
@@ -1057,42 +1042,42 @@
                 <w:bCs/>
                 <w:sz w:val="21"/>
               </w:rPr>
-              <w:t>荣誉奖励：</w:t>
-            </w:r>
-            <w:r>
-              <w:rPr>
-                <w:rFonts w:ascii="Times New Roman" w:eastAsia="宋体" w:hAnsi="Times New Roman" w:cs="宋体"/>
-                <w:sz w:val="21"/>
-              </w:rPr>
-              <w:t>山东大学</w:t>
-            </w:r>
-            <w:r>
-              <w:rPr>
-                <w:rFonts w:ascii="Times New Roman" w:eastAsia="宋体" w:hAnsi="Times New Roman"/>
-                <w:sz w:val="21"/>
-              </w:rPr>
-              <w:t>2024</w:t>
-            </w:r>
-            <w:r>
-              <w:rPr>
-                <w:rFonts w:ascii="Times New Roman" w:eastAsia="宋体" w:hAnsi="Times New Roman" w:cs="宋体"/>
-                <w:sz w:val="21"/>
-              </w:rPr>
-              <w:t>—</w:t>
-            </w:r>
-            <w:r>
-              <w:rPr>
-                <w:rFonts w:ascii="Times New Roman" w:eastAsia="宋体" w:hAnsi="Times New Roman"/>
-                <w:sz w:val="21"/>
-              </w:rPr>
-              <w:t>2025</w:t>
-            </w:r>
-            <w:r>
-              <w:rPr>
-                <w:rFonts w:ascii="Times New Roman" w:eastAsia="宋体" w:hAnsi="Times New Roman" w:cs="宋体"/>
-                <w:sz w:val="21"/>
-              </w:rPr>
-              <w:t>年暑期社会实践专项优秀等级</w:t>
+              <w:t xml:space="preserve">荣誉奖励：</w:t>
+            </w:r>
+            <w:r>
+              <w:rPr>
+                <w:rFonts w:ascii="Times New Roman" w:eastAsia="宋体" w:hAnsi="Times New Roman" w:cs="宋体"/>
+                <w:sz w:val="21"/>
+              </w:rPr>
+              <w:t xml:space="preserve">山东大学</w:t>
+            </w:r>
+            <w:r>
+              <w:rPr>
+                <w:rFonts w:eastAsia="宋体" w:ascii="Times New Roman" w:hAnsi="Times New Roman"/>
+                <w:sz w:val="21"/>
+              </w:rPr>
+              <w:t xml:space="preserve">2024</w:t>
+            </w:r>
+            <w:r>
+              <w:rPr>
+                <w:rFonts w:ascii="Times New Roman" w:eastAsia="宋体" w:hAnsi="Times New Roman" w:cs="宋体"/>
+                <w:sz w:val="21"/>
+              </w:rPr>
+              <w:t xml:space="preserve">—</w:t>
+            </w:r>
+            <w:r>
+              <w:rPr>
+                <w:rFonts w:eastAsia="宋体" w:ascii="Times New Roman" w:hAnsi="Times New Roman"/>
+                <w:sz w:val="21"/>
+              </w:rPr>
+              <w:t xml:space="preserve">2025</w:t>
+            </w:r>
+            <w:r>
+              <w:rPr>
+                <w:rFonts w:ascii="Times New Roman" w:eastAsia="宋体" w:hAnsi="Times New Roman" w:cs="宋体"/>
+                <w:sz w:val="21"/>
+              </w:rPr>
+              <w:t xml:space="preserve">年暑期社会实践专项优秀等级</w:t>
             </w:r>
           </w:p>
         </w:tc>
@@ -1100,67 +1085,62 @@
     </w:tbl>
     <w:p>
       <w:pPr>
-        <w:spacing w:line="290" w:lineRule="atLeast"/>
         <w:rPr>
-          <w:rFonts w:hint="default"/>
           <w:vanish/>
           <w:sz w:val="21"/>
         </w:rPr>
+        <w:spacing w:line="290" w:lineRule="atLeast" w:before="0" w:after="0"/>
       </w:pPr>
     </w:p>
     <w:p>
       <w:pPr>
-        <w:spacing w:line="290" w:lineRule="atLeast"/>
         <w:rPr>
-          <w:rFonts w:hint="default"/>
           <w:vanish/>
           <w:sz w:val="2"/>
         </w:rPr>
+        <w:spacing w:line="290" w:lineRule="atLeast" w:before="0" w:after="0"/>
       </w:pPr>
     </w:p>
     <w:p>
       <w:pPr>
-        <w:spacing w:line="290" w:lineRule="atLeast"/>
         <w:rPr>
-          <w:rFonts w:hint="default"/>
           <w:vanish/>
         </w:rPr>
+        <w:spacing w:line="290" w:lineRule="atLeast" w:before="0" w:after="0"/>
       </w:pPr>
     </w:p>
     <w:p>
       <w:pPr>
-        <w:spacing w:line="290" w:lineRule="atLeast"/>
         <w:rPr>
-          <w:rFonts w:hint="default"/>
           <w:vanish/>
           <w:sz w:val="21"/>
         </w:rPr>
+        <w:spacing w:line="290" w:lineRule="atLeast" w:before="0" w:after="0"/>
       </w:pPr>
     </w:p>
     <w:p>
       <w:pPr>
-        <w:spacing w:line="290" w:lineRule="atLeast"/>
         <w:rPr>
-          <w:rFonts w:hint="default"/>
           <w:vanish/>
           <w:sz w:val="21"/>
         </w:rPr>
+        <w:spacing w:line="290" w:lineRule="atLeast" w:before="0" w:after="0"/>
       </w:pPr>
     </w:p>
     <w:p>
       <w:pPr>
-        <w:spacing w:line="290" w:lineRule="atLeast"/>
         <w:rPr>
-          <w:rFonts w:hint="default"/>
           <w:vanish/>
           <w:sz w:val="2"/>
         </w:rPr>
+        <w:spacing w:line="290" w:lineRule="atLeast" w:before="0" w:after="0"/>
       </w:pPr>
     </w:p>
     <w:tbl>
       <w:tblPr>
         <w:tblW w:w="0" w:type="auto"/>
         <w:jc w:val="center"/>
+        <w:tblInd w:w="0" w:type="dxa"/>
         <w:tblLayout w:type="fixed"/>
         <w:tblCellMar>
           <w:left w:w="0" w:type="dxa"/>
@@ -1170,22 +1150,26 @@
       </w:tblPr>
       <w:tblGrid>
         <w:gridCol w:w="695"/>
-        <w:gridCol w:w="184"/>
-        <w:gridCol w:w="4416"/>
-        <w:gridCol w:w="2693"/>
-        <w:gridCol w:w="2755"/>
-        <w:gridCol w:w="880"/>
+        <w:gridCol w:w="156"/>
+        <w:gridCol w:w="28"/>
+        <w:gridCol w:w="667"/>
+        <w:gridCol w:w="2835"/>
+        <w:gridCol w:w="2189"/>
+        <w:gridCol w:w="504"/>
+        <w:gridCol w:w="3669"/>
+        <w:gridCol w:w="851"/>
+        <w:gridCol w:w="29"/>
       </w:tblGrid>
       <w:tr>
         <w:trPr>
-          <w:gridBefore w:val="2"/>
+          <w:gridBefore w:val="3"/>
           <w:wBefore w:w="879" w:type="dxa"/>
           <w:jc w:val="center"/>
         </w:trPr>
         <w:tc>
           <w:tcPr>
             <w:tcW w:w="10744" w:type="dxa"/>
-            <w:gridSpan w:val="4"/>
+            <w:gridSpan w:val="7"/>
             <w:tcBorders>
               <w:top w:val="nil"/>
               <w:left w:val="nil"/>
@@ -1203,9 +1187,9 @@
           </w:tcPr>
           <w:p>
             <w:pPr>
-              <w:spacing w:line="290" w:lineRule="atLeast"/>
-              <w:rPr>
-                <w:rFonts w:ascii="Times New Roman" w:hAnsi="Times New Roman" w:hint="default"/>
+              <w:spacing w:line="290" w:lineRule="atLeast" w:before="0" w:after="0"/>
+              <w:rPr>
+                <w:rFonts w:ascii="Times New Roman" w:hAnsi="Times New Roman"/>
                 <w:b/>
                 <w:bCs/>
               </w:rPr>
@@ -1231,7 +1215,7 @@
       </w:tr>
       <w:tr>
         <w:trPr>
-          <w:gridAfter w:val="1"/>
+          <w:gridAfter w:val="2"/>
           <w:wAfter w:w="880" w:type="dxa"/>
           <w:jc w:val="center"/>
         </w:trPr>
@@ -1254,9 +1238,9 @@
           </w:tcPr>
           <w:p>
             <w:pPr>
-              <w:spacing w:line="290" w:lineRule="atLeast"/>
-              <w:rPr>
-                <w:rFonts w:ascii="Times New Roman" w:hAnsi="Times New Roman" w:hint="default"/>
+              <w:spacing w:line="290" w:lineRule="atLeast" w:before="0" w:after="0"/>
+              <w:rPr>
+                <w:rFonts w:ascii="Times New Roman" w:hAnsi="Times New Roman"/>
                 <w:sz w:val="21"/>
               </w:rPr>
             </w:pPr>
@@ -1265,7 +1249,7 @@
         <w:tc>
           <w:tcPr>
             <w:tcW w:w="4600" w:type="dxa"/>
-            <w:gridSpan w:val="2"/>
+            <w:gridSpan w:val="4"/>
             <w:tcBorders>
               <w:top w:val="nil"/>
               <w:left w:val="nil"/>
@@ -1282,9 +1266,9 @@
           </w:tcPr>
           <w:p>
             <w:pPr>
-              <w:spacing w:line="290" w:lineRule="atLeast"/>
-              <w:rPr>
-                <w:rFonts w:ascii="Times New Roman" w:hAnsi="Times New Roman" w:hint="default"/>
+              <w:spacing w:line="290" w:lineRule="atLeast" w:before="0" w:after="0"/>
+              <w:rPr>
+                <w:rFonts w:ascii="Times New Roman" w:hAnsi="Times New Roman"/>
                 <w:sz w:val="21"/>
               </w:rPr>
             </w:pPr>
@@ -1295,13 +1279,14 @@
                 <w:bCs/>
                 <w:sz w:val="21"/>
               </w:rPr>
-              <w:t>社区团购自提点选址与配送路径优化</w:t>
+              <w:t xml:space="preserve">社区团购自提点选址与配送路径优化</w:t>
             </w:r>
           </w:p>
         </w:tc>
         <w:tc>
           <w:tcPr>
             <w:tcW w:w="2693" w:type="dxa"/>
+            <w:gridSpan w:val="2"/>
             <w:tcBorders>
               <w:top w:val="nil"/>
               <w:left w:val="nil"/>
@@ -1312,9 +1297,9 @@
           </w:tcPr>
           <w:p>
             <w:pPr>
-              <w:spacing w:line="290" w:lineRule="atLeast"/>
-              <w:rPr>
-                <w:rFonts w:ascii="Times New Roman" w:eastAsia="等线" w:hAnsi="Times New Roman" w:hint="default"/>
+              <w:spacing w:line="290" w:lineRule="atLeast" w:before="0" w:after="0"/>
+              <w:rPr>
+                <w:rFonts w:ascii="Times New Roman" w:eastAsia="等线" w:hAnsi="Times New Roman"/>
                 <w:b/>
                 <w:bCs/>
                 <w:sz w:val="21"/>
@@ -1327,7 +1312,7 @@
                 <w:bCs/>
                 <w:sz w:val="21"/>
               </w:rPr>
-              <w:t>项目负责人</w:t>
+              <w:t xml:space="preserve">独立完成</w:t>
             </w:r>
           </w:p>
         </w:tc>
@@ -1344,7 +1329,7 @@
           </w:tcPr>
           <w:p>
             <w:pPr>
-              <w:spacing w:line="290" w:lineRule="atLeast"/>
+              <w:spacing w:line="290" w:lineRule="atLeast" w:before="0" w:after="0"/>
               <w:rPr>
                 <w:rFonts w:ascii="Times New Roman" w:eastAsia="等线" w:hAnsi="Times New Roman" w:hint="default"/>
                 <w:b/>
@@ -1359,14 +1344,14 @@
                 <w:bCs/>
                 <w:sz w:val="21"/>
               </w:rPr>
-              <w:t>2026.03-2026.06</w:t>
+              <w:t xml:space="preserve">2026.03-2026.06</w:t>
             </w:r>
           </w:p>
         </w:tc>
       </w:tr>
       <w:tr>
         <w:trPr>
-          <w:gridAfter w:val="1"/>
+          <w:gridAfter w:val="2"/>
           <w:wAfter w:w="880" w:type="dxa"/>
           <w:jc w:val="center"/>
         </w:trPr>
@@ -1389,9 +1374,9 @@
           </w:tcPr>
           <w:p>
             <w:pPr>
-              <w:spacing w:line="290" w:lineRule="atLeast"/>
-              <w:rPr>
-                <w:rFonts w:ascii="Times New Roman" w:hAnsi="Times New Roman" w:hint="default"/>
+              <w:spacing w:line="290" w:lineRule="atLeast" w:before="0" w:after="0"/>
+              <w:rPr>
+                <w:rFonts w:ascii="Times New Roman" w:hAnsi="Times New Roman"/>
                 <w:sz w:val="21"/>
               </w:rPr>
             </w:pPr>
@@ -1400,7 +1385,7 @@
         <w:tc>
           <w:tcPr>
             <w:tcW w:w="10048" w:type="dxa"/>
-            <w:gridSpan w:val="4"/>
+            <w:gridSpan w:val="7"/>
             <w:tcBorders>
               <w:top w:val="nil"/>
               <w:left w:val="nil"/>
@@ -1421,7 +1406,7 @@
                 <w:ilvl w:val="0"/>
                 <w:numId w:val="9"/>
               </w:numPr>
-              <w:spacing w:line="290" w:lineRule="atLeast"/>
+              <w:spacing w:line="290" w:lineRule="atLeast" w:before="0" w:after="0"/>
               <w:rPr>
                 <w:rFonts w:ascii="Times New Roman" w:eastAsia="宋体" w:hAnsi="Times New Roman" w:cs="宋体" w:hint="default"/>
                 <w:sz w:val="21"/>
@@ -1432,91 +1417,91 @@
                 <w:rFonts w:ascii="Times New Roman" w:eastAsia="宋体" w:hAnsi="Times New Roman" w:cs="宋体"/>
                 <w:sz w:val="21"/>
               </w:rPr>
-              <w:t>针对济南历下区老龄化小区自提点布局零散问题，构建选址</w:t>
-            </w:r>
-            <w:r>
-              <w:rPr>
-                <w:rFonts w:ascii="Times New Roman" w:eastAsia="宋体" w:hAnsi="Times New Roman"/>
-                <w:sz w:val="21"/>
-              </w:rPr>
-              <w:t>-</w:t>
-            </w:r>
-            <w:r>
-              <w:rPr>
-                <w:rFonts w:ascii="Times New Roman" w:eastAsia="宋体" w:hAnsi="Times New Roman" w:cs="宋体"/>
-                <w:sz w:val="21"/>
-              </w:rPr>
-              <w:t>路径双层优化模型，将年龄分层服务半径与电梯等待时间纳入目标函数；基于</w:t>
-            </w:r>
-            <w:r>
-              <w:rPr>
-                <w:rFonts w:ascii="Times New Roman" w:eastAsia="宋体" w:hAnsi="Times New Roman"/>
-                <w:sz w:val="21"/>
-              </w:rPr>
-              <w:t>15</w:t>
-            </w:r>
-            <w:r>
-              <w:rPr>
-                <w:rFonts w:ascii="Times New Roman" w:eastAsia="宋体" w:hAnsi="Times New Roman" w:cs="宋体"/>
-                <w:sz w:val="21"/>
-              </w:rPr>
-              <w:t>个候选点、日均</w:t>
-            </w:r>
-            <w:r>
-              <w:rPr>
-                <w:rFonts w:ascii="Times New Roman" w:eastAsia="宋体" w:hAnsi="Times New Roman"/>
-                <w:sz w:val="21"/>
-              </w:rPr>
-              <w:t>345</w:t>
-            </w:r>
-            <w:r>
-              <w:rPr>
-                <w:rFonts w:ascii="Times New Roman" w:eastAsia="宋体" w:hAnsi="Times New Roman" w:cs="宋体"/>
-                <w:sz w:val="21"/>
-              </w:rPr>
-              <w:t>单真实数据，用</w:t>
-            </w:r>
-            <w:r>
-              <w:rPr>
-                <w:rFonts w:ascii="Times New Roman" w:eastAsia="宋体" w:hAnsi="Times New Roman"/>
-                <w:sz w:val="21"/>
-              </w:rPr>
-              <w:t>Python</w:t>
-            </w:r>
-            <w:r>
-              <w:rPr>
-                <w:rFonts w:ascii="Times New Roman" w:eastAsia="宋体" w:hAnsi="Times New Roman" w:cs="宋体"/>
-                <w:sz w:val="21"/>
-              </w:rPr>
-              <w:t>完成求解，提出“</w:t>
-            </w:r>
-            <w:r>
-              <w:rPr>
-                <w:rFonts w:ascii="Times New Roman" w:eastAsia="宋体" w:hAnsi="Times New Roman"/>
-                <w:sz w:val="21"/>
-              </w:rPr>
-              <w:t>2</w:t>
-            </w:r>
-            <w:r>
-              <w:rPr>
-                <w:rFonts w:ascii="Times New Roman" w:eastAsia="宋体" w:hAnsi="Times New Roman" w:cs="宋体"/>
-                <w:sz w:val="21"/>
-              </w:rPr>
-              <w:t>核心点</w:t>
-            </w:r>
-            <w:r>
-              <w:rPr>
-                <w:rFonts w:ascii="Times New Roman" w:eastAsia="宋体" w:hAnsi="Times New Roman"/>
-                <w:sz w:val="21"/>
-              </w:rPr>
-              <w:t>+4</w:t>
-            </w:r>
-            <w:r>
-              <w:rPr>
-                <w:rFonts w:ascii="Times New Roman" w:eastAsia="宋体" w:hAnsi="Times New Roman" w:cs="宋体"/>
-                <w:sz w:val="21"/>
-              </w:rPr>
-              <w:t>动态临时点”弹性布局方案</w:t>
+              <w:t xml:space="preserve">针对济南历下区老龄化小区自提点布局零散问题，构建选址</w:t>
+            </w:r>
+            <w:r>
+              <w:rPr>
+                <w:rFonts w:eastAsia="宋体" w:ascii="Times New Roman" w:hAnsi="Times New Roman"/>
+                <w:sz w:val="21"/>
+              </w:rPr>
+              <w:t xml:space="preserve">-</w:t>
+            </w:r>
+            <w:r>
+              <w:rPr>
+                <w:rFonts w:ascii="Times New Roman" w:eastAsia="宋体" w:hAnsi="Times New Roman" w:cs="宋体"/>
+                <w:sz w:val="21"/>
+              </w:rPr>
+              <w:t xml:space="preserve">路径双层优化模型，将年龄分层服务半径与电梯等待时间纳入目标函数；基于</w:t>
+            </w:r>
+            <w:r>
+              <w:rPr>
+                <w:rFonts w:eastAsia="宋体" w:ascii="Times New Roman" w:hAnsi="Times New Roman"/>
+                <w:sz w:val="21"/>
+              </w:rPr>
+              <w:t xml:space="preserve">15</w:t>
+            </w:r>
+            <w:r>
+              <w:rPr>
+                <w:rFonts w:ascii="Times New Roman" w:eastAsia="宋体" w:hAnsi="Times New Roman" w:cs="宋体"/>
+                <w:sz w:val="21"/>
+              </w:rPr>
+              <w:t xml:space="preserve">个候选点、日均</w:t>
+            </w:r>
+            <w:r>
+              <w:rPr>
+                <w:rFonts w:eastAsia="宋体" w:ascii="Times New Roman" w:hAnsi="Times New Roman"/>
+                <w:sz w:val="21"/>
+              </w:rPr>
+              <w:t xml:space="preserve">345</w:t>
+            </w:r>
+            <w:r>
+              <w:rPr>
+                <w:rFonts w:ascii="Times New Roman" w:eastAsia="宋体" w:hAnsi="Times New Roman" w:cs="宋体"/>
+                <w:sz w:val="21"/>
+              </w:rPr>
+              <w:t xml:space="preserve">单真实数据，用</w:t>
+            </w:r>
+            <w:r>
+              <w:rPr>
+                <w:rFonts w:eastAsia="宋体" w:ascii="Times New Roman" w:hAnsi="Times New Roman"/>
+                <w:sz w:val="21"/>
+              </w:rPr>
+              <w:t xml:space="preserve">Python</w:t>
+            </w:r>
+            <w:r>
+              <w:rPr>
+                <w:rFonts w:ascii="Times New Roman" w:eastAsia="宋体" w:hAnsi="Times New Roman" w:cs="宋体"/>
+                <w:sz w:val="21"/>
+              </w:rPr>
+              <w:t xml:space="preserve">完成求解，提出“</w:t>
+            </w:r>
+            <w:r>
+              <w:rPr>
+                <w:rFonts w:eastAsia="宋体" w:ascii="Times New Roman" w:hAnsi="Times New Roman"/>
+                <w:sz w:val="21"/>
+              </w:rPr>
+              <w:t xml:space="preserve">2</w:t>
+            </w:r>
+            <w:r>
+              <w:rPr>
+                <w:rFonts w:ascii="Times New Roman" w:eastAsia="宋体" w:hAnsi="Times New Roman" w:cs="宋体"/>
+                <w:sz w:val="21"/>
+              </w:rPr>
+              <w:t xml:space="preserve">核心点</w:t>
+            </w:r>
+            <w:r>
+              <w:rPr>
+                <w:rFonts w:eastAsia="宋体" w:ascii="Times New Roman" w:hAnsi="Times New Roman"/>
+                <w:sz w:val="21"/>
+              </w:rPr>
+              <w:t xml:space="preserve">+4</w:t>
+            </w:r>
+            <w:r>
+              <w:rPr>
+                <w:rFonts w:ascii="Times New Roman" w:eastAsia="宋体" w:hAnsi="Times New Roman" w:cs="宋体"/>
+                <w:sz w:val="21"/>
+              </w:rPr>
+              <w:t xml:space="preserve">动态临时点”弹性布局方案</w:t>
             </w:r>
           </w:p>
           <w:p>
@@ -1525,7 +1510,7 @@
                 <w:ilvl w:val="0"/>
                 <w:numId w:val="9"/>
               </w:numPr>
-              <w:spacing w:line="290" w:lineRule="atLeast"/>
+              <w:spacing w:line="290" w:lineRule="atLeast" w:before="0" w:after="0"/>
               <w:rPr>
                 <w:rFonts w:ascii="Times New Roman" w:eastAsia="宋体" w:hAnsi="Times New Roman" w:cs="宋体" w:hint="default"/>
                 <w:sz w:val="21"/>
@@ -1536,77 +1521,77 @@
                 <w:rFonts w:ascii="Times New Roman" w:eastAsia="宋体" w:hAnsi="Times New Roman" w:cs="宋体"/>
                 <w:sz w:val="21"/>
               </w:rPr>
-              <w:t>模型测算：总成本降低</w:t>
-            </w:r>
-            <w:r>
-              <w:rPr>
-                <w:rFonts w:ascii="Times New Roman" w:eastAsia="宋体" w:hAnsi="Times New Roman"/>
-                <w:sz w:val="21"/>
-              </w:rPr>
-              <w:t>18.7%</w:t>
-            </w:r>
-            <w:r>
-              <w:rPr>
-                <w:rFonts w:ascii="Times New Roman" w:eastAsia="宋体" w:hAnsi="Times New Roman" w:cs="宋体"/>
-                <w:sz w:val="21"/>
-              </w:rPr>
-              <w:t>，老年覆盖率</w:t>
-            </w:r>
-            <w:r>
-              <w:rPr>
-                <w:rFonts w:ascii="Times New Roman" w:eastAsia="宋体" w:hAnsi="Times New Roman"/>
-                <w:sz w:val="21"/>
-              </w:rPr>
-              <w:t>53.4%</w:t>
-            </w:r>
-            <w:r>
-              <w:rPr>
-                <w:rFonts w:ascii="Times New Roman" w:eastAsia="宋体" w:hAnsi="Times New Roman" w:cs="宋体"/>
-                <w:sz w:val="21"/>
-              </w:rPr>
-              <w:t>→</w:t>
-            </w:r>
-            <w:r>
-              <w:rPr>
-                <w:rFonts w:ascii="Times New Roman" w:eastAsia="宋体" w:hAnsi="Times New Roman"/>
-                <w:sz w:val="21"/>
-              </w:rPr>
-              <w:t>87.3%</w:t>
-            </w:r>
-            <w:r>
-              <w:rPr>
-                <w:rFonts w:ascii="Times New Roman" w:eastAsia="宋体" w:hAnsi="Times New Roman" w:cs="宋体"/>
-                <w:sz w:val="21"/>
-              </w:rPr>
-              <w:t>，配送时长缩短</w:t>
-            </w:r>
-            <w:r>
-              <w:rPr>
-                <w:rFonts w:ascii="Times New Roman" w:eastAsia="宋体" w:hAnsi="Times New Roman"/>
-                <w:sz w:val="21"/>
-              </w:rPr>
-              <w:t>22.3%</w:t>
-            </w:r>
-            <w:r>
-              <w:rPr>
-                <w:rFonts w:ascii="Times New Roman" w:eastAsia="宋体" w:hAnsi="Times New Roman" w:cs="宋体"/>
-                <w:sz w:val="21"/>
-              </w:rPr>
-              <w:t>，覆盖平衡性指数</w:t>
-            </w:r>
-            <w:r>
-              <w:rPr>
-                <w:rFonts w:ascii="Times New Roman" w:eastAsia="宋体" w:hAnsi="Times New Roman"/>
-                <w:sz w:val="21"/>
-              </w:rPr>
-              <w:t>0.88</w:t>
+              <w:t xml:space="preserve">模型测算：总成本降低</w:t>
+            </w:r>
+            <w:r>
+              <w:rPr>
+                <w:rFonts w:eastAsia="宋体" w:ascii="Times New Roman" w:hAnsi="Times New Roman"/>
+                <w:sz w:val="21"/>
+              </w:rPr>
+              <w:t xml:space="preserve">18.7%</w:t>
+            </w:r>
+            <w:r>
+              <w:rPr>
+                <w:rFonts w:ascii="Times New Roman" w:eastAsia="宋体" w:hAnsi="Times New Roman" w:cs="宋体"/>
+                <w:sz w:val="21"/>
+              </w:rPr>
+              <w:t xml:space="preserve">，老年覆盖率</w:t>
+            </w:r>
+            <w:r>
+              <w:rPr>
+                <w:rFonts w:eastAsia="宋体" w:ascii="Times New Roman" w:hAnsi="Times New Roman"/>
+                <w:sz w:val="21"/>
+              </w:rPr>
+              <w:t xml:space="preserve">53.4%</w:t>
+            </w:r>
+            <w:r>
+              <w:rPr>
+                <w:rFonts w:ascii="Times New Roman" w:eastAsia="宋体" w:hAnsi="Times New Roman" w:cs="宋体"/>
+                <w:sz w:val="21"/>
+              </w:rPr>
+              <w:t xml:space="preserve">→</w:t>
+            </w:r>
+            <w:r>
+              <w:rPr>
+                <w:rFonts w:eastAsia="宋体" w:ascii="Times New Roman" w:hAnsi="Times New Roman"/>
+                <w:sz w:val="21"/>
+              </w:rPr>
+              <w:t xml:space="preserve">87.3%</w:t>
+            </w:r>
+            <w:r>
+              <w:rPr>
+                <w:rFonts w:ascii="Times New Roman" w:eastAsia="宋体" w:hAnsi="Times New Roman" w:cs="宋体"/>
+                <w:sz w:val="21"/>
+              </w:rPr>
+              <w:t xml:space="preserve">，配送时长缩短</w:t>
+            </w:r>
+            <w:r>
+              <w:rPr>
+                <w:rFonts w:eastAsia="宋体" w:ascii="Times New Roman" w:hAnsi="Times New Roman"/>
+                <w:sz w:val="21"/>
+              </w:rPr>
+              <w:t xml:space="preserve">22.3%</w:t>
+            </w:r>
+            <w:r>
+              <w:rPr>
+                <w:rFonts w:ascii="Times New Roman" w:eastAsia="宋体" w:hAnsi="Times New Roman" w:cs="宋体"/>
+                <w:sz w:val="21"/>
+              </w:rPr>
+              <w:t xml:space="preserve">，覆盖平衡性指数</w:t>
+            </w:r>
+            <w:r>
+              <w:rPr>
+                <w:rFonts w:eastAsia="宋体" w:ascii="Times New Roman" w:hAnsi="Times New Roman"/>
+                <w:sz w:val="21"/>
+              </w:rPr>
+              <w:t xml:space="preserve">0.88</w:t>
             </w:r>
           </w:p>
         </w:tc>
       </w:tr>
       <w:tr>
         <w:trPr>
-          <w:gridAfter w:val="1"/>
+          <w:gridAfter w:val="2"/>
           <w:wAfter w:w="880" w:type="dxa"/>
           <w:jc w:val="center"/>
         </w:trPr>
@@ -1629,9 +1614,9 @@
           </w:tcPr>
           <w:p>
             <w:pPr>
-              <w:spacing w:line="290" w:lineRule="atLeast"/>
-              <w:rPr>
-                <w:rFonts w:ascii="Times New Roman" w:hAnsi="Times New Roman" w:hint="default"/>
+              <w:spacing w:line="290" w:lineRule="atLeast" w:before="0" w:after="0"/>
+              <w:rPr>
+                <w:rFonts w:ascii="Times New Roman" w:hAnsi="Times New Roman"/>
                 <w:sz w:val="21"/>
               </w:rPr>
             </w:pPr>
@@ -1640,7 +1625,7 @@
         <w:tc>
           <w:tcPr>
             <w:tcW w:w="4600" w:type="dxa"/>
-            <w:gridSpan w:val="2"/>
+            <w:gridSpan w:val="4"/>
             <w:tcBorders>
               <w:top w:val="nil"/>
               <w:left w:val="nil"/>
@@ -1657,9 +1642,9 @@
           </w:tcPr>
           <w:p>
             <w:pPr>
-              <w:spacing w:line="290" w:lineRule="atLeast"/>
-              <w:rPr>
-                <w:rFonts w:ascii="Times New Roman" w:hAnsi="Times New Roman" w:hint="default"/>
+              <w:spacing w:line="290" w:lineRule="atLeast" w:before="0" w:after="0"/>
+              <w:rPr>
+                <w:rFonts w:ascii="Times New Roman" w:hAnsi="Times New Roman"/>
                 <w:sz w:val="21"/>
               </w:rPr>
             </w:pPr>
@@ -1670,7 +1655,7 @@
                 <w:bCs/>
                 <w:sz w:val="21"/>
               </w:rPr>
-              <w:t>生成式</w:t>
+              <w:t xml:space="preserve">生成式</w:t>
             </w:r>
             <w:r>
               <w:rPr>
@@ -1679,7 +1664,7 @@
                 <w:bCs/>
                 <w:sz w:val="21"/>
               </w:rPr>
-              <w:t>AI</w:t>
+              <w:t xml:space="preserve">AI</w:t>
             </w:r>
             <w:r>
               <w:rPr>
@@ -1688,13 +1673,14 @@
                 <w:bCs/>
                 <w:sz w:val="21"/>
               </w:rPr>
-              <w:t>在电商场景中的应用机制研究</w:t>
+              <w:t xml:space="preserve">在电商场景中的应用机制研究</w:t>
             </w:r>
           </w:p>
         </w:tc>
         <w:tc>
           <w:tcPr>
             <w:tcW w:w="2693" w:type="dxa"/>
+            <w:gridSpan w:val="2"/>
             <w:tcBorders>
               <w:top w:val="nil"/>
               <w:left w:val="nil"/>
@@ -1705,9 +1691,9 @@
           </w:tcPr>
           <w:p>
             <w:pPr>
-              <w:spacing w:line="290" w:lineRule="atLeast"/>
-              <w:rPr>
-                <w:rFonts w:ascii="Times New Roman" w:eastAsia="等线" w:hAnsi="Times New Roman" w:hint="default"/>
+              <w:spacing w:line="290" w:lineRule="atLeast" w:before="0" w:after="0"/>
+              <w:rPr>
+                <w:rFonts w:ascii="Times New Roman" w:eastAsia="等线" w:hAnsi="Times New Roman"/>
                 <w:b/>
                 <w:bCs/>
                 <w:sz w:val="21"/>
@@ -1720,7 +1706,7 @@
                 <w:bCs/>
                 <w:sz w:val="21"/>
               </w:rPr>
-              <w:t>项目负责人</w:t>
+              <w:t xml:space="preserve">独立完成</w:t>
             </w:r>
           </w:p>
         </w:tc>
@@ -1737,7 +1723,7 @@
           </w:tcPr>
           <w:p>
             <w:pPr>
-              <w:spacing w:line="290" w:lineRule="atLeast"/>
+              <w:spacing w:line="290" w:lineRule="atLeast" w:before="0" w:after="0"/>
               <w:rPr>
                 <w:rFonts w:ascii="Times New Roman" w:eastAsia="等线" w:hAnsi="Times New Roman" w:hint="default"/>
                 <w:b/>
@@ -1752,14 +1738,14 @@
                 <w:bCs/>
                 <w:sz w:val="21"/>
               </w:rPr>
-              <w:t>2025.10-2025.12</w:t>
+              <w:t xml:space="preserve">2025.10-2025.12</w:t>
             </w:r>
           </w:p>
         </w:tc>
       </w:tr>
       <w:tr>
         <w:trPr>
-          <w:gridAfter w:val="1"/>
+          <w:gridAfter w:val="2"/>
           <w:wAfter w:w="880" w:type="dxa"/>
           <w:jc w:val="center"/>
         </w:trPr>
@@ -1782,9 +1768,9 @@
           </w:tcPr>
           <w:p>
             <w:pPr>
-              <w:spacing w:line="290" w:lineRule="atLeast"/>
-              <w:rPr>
-                <w:rFonts w:ascii="Times New Roman" w:hAnsi="Times New Roman" w:hint="default"/>
+              <w:spacing w:line="290" w:lineRule="atLeast" w:before="0" w:after="0"/>
+              <w:rPr>
+                <w:rFonts w:ascii="Times New Roman" w:hAnsi="Times New Roman"/>
                 <w:sz w:val="21"/>
               </w:rPr>
             </w:pPr>
@@ -1793,7 +1779,7 @@
         <w:tc>
           <w:tcPr>
             <w:tcW w:w="10048" w:type="dxa"/>
-            <w:gridSpan w:val="4"/>
+            <w:gridSpan w:val="7"/>
             <w:tcBorders>
               <w:top w:val="nil"/>
               <w:left w:val="nil"/>
@@ -1814,7 +1800,7 @@
                 <w:ilvl w:val="0"/>
                 <w:numId w:val="9"/>
               </w:numPr>
-              <w:spacing w:line="290" w:lineRule="atLeast"/>
+              <w:spacing w:line="290" w:lineRule="atLeast" w:before="0" w:after="0"/>
               <w:rPr>
                 <w:rFonts w:ascii="Times New Roman" w:eastAsia="宋体" w:hAnsi="Times New Roman" w:cs="宋体" w:hint="default"/>
                 <w:sz w:val="21"/>
@@ -1825,140 +1811,119 @@
                 <w:rFonts w:ascii="Times New Roman" w:eastAsia="宋体" w:hAnsi="Times New Roman" w:cs="宋体"/>
                 <w:sz w:val="21"/>
               </w:rPr>
-              <w:t>基于</w:t>
-            </w:r>
-            <w:r>
-              <w:rPr>
-                <w:rFonts w:ascii="Times New Roman" w:eastAsia="宋体" w:hAnsi="Times New Roman"/>
-                <w:sz w:val="21"/>
-              </w:rPr>
-              <w:t>TAM</w:t>
-            </w:r>
-            <w:r>
-              <w:rPr>
-                <w:rFonts w:ascii="Times New Roman" w:eastAsia="宋体" w:hAnsi="Times New Roman" w:cs="宋体"/>
-                <w:sz w:val="21"/>
-              </w:rPr>
-              <w:t>模型设计</w:t>
-            </w:r>
-            <w:r>
-              <w:rPr>
-                <w:rFonts w:ascii="Times New Roman" w:eastAsia="宋体" w:hAnsi="Times New Roman"/>
-                <w:sz w:val="21"/>
-              </w:rPr>
-              <w:t>7</w:t>
-            </w:r>
-            <w:r>
-              <w:rPr>
-                <w:rFonts w:ascii="Times New Roman" w:eastAsia="宋体" w:hAnsi="Times New Roman" w:cs="宋体"/>
-                <w:sz w:val="21"/>
-              </w:rPr>
-              <w:t>点李克特量表问卷，回收</w:t>
-            </w:r>
-            <w:r>
-              <w:rPr>
-                <w:rFonts w:ascii="Times New Roman" w:eastAsia="宋体" w:hAnsi="Times New Roman"/>
-                <w:sz w:val="21"/>
-              </w:rPr>
-              <w:t>328</w:t>
-            </w:r>
-            <w:r>
-              <w:rPr>
-                <w:rFonts w:ascii="Times New Roman" w:eastAsia="宋体" w:hAnsi="Times New Roman" w:cs="宋体"/>
-                <w:sz w:val="21"/>
-              </w:rPr>
-              <w:t>份有效样本，用</w:t>
-            </w:r>
-            <w:r>
-              <w:rPr>
-                <w:rFonts w:ascii="Times New Roman" w:eastAsia="宋体" w:hAnsi="Times New Roman"/>
-                <w:sz w:val="21"/>
-              </w:rPr>
-              <w:t>SPSS</w:t>
-            </w:r>
-            <w:r>
-              <w:rPr>
-                <w:rFonts w:ascii="Times New Roman" w:eastAsia="宋体" w:hAnsi="Times New Roman" w:cs="宋体"/>
-                <w:sz w:val="21"/>
-              </w:rPr>
-              <w:t>和</w:t>
-            </w:r>
-            <w:r>
-              <w:rPr>
-                <w:rFonts w:ascii="Times New Roman" w:eastAsia="宋体" w:hAnsi="Times New Roman"/>
-                <w:sz w:val="21"/>
-              </w:rPr>
-              <w:t>Python</w:t>
-            </w:r>
-            <w:r>
-              <w:rPr>
-                <w:rFonts w:ascii="Times New Roman" w:eastAsia="宋体" w:hAnsi="Times New Roman" w:cs="宋体"/>
-                <w:sz w:val="21"/>
-              </w:rPr>
-              <w:t>完成统计分析；验证交互性（</w:t>
-            </w:r>
-            <w:r>
-              <w:rPr>
-                <w:rFonts w:ascii="Times New Roman" w:eastAsia="宋体" w:hAnsi="Times New Roman"/>
-                <w:sz w:val="21"/>
-              </w:rPr>
-              <w:t>β</w:t>
-            </w:r>
-            <w:r>
-              <w:rPr>
-                <w:rFonts w:ascii="Times New Roman" w:eastAsia="宋体" w:hAnsi="Times New Roman"/>
-                <w:sz w:val="21"/>
-              </w:rPr>
-              <w:t>=0.42</w:t>
-            </w:r>
-            <w:r>
-              <w:rPr>
-                <w:rFonts w:ascii="Times New Roman" w:eastAsia="宋体" w:hAnsi="Times New Roman" w:cs="宋体"/>
-                <w:sz w:val="21"/>
-              </w:rPr>
-              <w:t>）、个性化（</w:t>
-            </w:r>
-            <w:r>
-              <w:rPr>
-                <w:rFonts w:ascii="Times New Roman" w:eastAsia="宋体" w:hAnsi="Times New Roman"/>
-                <w:sz w:val="21"/>
-              </w:rPr>
-              <w:t>β</w:t>
-            </w:r>
-            <w:r>
-              <w:rPr>
-                <w:rFonts w:ascii="Times New Roman" w:eastAsia="宋体" w:hAnsi="Times New Roman"/>
-                <w:sz w:val="21"/>
-              </w:rPr>
-              <w:t>=0.38</w:t>
-            </w:r>
-            <w:r>
-              <w:rPr>
-                <w:rFonts w:ascii="Times New Roman" w:eastAsia="宋体" w:hAnsi="Times New Roman" w:cs="宋体"/>
-                <w:sz w:val="21"/>
-              </w:rPr>
-              <w:t>）、自主性（</w:t>
-            </w:r>
-            <w:r>
-              <w:rPr>
-                <w:rFonts w:ascii="Times New Roman" w:eastAsia="宋体" w:hAnsi="Times New Roman"/>
-                <w:sz w:val="21"/>
-              </w:rPr>
-              <w:t>β</w:t>
-            </w:r>
-            <w:r>
-              <w:rPr>
-                <w:rFonts w:ascii="Times New Roman" w:eastAsia="宋体" w:hAnsi="Times New Roman"/>
-                <w:sz w:val="21"/>
-              </w:rPr>
-              <w:t>=0.31</w:t>
-            </w:r>
-            <w:r>
-              <w:rPr>
-                <w:rFonts w:ascii="Times New Roman" w:eastAsia="宋体" w:hAnsi="Times New Roman" w:cs="宋体"/>
-                <w:sz w:val="21"/>
-              </w:rPr>
-              <w:t>）显著正向影响用户感知价值，识别问题识别准确性、智能解决能力为核心影响因素</w:t>
+              <w:t xml:space="preserve">基于</w:t>
+            </w:r>
+            <w:r>
+              <w:rPr>
+                <w:rFonts w:eastAsia="宋体" w:ascii="Times New Roman" w:hAnsi="Times New Roman"/>
+                <w:sz w:val="21"/>
+              </w:rPr>
+              <w:t xml:space="preserve">TAM</w:t>
+            </w:r>
+            <w:r>
+              <w:rPr>
+                <w:rFonts w:ascii="Times New Roman" w:eastAsia="宋体" w:hAnsi="Times New Roman" w:cs="宋体"/>
+                <w:sz w:val="21"/>
+              </w:rPr>
+              <w:t xml:space="preserve">模型设计</w:t>
+            </w:r>
+            <w:r>
+              <w:rPr>
+                <w:rFonts w:eastAsia="宋体" w:ascii="Times New Roman" w:hAnsi="Times New Roman"/>
+                <w:sz w:val="21"/>
+              </w:rPr>
+              <w:t xml:space="preserve">7</w:t>
+            </w:r>
+            <w:r>
+              <w:rPr>
+                <w:rFonts w:ascii="Times New Roman" w:eastAsia="宋体" w:hAnsi="Times New Roman" w:cs="宋体"/>
+                <w:sz w:val="21"/>
+              </w:rPr>
+              <w:t xml:space="preserve">点李克特量表问卷，回收</w:t>
+            </w:r>
+            <w:r>
+              <w:rPr>
+                <w:rFonts w:eastAsia="宋体" w:ascii="Times New Roman" w:hAnsi="Times New Roman"/>
+                <w:sz w:val="21"/>
+              </w:rPr>
+              <w:t xml:space="preserve">328</w:t>
+            </w:r>
+            <w:r>
+              <w:rPr>
+                <w:rFonts w:ascii="Times New Roman" w:eastAsia="宋体" w:hAnsi="Times New Roman" w:cs="宋体"/>
+                <w:sz w:val="21"/>
+              </w:rPr>
+              <w:t xml:space="preserve">份有效样本，用</w:t>
+            </w:r>
+            <w:r>
+              <w:rPr>
+                <w:rFonts w:eastAsia="宋体" w:ascii="Times New Roman" w:hAnsi="Times New Roman"/>
+                <w:sz w:val="21"/>
+              </w:rPr>
+              <w:t xml:space="preserve">SPSS</w:t>
+            </w:r>
+            <w:r>
+              <w:rPr>
+                <w:rFonts w:ascii="Times New Roman" w:eastAsia="宋体" w:hAnsi="Times New Roman" w:cs="宋体"/>
+                <w:sz w:val="21"/>
+              </w:rPr>
+              <w:t xml:space="preserve">和</w:t>
+            </w:r>
+            <w:r>
+              <w:rPr>
+                <w:rFonts w:eastAsia="宋体" w:ascii="Times New Roman" w:hAnsi="Times New Roman"/>
+                <w:sz w:val="21"/>
+              </w:rPr>
+              <w:t xml:space="preserve">Python</w:t>
+            </w:r>
+            <w:r>
+              <w:rPr>
+                <w:rFonts w:ascii="Times New Roman" w:eastAsia="宋体" w:hAnsi="Times New Roman" w:cs="宋体"/>
+                <w:sz w:val="21"/>
+              </w:rPr>
+              <w:t xml:space="preserve">完成统计分析；验证交互性（</w:t>
+            </w:r>
+            <w:r>
+              <w:rPr>
+                <w:rFonts w:eastAsia="宋体" w:ascii="Times New Roman" w:hAnsi="Times New Roman"/>
+                <w:sz w:val="21"/>
+              </w:rPr>
+              <w:t xml:space="preserve">β=0.42</w:t>
+            </w:r>
+            <w:r>
+              <w:rPr>
+                <w:rFonts w:ascii="Times New Roman" w:eastAsia="宋体" w:hAnsi="Times New Roman" w:cs="宋体"/>
+                <w:sz w:val="21"/>
+              </w:rPr>
+              <w:t xml:space="preserve">）、个性化（</w:t>
+            </w:r>
+            <w:r>
+              <w:rPr>
+                <w:rFonts w:eastAsia="宋体" w:ascii="Times New Roman" w:hAnsi="Times New Roman"/>
+                <w:sz w:val="21"/>
+              </w:rPr>
+              <w:t xml:space="preserve">β=0.38</w:t>
+            </w:r>
+            <w:r>
+              <w:rPr>
+                <w:rFonts w:ascii="Times New Roman" w:eastAsia="宋体" w:hAnsi="Times New Roman" w:cs="宋体"/>
+                <w:sz w:val="21"/>
+              </w:rPr>
+              <w:t xml:space="preserve">）、自主性（</w:t>
+            </w:r>
+            <w:r>
+              <w:rPr>
+                <w:rFonts w:eastAsia="宋体" w:ascii="Times New Roman" w:hAnsi="Times New Roman"/>
+                <w:sz w:val="21"/>
+              </w:rPr>
+              <w:t xml:space="preserve">β=0.31</w:t>
+            </w:r>
+            <w:r>
+              <w:rPr>
+                <w:rFonts w:ascii="Times New Roman" w:eastAsia="宋体" w:hAnsi="Times New Roman" w:cs="宋体"/>
+                <w:sz w:val="21"/>
+              </w:rPr>
+              <w:t xml:space="preserve">）显著正向影响用户感知价值，识别问题识别准确性、智能解决能力为核心影响因素</w:t>
             </w:r>
           </w:p>
           <w:p>
@@ -1967,7 +1932,7 @@
                 <w:ilvl w:val="0"/>
                 <w:numId w:val="9"/>
               </w:numPr>
-              <w:spacing w:line="290" w:lineRule="atLeast"/>
+              <w:spacing w:line="290" w:lineRule="atLeast" w:before="0" w:after="0"/>
               <w:rPr>
                 <w:rFonts w:ascii="Times New Roman" w:eastAsia="宋体" w:hAnsi="Times New Roman" w:cs="宋体" w:hint="default"/>
                 <w:sz w:val="21"/>
@@ -1978,56 +1943,56 @@
                 <w:rFonts w:ascii="Times New Roman" w:eastAsia="宋体" w:hAnsi="Times New Roman" w:cs="宋体"/>
                 <w:sz w:val="21"/>
               </w:rPr>
-              <w:t>发现用户智能体验起关键中介作用，感知增强维度贡献率</w:t>
-            </w:r>
-            <w:r>
-              <w:rPr>
-                <w:rFonts w:ascii="Times New Roman" w:eastAsia="宋体" w:hAnsi="Times New Roman"/>
-                <w:sz w:val="21"/>
-              </w:rPr>
-              <w:t>63%</w:t>
-            </w:r>
-            <w:r>
-              <w:rPr>
-                <w:rFonts w:ascii="Times New Roman" w:eastAsia="宋体" w:hAnsi="Times New Roman" w:cs="宋体"/>
-                <w:sz w:val="21"/>
-              </w:rPr>
-              <w:t>；高复杂度场景下信任阈值提高</w:t>
-            </w:r>
-            <w:r>
-              <w:rPr>
-                <w:rFonts w:ascii="Times New Roman" w:eastAsia="宋体" w:hAnsi="Times New Roman"/>
-                <w:sz w:val="21"/>
-              </w:rPr>
-              <w:t>32%</w:t>
-            </w:r>
-            <w:r>
-              <w:rPr>
-                <w:rFonts w:ascii="Times New Roman" w:eastAsia="宋体" w:hAnsi="Times New Roman" w:cs="宋体"/>
-                <w:sz w:val="21"/>
-              </w:rPr>
-              <w:t>，为电商</w:t>
-            </w:r>
-            <w:r>
-              <w:rPr>
-                <w:rFonts w:ascii="Times New Roman" w:eastAsia="宋体" w:hAnsi="Times New Roman"/>
-                <w:sz w:val="21"/>
-              </w:rPr>
-              <w:t>AI</w:t>
-            </w:r>
-            <w:r>
-              <w:rPr>
-                <w:rFonts w:ascii="Times New Roman" w:eastAsia="宋体" w:hAnsi="Times New Roman" w:cs="宋体"/>
-                <w:sz w:val="21"/>
-              </w:rPr>
-              <w:t>客服优化提供参考</w:t>
+              <w:t xml:space="preserve">发现用户智能体验起关键中介作用，感知增强维度贡献率</w:t>
+            </w:r>
+            <w:r>
+              <w:rPr>
+                <w:rFonts w:eastAsia="宋体" w:ascii="Times New Roman" w:hAnsi="Times New Roman"/>
+                <w:sz w:val="21"/>
+              </w:rPr>
+              <w:t xml:space="preserve">63%</w:t>
+            </w:r>
+            <w:r>
+              <w:rPr>
+                <w:rFonts w:ascii="Times New Roman" w:eastAsia="宋体" w:hAnsi="Times New Roman" w:cs="宋体"/>
+                <w:sz w:val="21"/>
+              </w:rPr>
+              <w:t xml:space="preserve">；高复杂度场景下信任阈值提高</w:t>
+            </w:r>
+            <w:r>
+              <w:rPr>
+                <w:rFonts w:eastAsia="宋体" w:ascii="Times New Roman" w:hAnsi="Times New Roman"/>
+                <w:sz w:val="21"/>
+              </w:rPr>
+              <w:t xml:space="preserve">32%</w:t>
+            </w:r>
+            <w:r>
+              <w:rPr>
+                <w:rFonts w:ascii="Times New Roman" w:eastAsia="宋体" w:hAnsi="Times New Roman" w:cs="宋体"/>
+                <w:sz w:val="21"/>
+              </w:rPr>
+              <w:t xml:space="preserve">，为电商</w:t>
+            </w:r>
+            <w:r>
+              <w:rPr>
+                <w:rFonts w:eastAsia="宋体" w:ascii="Times New Roman" w:hAnsi="Times New Roman"/>
+                <w:sz w:val="21"/>
+              </w:rPr>
+              <w:t xml:space="preserve">AI</w:t>
+            </w:r>
+            <w:r>
+              <w:rPr>
+                <w:rFonts w:ascii="Times New Roman" w:eastAsia="宋体" w:hAnsi="Times New Roman" w:cs="宋体"/>
+                <w:sz w:val="21"/>
+              </w:rPr>
+              <w:t xml:space="preserve">客服优化提供参考</w:t>
             </w:r>
           </w:p>
         </w:tc>
       </w:tr>
       <w:tr>
         <w:trPr>
-          <w:gridAfter w:val="1"/>
+          <w:gridAfter w:val="2"/>
           <w:wAfter w:w="880" w:type="dxa"/>
           <w:jc w:val="center"/>
         </w:trPr>
@@ -2050,9 +2015,9 @@
           </w:tcPr>
           <w:p>
             <w:pPr>
-              <w:spacing w:line="290" w:lineRule="atLeast"/>
-              <w:rPr>
-                <w:rFonts w:ascii="Times New Roman" w:hAnsi="Times New Roman" w:hint="default"/>
+              <w:spacing w:line="290" w:lineRule="atLeast" w:before="0" w:after="0"/>
+              <w:rPr>
+                <w:rFonts w:ascii="Times New Roman" w:hAnsi="Times New Roman"/>
                 <w:sz w:val="21"/>
               </w:rPr>
             </w:pPr>
@@ -2061,7 +2026,7 @@
         <w:tc>
           <w:tcPr>
             <w:tcW w:w="4600" w:type="dxa"/>
-            <w:gridSpan w:val="2"/>
+            <w:gridSpan w:val="4"/>
             <w:tcBorders>
               <w:top w:val="nil"/>
               <w:left w:val="nil"/>
@@ -2078,9 +2043,9 @@
           </w:tcPr>
           <w:p>
             <w:pPr>
-              <w:spacing w:line="290" w:lineRule="atLeast"/>
-              <w:rPr>
-                <w:rFonts w:ascii="Times New Roman" w:hAnsi="Times New Roman" w:hint="default"/>
+              <w:spacing w:line="290" w:lineRule="atLeast" w:before="0" w:after="0"/>
+              <w:rPr>
+                <w:rFonts w:ascii="Times New Roman" w:hAnsi="Times New Roman"/>
                 <w:sz w:val="21"/>
               </w:rPr>
             </w:pPr>
@@ -2091,13 +2056,14 @@
                 <w:bCs/>
                 <w:sz w:val="21"/>
               </w:rPr>
-              <w:t>银行电话营销客户响应行为分析</w:t>
+              <w:t xml:space="preserve">银行电话营销客户响应行为分析</w:t>
             </w:r>
           </w:p>
         </w:tc>
         <w:tc>
           <w:tcPr>
             <w:tcW w:w="2693" w:type="dxa"/>
+            <w:gridSpan w:val="2"/>
             <w:tcBorders>
               <w:top w:val="nil"/>
               <w:left w:val="nil"/>
@@ -2108,9 +2074,9 @@
           </w:tcPr>
           <w:p>
             <w:pPr>
-              <w:spacing w:line="290" w:lineRule="atLeast"/>
-              <w:rPr>
-                <w:rFonts w:ascii="Times New Roman" w:eastAsia="等线" w:hAnsi="Times New Roman" w:hint="default"/>
+              <w:spacing w:line="290" w:lineRule="atLeast" w:before="0" w:after="0"/>
+              <w:rPr>
+                <w:rFonts w:ascii="Times New Roman" w:eastAsia="等线" w:hAnsi="Times New Roman"/>
                 <w:b/>
                 <w:bCs/>
                 <w:sz w:val="21"/>
@@ -2123,7 +2089,7 @@
                 <w:bCs/>
                 <w:sz w:val="21"/>
               </w:rPr>
-              <w:t>项目负责人</w:t>
+              <w:t xml:space="preserve">独立完成</w:t>
             </w:r>
           </w:p>
         </w:tc>
@@ -2140,7 +2106,7 @@
           </w:tcPr>
           <w:p>
             <w:pPr>
-              <w:spacing w:line="290" w:lineRule="atLeast"/>
+              <w:spacing w:line="290" w:lineRule="atLeast" w:before="0" w:after="0"/>
               <w:rPr>
                 <w:rFonts w:ascii="Times New Roman" w:eastAsia="等线" w:hAnsi="Times New Roman" w:hint="default"/>
                 <w:b/>
@@ -2155,14 +2121,14 @@
                 <w:bCs/>
                 <w:sz w:val="21"/>
               </w:rPr>
-              <w:t>2026.04-2026.06</w:t>
+              <w:t xml:space="preserve">2026.04-2026.06</w:t>
             </w:r>
           </w:p>
         </w:tc>
       </w:tr>
       <w:tr>
         <w:trPr>
-          <w:gridAfter w:val="1"/>
+          <w:gridAfter w:val="2"/>
           <w:wAfter w:w="880" w:type="dxa"/>
           <w:jc w:val="center"/>
         </w:trPr>
@@ -2185,9 +2151,9 @@
           </w:tcPr>
           <w:p>
             <w:pPr>
-              <w:spacing w:line="290" w:lineRule="atLeast"/>
-              <w:rPr>
-                <w:rFonts w:ascii="Times New Roman" w:hAnsi="Times New Roman" w:hint="default"/>
+              <w:spacing w:line="290" w:lineRule="atLeast" w:before="0" w:after="0"/>
+              <w:rPr>
+                <w:rFonts w:ascii="Times New Roman" w:hAnsi="Times New Roman"/>
                 <w:sz w:val="21"/>
               </w:rPr>
             </w:pPr>
@@ -2196,7 +2162,7 @@
         <w:tc>
           <w:tcPr>
             <w:tcW w:w="10048" w:type="dxa"/>
-            <w:gridSpan w:val="4"/>
+            <w:gridSpan w:val="7"/>
             <w:tcBorders>
               <w:top w:val="nil"/>
               <w:left w:val="nil"/>
@@ -2217,7 +2183,7 @@
                 <w:ilvl w:val="0"/>
                 <w:numId w:val="9"/>
               </w:numPr>
-              <w:spacing w:line="290" w:lineRule="atLeast"/>
+              <w:spacing w:line="290" w:lineRule="atLeast" w:before="0" w:after="0"/>
               <w:rPr>
                 <w:rFonts w:ascii="Times New Roman" w:eastAsia="宋体" w:hAnsi="Times New Roman" w:cs="宋体" w:hint="default"/>
                 <w:sz w:val="21"/>
@@ -2228,35 +2194,35 @@
                 <w:rFonts w:ascii="Times New Roman" w:eastAsia="宋体" w:hAnsi="Times New Roman" w:cs="宋体"/>
                 <w:sz w:val="21"/>
               </w:rPr>
-              <w:t>基于</w:t>
-            </w:r>
-            <w:r>
-              <w:rPr>
-                <w:rFonts w:ascii="Times New Roman" w:eastAsia="宋体" w:hAnsi="Times New Roman"/>
-                <w:sz w:val="21"/>
-              </w:rPr>
-              <w:t>45211</w:t>
-            </w:r>
-            <w:r>
-              <w:rPr>
-                <w:rFonts w:ascii="Times New Roman" w:eastAsia="宋体" w:hAnsi="Times New Roman" w:cs="宋体"/>
-                <w:sz w:val="21"/>
-              </w:rPr>
-              <w:t>条葡萄牙银行真实营销数据，用</w:t>
-            </w:r>
-            <w:r>
-              <w:rPr>
-                <w:rFonts w:ascii="Times New Roman" w:eastAsia="宋体" w:hAnsi="Times New Roman"/>
-                <w:sz w:val="21"/>
-              </w:rPr>
-              <w:t>R</w:t>
-            </w:r>
-            <w:r>
-              <w:rPr>
-                <w:rFonts w:ascii="Times New Roman" w:eastAsia="宋体" w:hAnsi="Times New Roman" w:cs="宋体"/>
-                <w:sz w:val="21"/>
-              </w:rPr>
-              <w:t>完成缺失值与异常值清洗，对年龄、职业、营销频次等字段做多维度分层统计</w:t>
+              <w:t xml:space="preserve">基于</w:t>
+            </w:r>
+            <w:r>
+              <w:rPr>
+                <w:rFonts w:eastAsia="宋体" w:ascii="Times New Roman" w:hAnsi="Times New Roman"/>
+                <w:sz w:val="21"/>
+              </w:rPr>
+              <w:t xml:space="preserve">45211</w:t>
+            </w:r>
+            <w:r>
+              <w:rPr>
+                <w:rFonts w:ascii="Times New Roman" w:eastAsia="宋体" w:hAnsi="Times New Roman" w:cs="宋体"/>
+                <w:sz w:val="21"/>
+              </w:rPr>
+              <w:t xml:space="preserve">条葡萄牙银行真实营销数据，用</w:t>
+            </w:r>
+            <w:r>
+              <w:rPr>
+                <w:rFonts w:eastAsia="宋体" w:ascii="Times New Roman" w:hAnsi="Times New Roman"/>
+                <w:sz w:val="21"/>
+              </w:rPr>
+              <w:t xml:space="preserve">R</w:t>
+            </w:r>
+            <w:r>
+              <w:rPr>
+                <w:rFonts w:ascii="Times New Roman" w:eastAsia="宋体" w:hAnsi="Times New Roman" w:cs="宋体"/>
+                <w:sz w:val="21"/>
+              </w:rPr>
+              <w:t xml:space="preserve">完成缺失值与异常值清洗，对年龄、职业、营销频次等字段做多维度分层统计</w:t>
             </w:r>
           </w:p>
           <w:p>
@@ -2265,7 +2231,7 @@
                 <w:ilvl w:val="0"/>
                 <w:numId w:val="9"/>
               </w:numPr>
-              <w:spacing w:line="290" w:lineRule="atLeast"/>
+              <w:spacing w:line="290" w:lineRule="atLeast" w:before="0" w:after="0"/>
               <w:rPr>
                 <w:rFonts w:ascii="Times New Roman" w:eastAsia="宋体" w:hAnsi="Times New Roman" w:cs="宋体" w:hint="default"/>
                 <w:sz w:val="21"/>
@@ -2276,14 +2242,14 @@
                 <w:rFonts w:ascii="Times New Roman" w:eastAsia="宋体" w:hAnsi="Times New Roman" w:cs="宋体"/>
                 <w:sz w:val="21"/>
               </w:rPr>
-              <w:t>独立绘制帕累托图、相关性热力图、订阅转化率瀑布图，通过多维度统计呈现客户群体响应差异，识别关键影响变量，为客户分群与营销资源分配提供数据支撑</w:t>
+              <w:t xml:space="preserve">独立绘制帕累托图、相关性热力图、订阅转化率瀑布图，通过多维度统计呈现客户群体响应差异，识别关键影响变量，为客户分群与营销资源分配提供数据支撑</w:t>
             </w:r>
           </w:p>
         </w:tc>
       </w:tr>
       <w:tr>
         <w:trPr>
-          <w:gridAfter w:val="1"/>
+          <w:gridAfter w:val="2"/>
           <w:wAfter w:w="880" w:type="dxa"/>
           <w:jc w:val="center"/>
         </w:trPr>
@@ -2306,9 +2272,9 @@
           </w:tcPr>
           <w:p>
             <w:pPr>
-              <w:spacing w:line="290" w:lineRule="atLeast"/>
-              <w:rPr>
-                <w:rFonts w:ascii="Times New Roman" w:hAnsi="Times New Roman" w:hint="default"/>
+              <w:spacing w:line="290" w:lineRule="atLeast" w:before="0" w:after="0"/>
+              <w:rPr>
+                <w:rFonts w:ascii="Times New Roman" w:hAnsi="Times New Roman"/>
                 <w:sz w:val="21"/>
               </w:rPr>
             </w:pPr>
@@ -2317,7 +2283,7 @@
         <w:tc>
           <w:tcPr>
             <w:tcW w:w="4600" w:type="dxa"/>
-            <w:gridSpan w:val="2"/>
+            <w:gridSpan w:val="4"/>
             <w:tcBorders>
               <w:top w:val="nil"/>
               <w:left w:val="nil"/>
@@ -2334,9 +2300,9 @@
           </w:tcPr>
           <w:p>
             <w:pPr>
-              <w:spacing w:line="290" w:lineRule="atLeast"/>
-              <w:rPr>
-                <w:rFonts w:ascii="Times New Roman" w:hAnsi="Times New Roman" w:hint="default"/>
+              <w:spacing w:line="290" w:lineRule="atLeast" w:before="0" w:after="0"/>
+              <w:rPr>
+                <w:rFonts w:ascii="Times New Roman" w:hAnsi="Times New Roman"/>
                 <w:sz w:val="21"/>
               </w:rPr>
             </w:pPr>
@@ -2347,7 +2313,7 @@
                 <w:bCs/>
                 <w:sz w:val="21"/>
               </w:rPr>
-              <w:t>ERP</w:t>
+              <w:t xml:space="preserve">ERP</w:t>
             </w:r>
             <w:r>
               <w:rPr>
@@ -2356,13 +2322,14 @@
                 <w:bCs/>
                 <w:sz w:val="21"/>
               </w:rPr>
-              <w:t>供应链全流程模拟操作</w:t>
+              <w:t xml:space="preserve">供应链全流程模拟操作</w:t>
             </w:r>
           </w:p>
         </w:tc>
         <w:tc>
           <w:tcPr>
             <w:tcW w:w="2693" w:type="dxa"/>
+            <w:gridSpan w:val="2"/>
             <w:tcBorders>
               <w:top w:val="nil"/>
               <w:left w:val="nil"/>
@@ -2373,9 +2340,9 @@
           </w:tcPr>
           <w:p>
             <w:pPr>
-              <w:spacing w:line="290" w:lineRule="atLeast"/>
-              <w:rPr>
-                <w:rFonts w:ascii="Times New Roman" w:eastAsia="等线" w:hAnsi="Times New Roman" w:hint="default"/>
+              <w:spacing w:line="290" w:lineRule="atLeast" w:before="0" w:after="0"/>
+              <w:rPr>
+                <w:rFonts w:ascii="Times New Roman" w:eastAsia="等线" w:hAnsi="Times New Roman"/>
                 <w:b/>
                 <w:bCs/>
                 <w:sz w:val="21"/>
@@ -2388,7 +2355,7 @@
                 <w:bCs/>
                 <w:sz w:val="21"/>
               </w:rPr>
-              <w:t>课程实验・账套主管</w:t>
+              <w:t xml:space="preserve">课程实验・账套主管</w:t>
             </w:r>
           </w:p>
         </w:tc>
@@ -2405,7 +2372,7 @@
           </w:tcPr>
           <w:p>
             <w:pPr>
-              <w:spacing w:line="290" w:lineRule="atLeast"/>
+              <w:spacing w:line="290" w:lineRule="atLeast" w:before="0" w:after="0"/>
               <w:rPr>
                 <w:rFonts w:ascii="Times New Roman" w:eastAsia="等线" w:hAnsi="Times New Roman" w:hint="default"/>
                 <w:b/>
@@ -2420,14 +2387,14 @@
                 <w:bCs/>
                 <w:sz w:val="21"/>
               </w:rPr>
-              <w:t>2025.03-2025.07</w:t>
+              <w:t xml:space="preserve">2025.03-2025.07</w:t>
             </w:r>
           </w:p>
         </w:tc>
       </w:tr>
       <w:tr>
         <w:trPr>
-          <w:gridAfter w:val="1"/>
+          <w:gridAfter w:val="2"/>
           <w:wAfter w:w="880" w:type="dxa"/>
           <w:jc w:val="center"/>
         </w:trPr>
@@ -2450,9 +2417,9 @@
           </w:tcPr>
           <w:p>
             <w:pPr>
-              <w:spacing w:line="290" w:lineRule="atLeast"/>
-              <w:rPr>
-                <w:rFonts w:ascii="Times New Roman" w:hAnsi="Times New Roman" w:hint="default"/>
+              <w:spacing w:line="290" w:lineRule="atLeast" w:before="0" w:after="0"/>
+              <w:rPr>
+                <w:rFonts w:ascii="Times New Roman" w:hAnsi="Times New Roman"/>
                 <w:sz w:val="21"/>
               </w:rPr>
             </w:pPr>
@@ -2461,7 +2428,7 @@
         <w:tc>
           <w:tcPr>
             <w:tcW w:w="10048" w:type="dxa"/>
-            <w:gridSpan w:val="4"/>
+            <w:gridSpan w:val="7"/>
             <w:tcBorders>
               <w:top w:val="nil"/>
               <w:left w:val="nil"/>
@@ -2482,7 +2449,7 @@
                 <w:ilvl w:val="0"/>
                 <w:numId w:val="9"/>
               </w:numPr>
-              <w:spacing w:line="290" w:lineRule="atLeast"/>
+              <w:spacing w:line="290" w:lineRule="atLeast" w:before="0" w:after="0"/>
               <w:rPr>
                 <w:rFonts w:ascii="Times New Roman" w:eastAsia="宋体" w:hAnsi="Times New Roman" w:cs="宋体" w:hint="default"/>
                 <w:sz w:val="21"/>
@@ -2493,7 +2460,7 @@
                 <w:rFonts w:ascii="Times New Roman" w:eastAsia="宋体" w:hAnsi="Times New Roman" w:cs="宋体"/>
                 <w:sz w:val="21"/>
               </w:rPr>
-              <w:t>以账套主管角色，以模拟箱包贸易企业为对象，独立完成采购订单→到货入库→销售订单→发货出库→库存调拨→盘点→存货核算→收付款凭证全流程实操</w:t>
+              <w:t xml:space="preserve">以账套主管角色，以模拟箱包贸易企业为对象，独立完成采购订单→到货入库→销售订单→发货出库→库存调拨→盘点→存货核算→收付款凭证全流程实操</w:t>
             </w:r>
           </w:p>
           <w:p>
@@ -2502,7 +2469,7 @@
                 <w:ilvl w:val="0"/>
                 <w:numId w:val="9"/>
               </w:numPr>
-              <w:spacing w:line="290" w:lineRule="atLeast"/>
+              <w:spacing w:line="290" w:lineRule="atLeast" w:before="0" w:after="0"/>
               <w:rPr>
                 <w:rFonts w:ascii="Times New Roman" w:eastAsia="宋体" w:hAnsi="Times New Roman" w:cs="宋体" w:hint="default"/>
                 <w:sz w:val="21"/>
@@ -2513,35 +2480,35 @@
                 <w:rFonts w:ascii="Times New Roman" w:eastAsia="宋体" w:hAnsi="Times New Roman" w:cs="宋体"/>
                 <w:sz w:val="21"/>
               </w:rPr>
-              <w:t>梳理采购、销售、库存等模块间的数据流转与单据关联逻辑，理解</w:t>
-            </w:r>
-            <w:r>
-              <w:rPr>
-                <w:rFonts w:ascii="Times New Roman" w:eastAsia="宋体" w:hAnsi="Times New Roman"/>
-                <w:sz w:val="21"/>
-              </w:rPr>
-              <w:t>ERP</w:t>
-            </w:r>
-            <w:r>
-              <w:rPr>
-                <w:rFonts w:ascii="Times New Roman" w:eastAsia="宋体" w:hAnsi="Times New Roman" w:cs="宋体"/>
-                <w:sz w:val="21"/>
-              </w:rPr>
-              <w:t>系统供应链业务标准化运作机制</w:t>
+              <w:t xml:space="preserve">梳理采购、销售、库存等模块间的数据流转与单据关联逻辑，理解</w:t>
+            </w:r>
+            <w:r>
+              <w:rPr>
+                <w:rFonts w:eastAsia="宋体" w:ascii="Times New Roman" w:hAnsi="Times New Roman"/>
+                <w:sz w:val="21"/>
+              </w:rPr>
+              <w:t xml:space="preserve">ERP</w:t>
+            </w:r>
+            <w:r>
+              <w:rPr>
+                <w:rFonts w:ascii="Times New Roman" w:eastAsia="宋体" w:hAnsi="Times New Roman" w:cs="宋体"/>
+                <w:sz w:val="21"/>
+              </w:rPr>
+              <w:t xml:space="preserve">系统供应链业务标准化运作机制</w:t>
             </w:r>
           </w:p>
         </w:tc>
       </w:tr>
       <w:tr>
         <w:trPr>
-          <w:gridBefore w:val="2"/>
+          <w:gridBefore w:val="3"/>
           <w:wBefore w:w="879" w:type="dxa"/>
           <w:jc w:val="center"/>
         </w:trPr>
         <w:tc>
           <w:tcPr>
             <w:tcW w:w="10744" w:type="dxa"/>
-            <w:gridSpan w:val="4"/>
+            <w:gridSpan w:val="7"/>
             <w:tcBorders>
               <w:top w:val="nil"/>
               <w:left w:val="nil"/>
@@ -2559,10 +2526,7 @@
           </w:tcPr>
           <w:p>
             <w:pPr>
-              <w:spacing w:line="290" w:lineRule="atLeast"/>
-              <w:rPr>
-                <w:rFonts w:hint="default"/>
-              </w:rPr>
+              <w:spacing w:line="290" w:lineRule="atLeast" w:before="0" w:after="0"/>
             </w:pPr>
             <w:r>
               <w:rPr>
@@ -2576,27 +2540,26 @@
     </w:tbl>
     <w:p>
       <w:pPr>
-        <w:spacing w:line="290" w:lineRule="atLeast"/>
         <w:rPr>
-          <w:rFonts w:hint="default"/>
           <w:vanish/>
         </w:rPr>
+        <w:spacing w:line="290" w:lineRule="atLeast" w:before="0" w:after="0"/>
       </w:pPr>
     </w:p>
     <w:p>
       <w:pPr>
-        <w:spacing w:line="290" w:lineRule="atLeast"/>
         <w:rPr>
-          <w:rFonts w:hint="default"/>
           <w:vanish/>
           <w:sz w:val="21"/>
         </w:rPr>
+        <w:spacing w:line="290" w:lineRule="atLeast" w:before="0" w:after="0"/>
       </w:pPr>
     </w:p>
     <w:tbl>
       <w:tblPr>
         <w:tblW w:w="0" w:type="auto"/>
         <w:jc w:val="center"/>
+        <w:tblInd w:w="0" w:type="dxa"/>
         <w:tblLayout w:type="fixed"/>
         <w:tblCellMar>
           <w:left w:w="0" w:type="dxa"/>
@@ -2606,9 +2569,9 @@
       </w:tblPr>
       <w:tblGrid>
         <w:gridCol w:w="695"/>
-        <w:gridCol w:w="4600"/>
+        <w:gridCol w:w="3686"/>
         <w:gridCol w:w="2693"/>
-        <w:gridCol w:w="2755"/>
+        <w:gridCol w:w="3669"/>
       </w:tblGrid>
       <w:tr>
         <w:trPr>
@@ -2633,9 +2596,8 @@
           </w:tcPr>
           <w:p>
             <w:pPr>
-              <w:spacing w:line="290" w:lineRule="atLeast"/>
-              <w:rPr>
-                <w:rFonts w:hint="default"/>
+              <w:spacing w:line="290" w:lineRule="atLeast" w:before="0" w:after="0"/>
+              <w:rPr>
                 <w:sz w:val="21"/>
               </w:rPr>
             </w:pPr>
@@ -2660,9 +2622,8 @@
           </w:tcPr>
           <w:p>
             <w:pPr>
-              <w:spacing w:line="290" w:lineRule="atLeast"/>
-              <w:rPr>
-                <w:rFonts w:hint="default"/>
+              <w:spacing w:line="290" w:lineRule="atLeast" w:before="0" w:after="0"/>
+              <w:rPr>
                 <w:b/>
                 <w:bCs/>
                 <w:sz w:val="21"/>
@@ -2675,7 +2636,7 @@
                 <w:bCs/>
                 <w:sz w:val="21"/>
               </w:rPr>
-              <w:t>山东鱼跃尚成教育有限责任公司</w:t>
+              <w:t xml:space="preserve">山东鱼跃尚成教育有限责任公司</w:t>
             </w:r>
           </w:p>
         </w:tc>
@@ -2692,9 +2653,8 @@
           </w:tcPr>
           <w:p>
             <w:pPr>
-              <w:spacing w:line="290" w:lineRule="atLeast"/>
-              <w:rPr>
-                <w:rFonts w:hint="default"/>
+              <w:spacing w:line="290" w:lineRule="atLeast" w:before="0" w:after="0"/>
+              <w:rPr>
                 <w:b/>
                 <w:bCs/>
                 <w:sz w:val="21"/>
@@ -2707,7 +2667,7 @@
                 <w:bCs/>
                 <w:sz w:val="21"/>
               </w:rPr>
-              <w:t>项目助理（兼职）</w:t>
+              <w:t xml:space="preserve">项目助理（兼职）</w:t>
             </w:r>
           </w:p>
         </w:tc>
@@ -2724,7 +2684,7 @@
           </w:tcPr>
           <w:p>
             <w:pPr>
-              <w:spacing w:line="290" w:lineRule="atLeast"/>
+              <w:spacing w:line="290" w:lineRule="atLeast" w:before="0" w:after="0"/>
               <w:rPr>
                 <w:rFonts w:ascii="Times New Roman" w:eastAsia="等线" w:hAnsi="Times New Roman" w:hint="default"/>
                 <w:b/>
@@ -2739,7 +2699,7 @@
                 <w:bCs/>
                 <w:sz w:val="21"/>
               </w:rPr>
-              <w:t>2026.04 - 2026.07</w:t>
+              <w:t xml:space="preserve">2026.04 - 2026.07</w:t>
             </w:r>
           </w:p>
         </w:tc>
@@ -2767,9 +2727,9 @@
           </w:tcPr>
           <w:p>
             <w:pPr>
-              <w:spacing w:line="290" w:lineRule="atLeast"/>
-              <w:rPr>
-                <w:rFonts w:ascii="Times New Roman" w:hAnsi="Times New Roman" w:hint="default"/>
+              <w:spacing w:line="290" w:lineRule="atLeast" w:before="0" w:after="0"/>
+              <w:rPr>
+                <w:rFonts w:ascii="Times New Roman" w:hAnsi="Times New Roman"/>
                 <w:sz w:val="21"/>
               </w:rPr>
             </w:pPr>
@@ -2799,7 +2759,7 @@
                 <w:ilvl w:val="0"/>
                 <w:numId w:val="6"/>
               </w:numPr>
-              <w:spacing w:line="290" w:lineRule="atLeast"/>
+              <w:spacing w:line="290" w:lineRule="atLeast" w:before="0" w:after="0"/>
               <w:rPr>
                 <w:rFonts w:ascii="Times New Roman" w:eastAsia="宋体" w:hAnsi="Times New Roman" w:cs="宋体" w:hint="default"/>
                 <w:sz w:val="21"/>
@@ -2810,63 +2770,63 @@
                 <w:rFonts w:ascii="Times New Roman" w:eastAsia="宋体" w:hAnsi="Times New Roman" w:cs="宋体"/>
                 <w:sz w:val="21"/>
               </w:rPr>
-              <w:t>统筹</w:t>
-            </w:r>
-            <w:r>
-              <w:rPr>
-                <w:rFonts w:ascii="Times New Roman" w:eastAsia="宋体" w:hAnsi="Times New Roman"/>
-                <w:sz w:val="21"/>
-              </w:rPr>
-              <w:t>200+</w:t>
-            </w:r>
-            <w:r>
-              <w:rPr>
-                <w:rFonts w:ascii="Times New Roman" w:eastAsia="宋体" w:hAnsi="Times New Roman" w:cs="宋体"/>
-                <w:sz w:val="21"/>
-              </w:rPr>
-              <w:t>份学员申报材料全流程管理，用</w:t>
-            </w:r>
-            <w:r>
-              <w:rPr>
-                <w:rFonts w:ascii="Times New Roman" w:eastAsia="宋体" w:hAnsi="Times New Roman"/>
-                <w:sz w:val="21"/>
-              </w:rPr>
-              <w:t>Excel</w:t>
-            </w:r>
-            <w:r>
-              <w:rPr>
-                <w:rFonts w:ascii="Times New Roman" w:eastAsia="宋体" w:hAnsi="Times New Roman" w:cs="宋体"/>
-                <w:sz w:val="21"/>
-              </w:rPr>
-              <w:t>搭建分类电子台账，建立“录入</w:t>
-            </w:r>
-            <w:r>
-              <w:rPr>
-                <w:rFonts w:ascii="Times New Roman" w:eastAsia="宋体" w:hAnsi="Times New Roman"/>
-                <w:sz w:val="21"/>
-              </w:rPr>
-              <w:t>-</w:t>
-            </w:r>
-            <w:r>
-              <w:rPr>
-                <w:rFonts w:ascii="Times New Roman" w:eastAsia="宋体" w:hAnsi="Times New Roman" w:cs="宋体"/>
-                <w:sz w:val="21"/>
-              </w:rPr>
-              <w:t>核对</w:t>
-            </w:r>
-            <w:r>
-              <w:rPr>
-                <w:rFonts w:ascii="Times New Roman" w:eastAsia="宋体" w:hAnsi="Times New Roman"/>
-                <w:sz w:val="21"/>
-              </w:rPr>
-              <w:t>-</w:t>
-            </w:r>
-            <w:r>
-              <w:rPr>
-                <w:rFonts w:ascii="Times New Roman" w:eastAsia="宋体" w:hAnsi="Times New Roman" w:cs="宋体"/>
-                <w:sz w:val="21"/>
-              </w:rPr>
-              <w:t>提交”三级校验机制，实现材料零差错提交</w:t>
+              <w:t xml:space="preserve">统筹</w:t>
+            </w:r>
+            <w:r>
+              <w:rPr>
+                <w:rFonts w:eastAsia="宋体" w:ascii="Times New Roman" w:hAnsi="Times New Roman"/>
+                <w:sz w:val="21"/>
+              </w:rPr>
+              <w:t xml:space="preserve">200+</w:t>
+            </w:r>
+            <w:r>
+              <w:rPr>
+                <w:rFonts w:ascii="Times New Roman" w:eastAsia="宋体" w:hAnsi="Times New Roman" w:cs="宋体"/>
+                <w:sz w:val="21"/>
+              </w:rPr>
+              <w:t xml:space="preserve">份学员申报材料全流程管理，用</w:t>
+            </w:r>
+            <w:r>
+              <w:rPr>
+                <w:rFonts w:eastAsia="宋体" w:ascii="Times New Roman" w:hAnsi="Times New Roman"/>
+                <w:sz w:val="21"/>
+              </w:rPr>
+              <w:t xml:space="preserve">Excel</w:t>
+            </w:r>
+            <w:r>
+              <w:rPr>
+                <w:rFonts w:ascii="Times New Roman" w:eastAsia="宋体" w:hAnsi="Times New Roman" w:cs="宋体"/>
+                <w:sz w:val="21"/>
+              </w:rPr>
+              <w:t xml:space="preserve">搭建分类电子台账，建立“录入</w:t>
+            </w:r>
+            <w:r>
+              <w:rPr>
+                <w:rFonts w:eastAsia="宋体" w:ascii="Times New Roman" w:hAnsi="Times New Roman"/>
+                <w:sz w:val="21"/>
+              </w:rPr>
+              <w:t xml:space="preserve">-</w:t>
+            </w:r>
+            <w:r>
+              <w:rPr>
+                <w:rFonts w:ascii="Times New Roman" w:eastAsia="宋体" w:hAnsi="Times New Roman" w:cs="宋体"/>
+                <w:sz w:val="21"/>
+              </w:rPr>
+              <w:t xml:space="preserve">核对</w:t>
+            </w:r>
+            <w:r>
+              <w:rPr>
+                <w:rFonts w:eastAsia="宋体" w:ascii="Times New Roman" w:hAnsi="Times New Roman"/>
+                <w:sz w:val="21"/>
+              </w:rPr>
+              <w:t xml:space="preserve">-</w:t>
+            </w:r>
+            <w:r>
+              <w:rPr>
+                <w:rFonts w:ascii="Times New Roman" w:eastAsia="宋体" w:hAnsi="Times New Roman" w:cs="宋体"/>
+                <w:sz w:val="21"/>
+              </w:rPr>
+              <w:t xml:space="preserve">提交”三级校验机制，实现材料零差错提交</w:t>
             </w:r>
           </w:p>
           <w:p>
@@ -2875,7 +2835,7 @@
                 <w:ilvl w:val="0"/>
                 <w:numId w:val="6"/>
               </w:numPr>
-              <w:spacing w:line="290" w:lineRule="atLeast"/>
+              <w:spacing w:line="290" w:lineRule="atLeast" w:before="0" w:after="0"/>
               <w:rPr>
                 <w:rFonts w:ascii="Times New Roman" w:eastAsia="宋体" w:hAnsi="Times New Roman" w:cs="宋体" w:hint="default"/>
                 <w:sz w:val="21"/>
@@ -2886,7 +2846,7 @@
                 <w:rFonts w:ascii="Times New Roman" w:eastAsia="宋体" w:hAnsi="Times New Roman" w:cs="宋体"/>
                 <w:sz w:val="21"/>
               </w:rPr>
-              <w:t>对接各部门同步项目推进进度，按月汇总执行数据形成工作小结，梳理并标准化资料审核与报批流程</w:t>
+              <w:t xml:space="preserve">对接各部门同步项目推进进度，按月汇总执行数据形成工作小结，梳理并标准化资料审核与报批流程</w:t>
             </w:r>
           </w:p>
           <w:p>
@@ -2895,7 +2855,7 @@
                 <w:ilvl w:val="0"/>
                 <w:numId w:val="6"/>
               </w:numPr>
-              <w:spacing w:line="290" w:lineRule="atLeast"/>
+              <w:spacing w:line="290" w:lineRule="atLeast" w:before="0" w:after="0"/>
               <w:rPr>
                 <w:rFonts w:ascii="Times New Roman" w:eastAsia="宋体" w:hAnsi="Times New Roman" w:cs="宋体" w:hint="default"/>
                 <w:sz w:val="21"/>
@@ -2906,7 +2866,7 @@
                 <w:rFonts w:ascii="Times New Roman" w:eastAsia="宋体" w:hAnsi="Times New Roman" w:cs="宋体"/>
                 <w:sz w:val="21"/>
               </w:rPr>
-              <w:t>建立可检索的文档归档体系，统一收纳各类申报单据并分类存档，提升后续材料调取效率</w:t>
+              <w:t xml:space="preserve">建立可检索的文档归档体系，统一收纳各类申报单据并分类存档，提升后续材料调取效率</w:t>
             </w:r>
           </w:p>
         </w:tc>
@@ -2934,9 +2894,8 @@
           </w:tcPr>
           <w:p>
             <w:pPr>
-              <w:spacing w:line="290" w:lineRule="atLeast"/>
-              <w:rPr>
-                <w:rFonts w:hint="default"/>
+              <w:spacing w:line="290" w:lineRule="atLeast" w:before="0" w:after="0"/>
+              <w:rPr>
                 <w:sz w:val="21"/>
               </w:rPr>
             </w:pPr>
@@ -2961,9 +2920,8 @@
           </w:tcPr>
           <w:p>
             <w:pPr>
-              <w:spacing w:line="290" w:lineRule="atLeast"/>
-              <w:rPr>
-                <w:rFonts w:hint="default"/>
+              <w:spacing w:line="290" w:lineRule="atLeast" w:before="0" w:after="0"/>
+              <w:rPr>
                 <w:b/>
                 <w:bCs/>
                 <w:sz w:val="21"/>
@@ -2976,7 +2934,7 @@
                 <w:bCs/>
                 <w:sz w:val="21"/>
               </w:rPr>
-              <w:t>瑞幸咖啡</w:t>
+              <w:t xml:space="preserve">瑞幸咖啡</w:t>
             </w:r>
           </w:p>
         </w:tc>
@@ -2993,9 +2951,8 @@
           </w:tcPr>
           <w:p>
             <w:pPr>
-              <w:spacing w:line="290" w:lineRule="atLeast"/>
-              <w:rPr>
-                <w:rFonts w:hint="default"/>
+              <w:spacing w:line="290" w:lineRule="atLeast" w:before="0" w:after="0"/>
+              <w:rPr>
                 <w:b/>
                 <w:bCs/>
                 <w:sz w:val="21"/>
@@ -3008,7 +2965,7 @@
                 <w:bCs/>
                 <w:sz w:val="21"/>
               </w:rPr>
-              <w:t>咖啡师（兼职）</w:t>
+              <w:t xml:space="preserve">咖啡师（兼职）</w:t>
             </w:r>
           </w:p>
         </w:tc>
@@ -3025,7 +2982,7 @@
           </w:tcPr>
           <w:p>
             <w:pPr>
-              <w:spacing w:line="290" w:lineRule="atLeast"/>
+              <w:spacing w:line="290" w:lineRule="atLeast" w:before="0" w:after="0"/>
               <w:rPr>
                 <w:rFonts w:ascii="Times New Roman" w:eastAsia="等线" w:hAnsi="Times New Roman" w:hint="default"/>
                 <w:b/>
@@ -3040,7 +2997,7 @@
                 <w:bCs/>
                 <w:sz w:val="21"/>
               </w:rPr>
-              <w:t>2023.07 - 2023.09</w:t>
+              <w:t xml:space="preserve">2023.07 - 2023.09</w:t>
             </w:r>
           </w:p>
         </w:tc>
@@ -3068,9 +3025,9 @@
           </w:tcPr>
           <w:p>
             <w:pPr>
-              <w:spacing w:line="290" w:lineRule="atLeast"/>
-              <w:rPr>
-                <w:rFonts w:ascii="Times New Roman" w:hAnsi="Times New Roman" w:hint="default"/>
+              <w:spacing w:line="290" w:lineRule="atLeast" w:before="0" w:after="0"/>
+              <w:rPr>
+                <w:rFonts w:ascii="Times New Roman" w:hAnsi="Times New Roman"/>
                 <w:sz w:val="21"/>
               </w:rPr>
             </w:pPr>
@@ -3100,7 +3057,7 @@
                 <w:ilvl w:val="0"/>
                 <w:numId w:val="6"/>
               </w:numPr>
-              <w:spacing w:line="290" w:lineRule="atLeast"/>
+              <w:spacing w:line="290" w:lineRule="atLeast" w:before="0" w:after="0"/>
               <w:rPr>
                 <w:rFonts w:ascii="Times New Roman" w:eastAsia="宋体" w:hAnsi="Times New Roman" w:cs="宋体" w:hint="default"/>
                 <w:sz w:val="21"/>
@@ -3111,7 +3068,7 @@
                 <w:rFonts w:ascii="Times New Roman" w:eastAsia="宋体" w:hAnsi="Times New Roman" w:cs="宋体"/>
                 <w:sz w:val="21"/>
               </w:rPr>
-              <w:t>落实门店原辅料日盘与效期管理流程，每日核对食材有效期并打印失效单据，根据消耗规律提醒仓库解冻备货，降低物料损耗与缺货风险</w:t>
+              <w:t xml:space="preserve">落实门店原辅料日盘与效期管理流程，每日核对食材有效期并打印失效单据，根据消耗规律提醒仓库解冻备货，降低物料损耗与缺货风险</w:t>
             </w:r>
           </w:p>
           <w:p>
@@ -3120,7 +3077,7 @@
                 <w:ilvl w:val="0"/>
                 <w:numId w:val="6"/>
               </w:numPr>
-              <w:spacing w:line="290" w:lineRule="atLeast"/>
+              <w:spacing w:line="290" w:lineRule="atLeast" w:before="0" w:after="0"/>
               <w:rPr>
                 <w:rFonts w:ascii="Times New Roman" w:eastAsia="宋体" w:hAnsi="Times New Roman" w:cs="宋体" w:hint="default"/>
                 <w:sz w:val="21"/>
@@ -3131,7 +3088,7 @@
                 <w:rFonts w:ascii="Times New Roman" w:eastAsia="宋体" w:hAnsi="Times New Roman" w:cs="宋体"/>
                 <w:sz w:val="21"/>
               </w:rPr>
-              <w:t>规范物料分区摆放与仓储器具整理，核对交接班出库单据，保持库存账实一致；根据销售消耗规律同步门店补货需求，保障物料供应稳定</w:t>
+              <w:t xml:space="preserve">规范物料分区摆放与仓储器具整理，核对交接班出库单据，保持库存账实一致；根据销售消耗规律同步门店补货需求，保障物料供应稳定</w:t>
             </w:r>
           </w:p>
         </w:tc>
@@ -3139,67 +3096,68 @@
     </w:tbl>
     <w:p>
       <w:pPr>
-        <w:spacing w:line="290" w:lineRule="atLeast"/>
         <w:rPr>
-          <w:rFonts w:ascii="Times New Roman" w:hAnsi="Times New Roman" w:hint="default"/>
+          <w:rFonts w:ascii="Times New Roman" w:hAnsi="Times New Roman"/>
           <w:vanish/>
           <w:sz w:val="21"/>
         </w:rPr>
+        <w:spacing w:line="290" w:lineRule="atLeast" w:before="0" w:after="0"/>
       </w:pPr>
     </w:p>
     <w:p>
       <w:pPr>
-        <w:spacing w:line="290" w:lineRule="atLeast"/>
         <w:rPr>
-          <w:rFonts w:ascii="Times New Roman" w:hAnsi="Times New Roman" w:hint="default"/>
+          <w:rFonts w:ascii="Times New Roman" w:hAnsi="Times New Roman"/>
           <w:vanish/>
           <w:sz w:val="21"/>
         </w:rPr>
+        <w:spacing w:line="290" w:lineRule="atLeast" w:before="0" w:after="0"/>
       </w:pPr>
     </w:p>
     <w:p>
       <w:pPr>
-        <w:spacing w:line="290" w:lineRule="atLeast"/>
         <w:rPr>
-          <w:rFonts w:ascii="Times New Roman" w:hAnsi="Times New Roman" w:hint="default"/>
+          <w:rFonts w:ascii="Times New Roman" w:hAnsi="Times New Roman"/>
           <w:vanish/>
           <w:sz w:val="21"/>
         </w:rPr>
+        <w:spacing w:line="290" w:lineRule="atLeast" w:before="0" w:after="0"/>
       </w:pPr>
     </w:p>
     <w:p>
       <w:pPr>
-        <w:spacing w:line="290" w:lineRule="atLeast"/>
         <w:rPr>
-          <w:rFonts w:ascii="Times New Roman" w:hAnsi="Times New Roman" w:hint="default"/>
+          <w:rFonts w:ascii="Times New Roman" w:hAnsi="Times New Roman"/>
           <w:vanish/>
           <w:sz w:val="2"/>
         </w:rPr>
+        <w:spacing w:line="290" w:lineRule="atLeast" w:before="0" w:after="0"/>
       </w:pPr>
     </w:p>
     <w:p>
       <w:pPr>
-        <w:spacing w:line="290" w:lineRule="atLeast"/>
         <w:rPr>
-          <w:rFonts w:ascii="Times New Roman" w:hAnsi="Times New Roman" w:hint="default"/>
+          <w:rFonts w:ascii="Times New Roman" w:hAnsi="Times New Roman"/>
           <w:vanish/>
         </w:rPr>
+        <w:spacing w:line="290" w:lineRule="atLeast" w:before="0" w:after="0"/>
       </w:pPr>
     </w:p>
     <w:p>
       <w:pPr>
-        <w:spacing w:line="290" w:lineRule="atLeast"/>
         <w:rPr>
-          <w:rFonts w:ascii="Times New Roman" w:hAnsi="Times New Roman" w:hint="default"/>
+          <w:rFonts w:ascii="Times New Roman" w:hAnsi="Times New Roman"/>
           <w:vanish/>
           <w:sz w:val="21"/>
         </w:rPr>
+        <w:spacing w:line="290" w:lineRule="atLeast" w:before="0" w:after="0"/>
       </w:pPr>
     </w:p>
     <w:tbl>
       <w:tblPr>
         <w:tblW w:w="0" w:type="auto"/>
         <w:jc w:val="center"/>
+        <w:tblInd w:w="0" w:type="dxa"/>
         <w:tblLayout w:type="fixed"/>
         <w:tblCellMar>
           <w:left w:w="0" w:type="dxa"/>
@@ -3234,9 +3192,9 @@
           </w:tcPr>
           <w:p>
             <w:pPr>
-              <w:spacing w:line="290" w:lineRule="atLeast"/>
-              <w:rPr>
-                <w:rFonts w:ascii="Times New Roman" w:hAnsi="Times New Roman" w:hint="default"/>
+              <w:spacing w:before="0" w:after="0" w:line="290" w:lineRule="atLeast"/>
+              <w:rPr>
+                <w:rFonts w:ascii="Times New Roman" w:hAnsi="Times New Roman"/>
               </w:rPr>
             </w:pPr>
             <w:r>
@@ -3245,7 +3203,7 @@
                 <w:b/>
                 <w:bCs/>
               </w:rPr>
-              <w:t>综合技能</w:t>
+              <w:t xml:space="preserve">综合技能</w:t>
             </w:r>
           </w:p>
         </w:tc>
@@ -3253,17 +3211,18 @@
     </w:tbl>
     <w:p>
       <w:pPr>
-        <w:spacing w:line="290" w:lineRule="atLeast"/>
         <w:rPr>
-          <w:rFonts w:ascii="Times New Roman" w:hAnsi="Times New Roman" w:hint="default"/>
+          <w:rFonts w:ascii="Times New Roman" w:hAnsi="Times New Roman"/>
           <w:vanish/>
         </w:rPr>
+        <w:spacing w:line="290" w:lineRule="atLeast" w:before="0" w:after="0"/>
       </w:pPr>
     </w:p>
     <w:tbl>
       <w:tblPr>
         <w:tblW w:w="0" w:type="auto"/>
         <w:jc w:val="center"/>
+        <w:tblInd w:w="0" w:type="dxa"/>
         <w:tblLayout w:type="fixed"/>
         <w:tblCellMar>
           <w:left w:w="0" w:type="dxa"/>
@@ -3277,7 +3236,7 @@
       </w:tblGrid>
       <w:tr>
         <w:trPr>
-          <w:trHeight w:val="1399"/>
+          <w:trHeight w:val="1843"/>
           <w:jc w:val="center"/>
         </w:trPr>
         <w:tc>
@@ -3299,9 +3258,9 @@
           </w:tcPr>
           <w:p>
             <w:pPr>
-              <w:spacing w:line="290" w:lineRule="atLeast"/>
-              <w:rPr>
-                <w:rFonts w:ascii="Times New Roman" w:hAnsi="Times New Roman" w:hint="default"/>
+              <w:spacing w:before="0" w:after="0" w:line="290" w:lineRule="atLeast"/>
+              <w:rPr>
+                <w:rFonts w:ascii="Times New Roman" w:hAnsi="Times New Roman"/>
                 <w:sz w:val="21"/>
               </w:rPr>
             </w:pPr>
@@ -3326,7 +3285,7 @@
           </w:tcPr>
           <w:p>
             <w:pPr>
-              <w:spacing w:line="290" w:lineRule="atLeast"/>
+              <w:spacing w:line="290" w:lineRule="atLeast" w:before="0" w:after="0"/>
               <w:rPr>
                 <w:rFonts w:ascii="Times New Roman" w:eastAsia="宋体" w:hAnsi="Times New Roman" w:cs="宋体" w:hint="default"/>
                 <w:b/>
@@ -3341,7 +3300,7 @@
                 <w:bCs/>
                 <w:sz w:val="21"/>
               </w:rPr>
-              <w:t>ERP</w:t>
+              <w:t xml:space="preserve">ERP</w:t>
             </w:r>
             <w:r>
               <w:rPr>
@@ -3350,75 +3309,75 @@
                 <w:bCs/>
                 <w:sz w:val="21"/>
               </w:rPr>
-              <w:t>系统：</w:t>
-            </w:r>
-            <w:r>
-              <w:rPr>
-                <w:rFonts w:ascii="Times New Roman" w:eastAsia="宋体" w:hAnsi="Times New Roman" w:cs="宋体"/>
-                <w:sz w:val="21"/>
-              </w:rPr>
-              <w:t>用友</w:t>
-            </w:r>
-            <w:r>
-              <w:rPr>
-                <w:rFonts w:ascii="Times New Roman" w:eastAsia="宋体" w:hAnsi="Times New Roman"/>
-                <w:sz w:val="21"/>
-              </w:rPr>
-              <w:t>U8+</w:t>
-            </w:r>
-            <w:r>
-              <w:rPr>
-                <w:rFonts w:ascii="Times New Roman" w:eastAsia="宋体" w:hAnsi="Times New Roman" w:cs="宋体"/>
-                <w:sz w:val="21"/>
-              </w:rPr>
-              <w:t>（采购</w:t>
-            </w:r>
-            <w:r>
-              <w:rPr>
-                <w:rFonts w:ascii="Times New Roman" w:eastAsia="宋体" w:hAnsi="Times New Roman"/>
-                <w:sz w:val="21"/>
-              </w:rPr>
-              <w:t>/</w:t>
-            </w:r>
-            <w:r>
-              <w:rPr>
-                <w:rFonts w:ascii="Times New Roman" w:eastAsia="宋体" w:hAnsi="Times New Roman" w:cs="宋体"/>
-                <w:sz w:val="21"/>
-              </w:rPr>
-              <w:t>销售</w:t>
-            </w:r>
-            <w:r>
-              <w:rPr>
-                <w:rFonts w:ascii="Times New Roman" w:eastAsia="宋体" w:hAnsi="Times New Roman"/>
-                <w:sz w:val="21"/>
-              </w:rPr>
-              <w:t>/</w:t>
-            </w:r>
-            <w:r>
-              <w:rPr>
-                <w:rFonts w:ascii="Times New Roman" w:eastAsia="宋体" w:hAnsi="Times New Roman" w:cs="宋体"/>
-                <w:sz w:val="21"/>
-              </w:rPr>
-              <w:t>库存</w:t>
-            </w:r>
-            <w:r>
-              <w:rPr>
-                <w:rFonts w:ascii="Times New Roman" w:eastAsia="宋体" w:hAnsi="Times New Roman"/>
-                <w:sz w:val="21"/>
-              </w:rPr>
-              <w:t>/</w:t>
-            </w:r>
-            <w:r>
-              <w:rPr>
-                <w:rFonts w:ascii="Times New Roman" w:eastAsia="宋体" w:hAnsi="Times New Roman" w:cs="宋体"/>
-                <w:sz w:val="21"/>
-              </w:rPr>
-              <w:t>存货核算全流程操作）</w:t>
-            </w:r>
-          </w:p>
-          <w:p>
-            <w:pPr>
-              <w:spacing w:line="290" w:lineRule="atLeast"/>
+              <w:t xml:space="preserve">系统：</w:t>
+            </w:r>
+            <w:r>
+              <w:rPr>
+                <w:rFonts w:ascii="Times New Roman" w:eastAsia="宋体" w:hAnsi="Times New Roman" w:cs="宋体"/>
+                <w:sz w:val="21"/>
+              </w:rPr>
+              <w:t xml:space="preserve">用友</w:t>
+            </w:r>
+            <w:r>
+              <w:rPr>
+                <w:rFonts w:eastAsia="宋体" w:ascii="Times New Roman" w:hAnsi="Times New Roman"/>
+                <w:sz w:val="21"/>
+              </w:rPr>
+              <w:t xml:space="preserve">U8+</w:t>
+            </w:r>
+            <w:r>
+              <w:rPr>
+                <w:rFonts w:ascii="Times New Roman" w:eastAsia="宋体" w:hAnsi="Times New Roman" w:cs="宋体"/>
+                <w:sz w:val="21"/>
+              </w:rPr>
+              <w:t xml:space="preserve">（采购</w:t>
+            </w:r>
+            <w:r>
+              <w:rPr>
+                <w:rFonts w:eastAsia="宋体" w:ascii="Times New Roman" w:hAnsi="Times New Roman"/>
+                <w:sz w:val="21"/>
+              </w:rPr>
+              <w:t xml:space="preserve">/</w:t>
+            </w:r>
+            <w:r>
+              <w:rPr>
+                <w:rFonts w:ascii="Times New Roman" w:eastAsia="宋体" w:hAnsi="Times New Roman" w:cs="宋体"/>
+                <w:sz w:val="21"/>
+              </w:rPr>
+              <w:t xml:space="preserve">销售</w:t>
+            </w:r>
+            <w:r>
+              <w:rPr>
+                <w:rFonts w:eastAsia="宋体" w:ascii="Times New Roman" w:hAnsi="Times New Roman"/>
+                <w:sz w:val="21"/>
+              </w:rPr>
+              <w:t xml:space="preserve">/</w:t>
+            </w:r>
+            <w:r>
+              <w:rPr>
+                <w:rFonts w:ascii="Times New Roman" w:eastAsia="宋体" w:hAnsi="Times New Roman" w:cs="宋体"/>
+                <w:sz w:val="21"/>
+              </w:rPr>
+              <w:t xml:space="preserve">库存</w:t>
+            </w:r>
+            <w:r>
+              <w:rPr>
+                <w:rFonts w:eastAsia="宋体" w:ascii="Times New Roman" w:hAnsi="Times New Roman"/>
+                <w:sz w:val="21"/>
+              </w:rPr>
+              <w:t xml:space="preserve">/</w:t>
+            </w:r>
+            <w:r>
+              <w:rPr>
+                <w:rFonts w:ascii="Times New Roman" w:eastAsia="宋体" w:hAnsi="Times New Roman" w:cs="宋体"/>
+                <w:sz w:val="21"/>
+              </w:rPr>
+              <w:t xml:space="preserve">存货核算全流程操作）</w:t>
+            </w:r>
+          </w:p>
+          <w:p>
+            <w:pPr>
+              <w:spacing w:line="290" w:lineRule="atLeast" w:before="0" w:after="0"/>
               <w:rPr>
                 <w:rFonts w:ascii="Times New Roman" w:eastAsia="宋体" w:hAnsi="Times New Roman" w:cs="宋体" w:hint="default"/>
                 <w:b/>
@@ -3433,103 +3392,103 @@
                 <w:bCs/>
                 <w:sz w:val="21"/>
               </w:rPr>
-              <w:t>数据工具：</w:t>
-            </w:r>
-            <w:r>
-              <w:rPr>
-                <w:rFonts w:ascii="Times New Roman" w:eastAsia="宋体" w:hAnsi="Times New Roman"/>
-                <w:sz w:val="21"/>
-              </w:rPr>
-              <w:t>Excel</w:t>
-            </w:r>
-            <w:r>
-              <w:rPr>
-                <w:rFonts w:ascii="Times New Roman" w:eastAsia="宋体" w:hAnsi="Times New Roman" w:cs="宋体"/>
-                <w:sz w:val="21"/>
-              </w:rPr>
-              <w:t>（数据透视表、</w:t>
-            </w:r>
-            <w:r>
-              <w:rPr>
-                <w:rFonts w:ascii="Times New Roman" w:eastAsia="宋体" w:hAnsi="Times New Roman"/>
-                <w:sz w:val="21"/>
-              </w:rPr>
-              <w:t>VLOOKUP</w:t>
-            </w:r>
-            <w:r>
-              <w:rPr>
-                <w:rFonts w:ascii="Times New Roman" w:eastAsia="宋体" w:hAnsi="Times New Roman" w:cs="宋体"/>
-                <w:sz w:val="21"/>
-              </w:rPr>
-              <w:t>、函数）、</w:t>
-            </w:r>
-            <w:r>
-              <w:rPr>
-                <w:rFonts w:ascii="Times New Roman" w:eastAsia="宋体" w:hAnsi="Times New Roman"/>
-                <w:sz w:val="21"/>
-              </w:rPr>
-              <w:t>Python</w:t>
-            </w:r>
-            <w:r>
-              <w:rPr>
-                <w:rFonts w:ascii="Times New Roman" w:eastAsia="宋体" w:hAnsi="Times New Roman" w:cs="宋体"/>
-                <w:sz w:val="21"/>
-              </w:rPr>
-              <w:t>（</w:t>
-            </w:r>
-            <w:r>
-              <w:rPr>
-                <w:rFonts w:ascii="Times New Roman" w:eastAsia="宋体" w:hAnsi="Times New Roman"/>
-                <w:sz w:val="21"/>
-              </w:rPr>
-              <w:t>pandas</w:t>
-            </w:r>
-            <w:r>
-              <w:rPr>
-                <w:rFonts w:ascii="Times New Roman" w:eastAsia="宋体" w:hAnsi="Times New Roman" w:cs="宋体"/>
-                <w:sz w:val="21"/>
-              </w:rPr>
-              <w:t>、</w:t>
-            </w:r>
-            <w:r>
-              <w:rPr>
-                <w:rFonts w:ascii="Times New Roman" w:eastAsia="宋体" w:hAnsi="Times New Roman"/>
-                <w:sz w:val="21"/>
-              </w:rPr>
-              <w:t>matplotlib</w:t>
-            </w:r>
-            <w:r>
-              <w:rPr>
-                <w:rFonts w:ascii="Times New Roman" w:eastAsia="宋体" w:hAnsi="Times New Roman" w:cs="宋体"/>
-                <w:sz w:val="21"/>
-              </w:rPr>
-              <w:t>）、</w:t>
-            </w:r>
-            <w:r>
-              <w:rPr>
-                <w:rFonts w:ascii="Times New Roman" w:eastAsia="宋体" w:hAnsi="Times New Roman"/>
-                <w:sz w:val="21"/>
-              </w:rPr>
-              <w:t>R</w:t>
-            </w:r>
-            <w:r>
-              <w:rPr>
-                <w:rFonts w:ascii="Times New Roman" w:eastAsia="宋体" w:hAnsi="Times New Roman" w:cs="宋体"/>
-                <w:sz w:val="21"/>
-              </w:rPr>
-              <w:t>、</w:t>
-            </w:r>
-            <w:r>
-              <w:rPr>
-                <w:rFonts w:ascii="Times New Roman" w:eastAsia="宋体" w:hAnsi="Times New Roman"/>
-                <w:sz w:val="21"/>
-              </w:rPr>
-              <w:t>SPSS</w:t>
-            </w:r>
-          </w:p>
-          <w:p>
-            <w:pPr>
-              <w:spacing w:line="290" w:lineRule="atLeast"/>
+              <w:t xml:space="preserve">数据工具：</w:t>
+            </w:r>
+            <w:r>
+              <w:rPr>
+                <w:rFonts w:eastAsia="宋体" w:ascii="Times New Roman" w:hAnsi="Times New Roman"/>
+                <w:sz w:val="21"/>
+              </w:rPr>
+              <w:t xml:space="preserve">Excel</w:t>
+            </w:r>
+            <w:r>
+              <w:rPr>
+                <w:rFonts w:ascii="Times New Roman" w:eastAsia="宋体" w:hAnsi="Times New Roman" w:cs="宋体"/>
+                <w:sz w:val="21"/>
+              </w:rPr>
+              <w:t xml:space="preserve">（数据透视表、</w:t>
+            </w:r>
+            <w:r>
+              <w:rPr>
+                <w:rFonts w:eastAsia="宋体" w:ascii="Times New Roman" w:hAnsi="Times New Roman"/>
+                <w:sz w:val="21"/>
+              </w:rPr>
+              <w:t xml:space="preserve">VLOOKUP</w:t>
+            </w:r>
+            <w:r>
+              <w:rPr>
+                <w:rFonts w:ascii="Times New Roman" w:eastAsia="宋体" w:hAnsi="Times New Roman" w:cs="宋体"/>
+                <w:sz w:val="21"/>
+              </w:rPr>
+              <w:t xml:space="preserve">、函数）、</w:t>
+            </w:r>
+            <w:r>
+              <w:rPr>
+                <w:rFonts w:eastAsia="宋体" w:ascii="Times New Roman" w:hAnsi="Times New Roman"/>
+                <w:sz w:val="21"/>
+              </w:rPr>
+              <w:t xml:space="preserve">Python</w:t>
+            </w:r>
+            <w:r>
+              <w:rPr>
+                <w:rFonts w:ascii="Times New Roman" w:eastAsia="宋体" w:hAnsi="Times New Roman" w:cs="宋体"/>
+                <w:sz w:val="21"/>
+              </w:rPr>
+              <w:t xml:space="preserve">（</w:t>
+            </w:r>
+            <w:r>
+              <w:rPr>
+                <w:rFonts w:eastAsia="宋体" w:ascii="Times New Roman" w:hAnsi="Times New Roman"/>
+                <w:sz w:val="21"/>
+              </w:rPr>
+              <w:t xml:space="preserve">pandas</w:t>
+            </w:r>
+            <w:r>
+              <w:rPr>
+                <w:rFonts w:ascii="Times New Roman" w:eastAsia="宋体" w:hAnsi="Times New Roman" w:cs="宋体"/>
+                <w:sz w:val="21"/>
+              </w:rPr>
+              <w:t xml:space="preserve">、</w:t>
+            </w:r>
+            <w:r>
+              <w:rPr>
+                <w:rFonts w:eastAsia="宋体" w:ascii="Times New Roman" w:hAnsi="Times New Roman"/>
+                <w:sz w:val="21"/>
+              </w:rPr>
+              <w:t xml:space="preserve">matplotlib</w:t>
+            </w:r>
+            <w:r>
+              <w:rPr>
+                <w:rFonts w:ascii="Times New Roman" w:eastAsia="宋体" w:hAnsi="Times New Roman" w:cs="宋体"/>
+                <w:sz w:val="21"/>
+              </w:rPr>
+              <w:t xml:space="preserve">）、</w:t>
+            </w:r>
+            <w:r>
+              <w:rPr>
+                <w:rFonts w:eastAsia="宋体" w:ascii="Times New Roman" w:hAnsi="Times New Roman"/>
+                <w:sz w:val="21"/>
+              </w:rPr>
+              <w:t xml:space="preserve">R</w:t>
+            </w:r>
+            <w:r>
+              <w:rPr>
+                <w:rFonts w:ascii="Times New Roman" w:eastAsia="宋体" w:hAnsi="Times New Roman" w:cs="宋体"/>
+                <w:sz w:val="21"/>
+              </w:rPr>
+              <w:t xml:space="preserve">、</w:t>
+            </w:r>
+            <w:r>
+              <w:rPr>
+                <w:rFonts w:eastAsia="宋体" w:ascii="Times New Roman" w:hAnsi="Times New Roman"/>
+                <w:sz w:val="21"/>
+              </w:rPr>
+              <w:t xml:space="preserve">SPSS</w:t>
+            </w:r>
+          </w:p>
+          <w:p>
+            <w:pPr>
+              <w:spacing w:line="290" w:lineRule="atLeast" w:before="0" w:after="0"/>
               <w:rPr>
                 <w:rFonts w:ascii="Times New Roman" w:eastAsia="宋体" w:hAnsi="Times New Roman" w:cs="宋体" w:hint="default"/>
                 <w:b/>
@@ -3544,26 +3503,26 @@
                 <w:bCs/>
                 <w:sz w:val="21"/>
               </w:rPr>
-              <w:t>语言能力：</w:t>
-            </w:r>
-            <w:r>
-              <w:rPr>
-                <w:rFonts w:ascii="Times New Roman" w:eastAsia="宋体" w:hAnsi="Times New Roman"/>
-                <w:sz w:val="21"/>
-              </w:rPr>
-              <w:t>CET-4</w:t>
-            </w:r>
-            <w:r>
-              <w:rPr>
-                <w:rFonts w:ascii="Times New Roman" w:eastAsia="宋体" w:hAnsi="Times New Roman" w:cs="宋体"/>
-                <w:sz w:val="21"/>
-              </w:rPr>
-              <w:t>，可阅读英文专业资料与基础商务沟通</w:t>
-            </w:r>
-          </w:p>
-          <w:p>
-            <w:pPr>
-              <w:spacing w:line="290" w:lineRule="atLeast"/>
+              <w:t xml:space="preserve">语言能力：</w:t>
+            </w:r>
+            <w:r>
+              <w:rPr>
+                <w:rFonts w:eastAsia="宋体" w:ascii="Times New Roman" w:hAnsi="Times New Roman"/>
+                <w:sz w:val="21"/>
+              </w:rPr>
+              <w:t xml:space="preserve">CET-4</w:t>
+            </w:r>
+            <w:r>
+              <w:rPr>
+                <w:rFonts w:ascii="Times New Roman" w:eastAsia="宋体" w:hAnsi="Times New Roman" w:cs="宋体"/>
+                <w:sz w:val="21"/>
+              </w:rPr>
+              <w:t xml:space="preserve">，可阅读英文专业资料与基础商务沟通</w:t>
+            </w:r>
+          </w:p>
+          <w:p>
+            <w:pPr>
+              <w:spacing w:line="290" w:lineRule="atLeast" w:before="0" w:after="0"/>
               <w:rPr>
                 <w:rFonts w:ascii="Times New Roman" w:eastAsia="宋体" w:hAnsi="Times New Roman" w:cs="宋体" w:hint="default"/>
                 <w:b/>
@@ -3578,14 +3537,14 @@
                 <w:bCs/>
                 <w:sz w:val="21"/>
               </w:rPr>
-              <w:t>通用能力：</w:t>
-            </w:r>
-            <w:r>
-              <w:rPr>
-                <w:rFonts w:ascii="Times New Roman" w:eastAsia="宋体" w:hAnsi="Times New Roman" w:cs="宋体"/>
-                <w:sz w:val="21"/>
-              </w:rPr>
-              <w:t>台账搭建与文档管理、跨部门沟通对接、流程梳理与标准化</w:t>
+              <w:t xml:space="preserve">通用能力：</w:t>
+            </w:r>
+            <w:r>
+              <w:rPr>
+                <w:rFonts w:ascii="Times New Roman" w:eastAsia="宋体" w:hAnsi="Times New Roman" w:cs="宋体"/>
+                <w:sz w:val="21"/>
+              </w:rPr>
+              <w:t xml:space="preserve">台账搭建与文档管理、跨部门沟通对接、流程梳理与标准化</w:t>
             </w:r>
           </w:p>
         </w:tc>
@@ -3593,12 +3552,11 @@
     </w:tbl>
     <w:p>
       <w:pPr>
-        <w:spacing w:line="290" w:lineRule="atLeast"/>
         <w:rPr>
-          <w:rFonts w:hint="default"/>
           <w:vanish/>
           <w:sz w:val="21"/>
         </w:rPr>
+        <w:spacing w:line="290" w:lineRule="atLeast" w:before="0" w:after="0"/>
       </w:pPr>
     </w:p>
     <w:sectPr>
@@ -5208,6 +5166,15 @@
   </w:num>
   <w:num w:numId="13" w16cid:durableId="1101874244">
     <w:abstractNumId w:val="5"/>
+    <w:lvlOverride w:ilvl="0"/>
+    <w:lvlOverride w:ilvl="1"/>
+    <w:lvlOverride w:ilvl="2"/>
+    <w:lvlOverride w:ilvl="3"/>
+    <w:lvlOverride w:ilvl="4"/>
+    <w:lvlOverride w:ilvl="5"/>
+    <w:lvlOverride w:ilvl="6"/>
+    <w:lvlOverride w:ilvl="7"/>
+    <w:lvlOverride w:ilvl="8"/>
   </w:num>
 </w:numbering>
 </file>
@@ -5378,6 +5345,7 @@
     <w:lsdException w:name="Table Web 2" w:semiHidden="1" w:unhideWhenUsed="1"/>
     <w:lsdException w:name="Table Web 3" w:semiHidden="1" w:unhideWhenUsed="1"/>
     <w:lsdException w:name="Balloon Text" w:semiHidden="1" w:unhideWhenUsed="1"/>
+    <w:lsdException w:name="Table Grid" w:semiHidden="1" w:unhideWhenUsed="1"/>
     <w:lsdException w:name="Table Theme" w:semiHidden="1" w:unhideWhenUsed="1"/>
     <w:lsdException w:name="Placeholder Text" w:semiHidden="1" w:uiPriority="99" w:unhideWhenUsed="1"/>
     <w:lsdException w:name="No Spacing" w:uiPriority="99" w:qFormat="1"/>
@@ -5669,17 +5637,14 @@
   </w:style>
   <w:style w:type="character" w:default="1" w:styleId="a0">
     <w:name w:val="Default Paragraph Font"/>
-    <w:uiPriority w:val="1"/>
-    <w:semiHidden/>
+    <w:uiPriority w:val="99"/>
     <w:unhideWhenUsed/>
   </w:style>
   <w:style w:type="table" w:default="1" w:styleId="a1">
     <w:name w:val="Normal Table"/>
     <w:uiPriority w:val="99"/>
-    <w:semiHidden/>
     <w:unhideWhenUsed/>
     <w:tblPr>
-      <w:tblInd w:w="0" w:type="dxa"/>
       <w:tblCellMar>
         <w:top w:w="0" w:type="dxa"/>
         <w:left w:w="108" w:type="dxa"/>

--- a/docs/files/f71_文雪_山东大学_供应链数据方向.docx
+++ b/docs/files/f71_文雪_山东大学_供应链数据方向.docx
@@ -1312,7 +1312,7 @@
                 <w:bCs/>
                 <w:sz w:val="21"/>
               </w:rPr>
-              <w:t xml:space="preserve">独立完成</w:t>
+              <w:t xml:space="preserve">个人课程项目</w:t>
             </w:r>
           </w:p>
         </w:tc>
@@ -1706,7 +1706,7 @@
                 <w:bCs/>
                 <w:sz w:val="21"/>
               </w:rPr>
-              <w:t xml:space="preserve">独立完成</w:t>
+              <w:t xml:space="preserve">个人课程项目</w:t>
             </w:r>
           </w:p>
         </w:tc>
@@ -2089,7 +2089,7 @@
                 <w:bCs/>
                 <w:sz w:val="21"/>
               </w:rPr>
-              <w:t xml:space="preserve">独立完成</w:t>
+              <w:t xml:space="preserve">个人课程项目</w:t>
             </w:r>
           </w:p>
         </w:tc>

--- a/docs/files/f71_文雪_山东大学_供应链数据方向.docx
+++ b/docs/files/f71_文雪_山东大学_供应链数据方向.docx
@@ -222,7 +222,7 @@
                 <w:rFonts w:ascii="宋体" w:eastAsia="宋体" w:hAnsi="宋体"/>
                 <w:sz w:val="21"/>
               </w:rPr>
-              <w:t xml:space="preserve">  济南</w:t>
+              <w:t xml:space="preserve">  共青团员  |  济南</w:t>
             </w:r>
           </w:p>
         </w:tc>
@@ -3236,7 +3236,7 @@
       </w:tblGrid>
       <w:tr>
         <w:trPr>
-          <w:trHeight w:val="1843"/>
+          <w:trHeight w:val="1565"/>
           <w:jc w:val="center"/>
         </w:trPr>
         <w:tc>

--- a/docs/files/f71_文雪_山东大学_供应链数据方向.docx
+++ b/docs/files/f71_文雪_山东大学_供应链数据方向.docx
@@ -3236,7 +3236,6 @@
       </w:tblGrid>
       <w:tr>
         <w:trPr>
-          <w:trHeight w:val="1565"/>
           <w:jc w:val="center"/>
         </w:trPr>
         <w:tc>

--- a/docs/files/f71_文雪_山东大学_供应链数据方向.docx
+++ b/docs/files/f71_文雪_山东大学_供应链数据方向.docx
@@ -222,7 +222,22 @@
                 <w:rFonts w:ascii="宋体" w:eastAsia="宋体" w:hAnsi="宋体"/>
                 <w:sz w:val="21"/>
               </w:rPr>
-              <w:t xml:space="preserve">  共青团员  |  济南</w:t>
+              <w:t xml:space="preserve">  共青团员  </w:t>
+            </w:r>
+            <w:r>
+              <w:rPr>
+                <w:rFonts w:ascii="宋体" w:eastAsia="宋体" w:hAnsi="宋体"/>
+                <w:sz w:val="21"/>
+                <w:b w:val="1"/>
+              </w:rPr>
+              <w:t xml:space="preserve">|</w:t>
+            </w:r>
+            <w:r>
+              <w:rPr>
+                <w:rFonts w:ascii="宋体" w:eastAsia="宋体" w:hAnsi="宋体"/>
+                <w:sz w:val="21"/>
+              </w:rPr>
+              <w:t xml:space="preserve">  济南</w:t>
             </w:r>
           </w:p>
         </w:tc>

--- a/docs/files/f71_文雪_山东大学_供应链数据方向.docx
+++ b/docs/files/f71_文雪_山东大学_供应链数据方向.docx
@@ -416,7 +416,7 @@
                 <w:rFonts w:ascii="Times New Roman" w:eastAsia="宋体" w:hAnsi="Times New Roman" w:cs="宋体"/>
                 <w:sz w:val="21"/>
               </w:rPr>
-              <w:t xml:space="preserve">路径双层优化模型，用</w:t>
+              <w:t xml:space="preserve">路径双层优化模型，</w:t>
             </w:r>
             <w:r>
               <w:rPr>
@@ -430,7 +430,7 @@
                 <w:rFonts w:ascii="Times New Roman" w:eastAsia="宋体" w:hAnsi="Times New Roman" w:cs="宋体"/>
                 <w:sz w:val="21"/>
               </w:rPr>
-              <w:t xml:space="preserve">完成模型求解，模型测算运营成本降低</w:t>
+              <w:t xml:space="preserve">求解，运营成本降低</w:t>
             </w:r>
             <w:r>
               <w:rPr>
@@ -444,7 +444,7 @@
                 <w:rFonts w:ascii="Times New Roman" w:eastAsia="宋体" w:hAnsi="Times New Roman" w:cs="宋体"/>
                 <w:sz w:val="21"/>
               </w:rPr>
-              <w:t xml:space="preserve">；数据分析：掌握</w:t>
+              <w:t xml:space="preserve">；数据分析：</w:t>
             </w:r>
             <w:r>
               <w:rPr>
@@ -486,7 +486,7 @@
                 <w:rFonts w:ascii="Times New Roman" w:eastAsia="宋体" w:hAnsi="Times New Roman" w:cs="宋体"/>
                 <w:sz w:val="21"/>
               </w:rPr>
-              <w:t xml:space="preserve">条业务数据与</w:t>
+              <w:t xml:space="preserve">业务数据与</w:t>
             </w:r>
             <w:r>
               <w:rPr>
@@ -500,7 +500,7 @@
                 <w:rFonts w:ascii="Times New Roman" w:eastAsia="宋体" w:hAnsi="Times New Roman" w:cs="宋体"/>
                 <w:sz w:val="21"/>
               </w:rPr>
-              <w:t xml:space="preserve">份问卷，能独立完成清洗→建模→可视化→结论输出全流程；运营实操：用友</w:t>
+              <w:t xml:space="preserve">份问卷，独立完成清洗→建模→可视化→结论全流程；运营实操：用友</w:t>
             </w:r>
             <w:r>
               <w:rPr>
@@ -514,7 +514,7 @@
                 <w:rFonts w:ascii="Times New Roman" w:eastAsia="宋体" w:hAnsi="Times New Roman" w:cs="宋体"/>
                 <w:sz w:val="21"/>
               </w:rPr>
-              <w:t xml:space="preserve">全流程操作经验，</w:t>
+              <w:t xml:space="preserve">全流程，</w:t>
             </w:r>
             <w:r>
               <w:rPr>
@@ -542,7 +542,7 @@
                 <w:rFonts w:ascii="Times New Roman" w:eastAsia="宋体" w:hAnsi="Times New Roman" w:cs="宋体"/>
                 <w:sz w:val="21"/>
               </w:rPr>
-              <w:t xml:space="preserve">份材料管理</w:t>
+              <w:t xml:space="preserve">份材料统筹</w:t>
             </w:r>
             <w:r>
               <w:rPr>
@@ -1432,7 +1432,7 @@
                 <w:rFonts w:ascii="Times New Roman" w:eastAsia="宋体" w:hAnsi="Times New Roman" w:cs="宋体"/>
                 <w:sz w:val="21"/>
               </w:rPr>
-              <w:t xml:space="preserve">针对济南历下区老龄化小区自提点布局零散问题，构建选址</w:t>
+              <w:t xml:space="preserve">模型构建：针对济南历下区老龄化小区自提点布局零散问题，构建选址</w:t>
             </w:r>
             <w:r>
               <w:rPr>
@@ -1446,77 +1446,7 @@
                 <w:rFonts w:ascii="Times New Roman" w:eastAsia="宋体" w:hAnsi="Times New Roman" w:cs="宋体"/>
                 <w:sz w:val="21"/>
               </w:rPr>
-              <w:t xml:space="preserve">路径双层优化模型，将年龄分层服务半径与电梯等待时间纳入目标函数；基于</w:t>
-            </w:r>
-            <w:r>
-              <w:rPr>
-                <w:rFonts w:eastAsia="宋体" w:ascii="Times New Roman" w:hAnsi="Times New Roman"/>
-                <w:sz w:val="21"/>
-              </w:rPr>
-              <w:t xml:space="preserve">15</w:t>
-            </w:r>
-            <w:r>
-              <w:rPr>
-                <w:rFonts w:ascii="Times New Roman" w:eastAsia="宋体" w:hAnsi="Times New Roman" w:cs="宋体"/>
-                <w:sz w:val="21"/>
-              </w:rPr>
-              <w:t xml:space="preserve">个候选点、日均</w:t>
-            </w:r>
-            <w:r>
-              <w:rPr>
-                <w:rFonts w:eastAsia="宋体" w:ascii="Times New Roman" w:hAnsi="Times New Roman"/>
-                <w:sz w:val="21"/>
-              </w:rPr>
-              <w:t xml:space="preserve">345</w:t>
-            </w:r>
-            <w:r>
-              <w:rPr>
-                <w:rFonts w:ascii="Times New Roman" w:eastAsia="宋体" w:hAnsi="Times New Roman" w:cs="宋体"/>
-                <w:sz w:val="21"/>
-              </w:rPr>
-              <w:t xml:space="preserve">单真实数据，用</w:t>
-            </w:r>
-            <w:r>
-              <w:rPr>
-                <w:rFonts w:eastAsia="宋体" w:ascii="Times New Roman" w:hAnsi="Times New Roman"/>
-                <w:sz w:val="21"/>
-              </w:rPr>
-              <w:t xml:space="preserve">Python</w:t>
-            </w:r>
-            <w:r>
-              <w:rPr>
-                <w:rFonts w:ascii="Times New Roman" w:eastAsia="宋体" w:hAnsi="Times New Roman" w:cs="宋体"/>
-                <w:sz w:val="21"/>
-              </w:rPr>
-              <w:t xml:space="preserve">完成求解，提出“</w:t>
-            </w:r>
-            <w:r>
-              <w:rPr>
-                <w:rFonts w:eastAsia="宋体" w:ascii="Times New Roman" w:hAnsi="Times New Roman"/>
-                <w:sz w:val="21"/>
-              </w:rPr>
-              <w:t xml:space="preserve">2</w:t>
-            </w:r>
-            <w:r>
-              <w:rPr>
-                <w:rFonts w:ascii="Times New Roman" w:eastAsia="宋体" w:hAnsi="Times New Roman" w:cs="宋体"/>
-                <w:sz w:val="21"/>
-              </w:rPr>
-              <w:t xml:space="preserve">核心点</w:t>
-            </w:r>
-            <w:r>
-              <w:rPr>
-                <w:rFonts w:eastAsia="宋体" w:ascii="Times New Roman" w:hAnsi="Times New Roman"/>
-                <w:sz w:val="21"/>
-              </w:rPr>
-              <w:t xml:space="preserve">+4</w:t>
-            </w:r>
-            <w:r>
-              <w:rPr>
-                <w:rFonts w:ascii="Times New Roman" w:eastAsia="宋体" w:hAnsi="Times New Roman" w:cs="宋体"/>
-                <w:sz w:val="21"/>
-              </w:rPr>
-              <w:t xml:space="preserve">动态临时点”弹性布局方案</w:t>
+              <w:t xml:space="preserve">路径双层优化模型，将年龄分层服务半径与电梯等待时间纳入目标函数</w:t>
             </w:r>
           </w:p>
           <w:p>
@@ -1536,7 +1466,97 @@
                 <w:rFonts w:ascii="Times New Roman" w:eastAsia="宋体" w:hAnsi="Times New Roman" w:cs="宋体"/>
                 <w:sz w:val="21"/>
               </w:rPr>
-              <w:t xml:space="preserve">模型测算：总成本降低</w:t>
+              <w:t xml:space="preserve">算法求解：基于</w:t>
+            </w:r>
+            <w:r>
+              <w:rPr>
+                <w:rFonts w:eastAsia="宋体" w:ascii="Times New Roman" w:hAnsi="Times New Roman"/>
+                <w:sz w:val="21"/>
+              </w:rPr>
+              <w:t xml:space="preserve">15</w:t>
+            </w:r>
+            <w:r>
+              <w:rPr>
+                <w:rFonts w:ascii="Times New Roman" w:eastAsia="宋体" w:hAnsi="Times New Roman" w:cs="宋体"/>
+                <w:sz w:val="21"/>
+              </w:rPr>
+              <w:t xml:space="preserve">个候选点、日均</w:t>
+            </w:r>
+            <w:r>
+              <w:rPr>
+                <w:rFonts w:eastAsia="宋体" w:ascii="Times New Roman" w:hAnsi="Times New Roman"/>
+                <w:sz w:val="21"/>
+              </w:rPr>
+              <w:t xml:space="preserve">345</w:t>
+            </w:r>
+            <w:r>
+              <w:rPr>
+                <w:rFonts w:ascii="Times New Roman" w:eastAsia="宋体" w:hAnsi="Times New Roman" w:cs="宋体"/>
+                <w:sz w:val="21"/>
+              </w:rPr>
+              <w:t xml:space="preserve">单真实数据，用</w:t>
+            </w:r>
+            <w:r>
+              <w:rPr>
+                <w:rFonts w:eastAsia="宋体" w:ascii="Times New Roman" w:hAnsi="Times New Roman"/>
+                <w:sz w:val="21"/>
+              </w:rPr>
+              <w:t xml:space="preserve">Python</w:t>
+            </w:r>
+            <w:r>
+              <w:rPr>
+                <w:rFonts w:ascii="Times New Roman" w:eastAsia="宋体" w:hAnsi="Times New Roman" w:cs="宋体"/>
+                <w:sz w:val="21"/>
+              </w:rPr>
+              <w:t xml:space="preserve">完成求解，提出“</w:t>
+            </w:r>
+            <w:r>
+              <w:rPr>
+                <w:rFonts w:eastAsia="宋体" w:ascii="Times New Roman" w:hAnsi="Times New Roman"/>
+                <w:sz w:val="21"/>
+              </w:rPr>
+              <w:t xml:space="preserve">2</w:t>
+            </w:r>
+            <w:r>
+              <w:rPr>
+                <w:rFonts w:ascii="Times New Roman" w:eastAsia="宋体" w:hAnsi="Times New Roman" w:cs="宋体"/>
+                <w:sz w:val="21"/>
+              </w:rPr>
+              <w:t xml:space="preserve">核心点</w:t>
+            </w:r>
+            <w:r>
+              <w:rPr>
+                <w:rFonts w:eastAsia="宋体" w:ascii="Times New Roman" w:hAnsi="Times New Roman"/>
+                <w:sz w:val="21"/>
+              </w:rPr>
+              <w:t xml:space="preserve">+4</w:t>
+            </w:r>
+            <w:r>
+              <w:rPr>
+                <w:rFonts w:ascii="Times New Roman" w:eastAsia="宋体" w:hAnsi="Times New Roman" w:cs="宋体"/>
+                <w:sz w:val="21"/>
+              </w:rPr>
+              <w:t xml:space="preserve">动态临时点”弹性布局方案</w:t>
+            </w:r>
+          </w:p>
+          <w:p>
+            <w:pPr>
+              <w:numPr>
+                <w:ilvl w:val="0"/>
+                <w:numId w:val="9"/>
+              </w:numPr>
+              <w:spacing w:line="290" w:lineRule="atLeast" w:before="0" w:after="0"/>
+              <w:rPr>
+                <w:rFonts w:ascii="Times New Roman" w:eastAsia="宋体" w:hAnsi="Times New Roman" w:cs="宋体" w:hint="default"/>
+                <w:sz w:val="21"/>
+              </w:rPr>
+            </w:pPr>
+            <w:r>
+              <w:rPr>
+                <w:rFonts w:ascii="Times New Roman" w:eastAsia="宋体" w:hAnsi="Times New Roman" w:cs="宋体"/>
+                <w:sz w:val="21"/>
+              </w:rPr>
+              <w:t xml:space="preserve">降本增效：模型测算总成本降低</w:t>
             </w:r>
             <w:r>
               <w:rPr>
@@ -1826,7 +1846,7 @@
                 <w:rFonts w:ascii="Times New Roman" w:eastAsia="宋体" w:hAnsi="Times New Roman" w:cs="宋体"/>
                 <w:sz w:val="21"/>
               </w:rPr>
-              <w:t xml:space="preserve">基于</w:t>
+              <w:t xml:space="preserve">问卷调研：基于</w:t>
             </w:r>
             <w:r>
               <w:rPr>
@@ -1896,49 +1916,7 @@
                 <w:rFonts w:ascii="Times New Roman" w:eastAsia="宋体" w:hAnsi="Times New Roman" w:cs="宋体"/>
                 <w:sz w:val="21"/>
               </w:rPr>
-              <w:t xml:space="preserve">完成统计分析；验证交互性（</w:t>
-            </w:r>
-            <w:r>
-              <w:rPr>
-                <w:rFonts w:eastAsia="宋体" w:ascii="Times New Roman" w:hAnsi="Times New Roman"/>
-                <w:sz w:val="21"/>
-              </w:rPr>
-              <w:t xml:space="preserve">β=0.42</w:t>
-            </w:r>
-            <w:r>
-              <w:rPr>
-                <w:rFonts w:ascii="Times New Roman" w:eastAsia="宋体" w:hAnsi="Times New Roman" w:cs="宋体"/>
-                <w:sz w:val="21"/>
-              </w:rPr>
-              <w:t xml:space="preserve">）、个性化（</w:t>
-            </w:r>
-            <w:r>
-              <w:rPr>
-                <w:rFonts w:eastAsia="宋体" w:ascii="Times New Roman" w:hAnsi="Times New Roman"/>
-                <w:sz w:val="21"/>
-              </w:rPr>
-              <w:t xml:space="preserve">β=0.38</w:t>
-            </w:r>
-            <w:r>
-              <w:rPr>
-                <w:rFonts w:ascii="Times New Roman" w:eastAsia="宋体" w:hAnsi="Times New Roman" w:cs="宋体"/>
-                <w:sz w:val="21"/>
-              </w:rPr>
-              <w:t xml:space="preserve">）、自主性（</w:t>
-            </w:r>
-            <w:r>
-              <w:rPr>
-                <w:rFonts w:eastAsia="宋体" w:ascii="Times New Roman" w:hAnsi="Times New Roman"/>
-                <w:sz w:val="21"/>
-              </w:rPr>
-              <w:t xml:space="preserve">β=0.31</w:t>
-            </w:r>
-            <w:r>
-              <w:rPr>
-                <w:rFonts w:ascii="Times New Roman" w:eastAsia="宋体" w:hAnsi="Times New Roman" w:cs="宋体"/>
-                <w:sz w:val="21"/>
-              </w:rPr>
-              <w:t xml:space="preserve">）显著正向影响用户感知价值，识别问题识别准确性、智能解决能力为核心影响因素</w:t>
+              <w:t xml:space="preserve">完成统计分析</w:t>
             </w:r>
           </w:p>
           <w:p>
@@ -1958,7 +1936,69 @@
                 <w:rFonts w:ascii="Times New Roman" w:eastAsia="宋体" w:hAnsi="Times New Roman" w:cs="宋体"/>
                 <w:sz w:val="21"/>
               </w:rPr>
-              <w:t xml:space="preserve">发现用户智能体验起关键中介作用，感知增强维度贡献率</w:t>
+              <w:t xml:space="preserve">实证结论：验证交互性（</w:t>
+            </w:r>
+            <w:r>
+              <w:rPr>
+                <w:rFonts w:eastAsia="宋体" w:ascii="Times New Roman" w:hAnsi="Times New Roman"/>
+                <w:sz w:val="21"/>
+              </w:rPr>
+              <w:t xml:space="preserve">β=0.42</w:t>
+            </w:r>
+            <w:r>
+              <w:rPr>
+                <w:rFonts w:ascii="Times New Roman" w:eastAsia="宋体" w:hAnsi="Times New Roman" w:cs="宋体"/>
+                <w:sz w:val="21"/>
+              </w:rPr>
+              <w:t xml:space="preserve">）、个性化（</w:t>
+            </w:r>
+            <w:r>
+              <w:rPr>
+                <w:rFonts w:eastAsia="宋体" w:ascii="Times New Roman" w:hAnsi="Times New Roman"/>
+                <w:sz w:val="21"/>
+              </w:rPr>
+              <w:t xml:space="preserve">β=0.38</w:t>
+            </w:r>
+            <w:r>
+              <w:rPr>
+                <w:rFonts w:ascii="Times New Roman" w:eastAsia="宋体" w:hAnsi="Times New Roman" w:cs="宋体"/>
+                <w:sz w:val="21"/>
+              </w:rPr>
+              <w:t xml:space="preserve">）、自主性（</w:t>
+            </w:r>
+            <w:r>
+              <w:rPr>
+                <w:rFonts w:eastAsia="宋体" w:ascii="Times New Roman" w:hAnsi="Times New Roman"/>
+                <w:sz w:val="21"/>
+              </w:rPr>
+              <w:t xml:space="preserve">β=0.31</w:t>
+            </w:r>
+            <w:r>
+              <w:rPr>
+                <w:rFonts w:ascii="Times New Roman" w:eastAsia="宋体" w:hAnsi="Times New Roman" w:cs="宋体"/>
+                <w:sz w:val="21"/>
+              </w:rPr>
+              <w:t xml:space="preserve">）显著正向影响用户感知价值，识别问题识别准确性、智能解决能力为核心影响因素</w:t>
+            </w:r>
+          </w:p>
+          <w:p>
+            <w:pPr>
+              <w:numPr>
+                <w:ilvl w:val="0"/>
+                <w:numId w:val="9"/>
+              </w:numPr>
+              <w:spacing w:line="290" w:lineRule="atLeast" w:before="0" w:after="0"/>
+              <w:rPr>
+                <w:rFonts w:ascii="Times New Roman" w:eastAsia="宋体" w:hAnsi="Times New Roman" w:cs="宋体" w:hint="default"/>
+                <w:sz w:val="21"/>
+              </w:rPr>
+            </w:pPr>
+            <w:r>
+              <w:rPr>
+                <w:rFonts w:ascii="Times New Roman" w:eastAsia="宋体" w:hAnsi="Times New Roman" w:cs="宋体"/>
+                <w:sz w:val="21"/>
+              </w:rPr>
+              <w:t xml:space="preserve">研究价值：发现用户智能体验起关键中介作用，感知增强维度贡献率</w:t>
             </w:r>
             <w:r>
               <w:rPr>
@@ -2071,7 +2111,16 @@
                 <w:bCs/>
                 <w:sz w:val="21"/>
               </w:rPr>
-              <w:t xml:space="preserve">银行电话营销客户响应行为分析</w:t>
+              <w:t xml:space="preserve">ERP</w:t>
+            </w:r>
+            <w:r>
+              <w:rPr>
+                <w:rFonts w:ascii="Times New Roman" w:eastAsia="宋体" w:hAnsi="Times New Roman" w:cs="宋体"/>
+                <w:b/>
+                <w:bCs/>
+                <w:sz w:val="21"/>
+              </w:rPr>
+              <w:t xml:space="preserve">供应链全流程模拟操作</w:t>
             </w:r>
           </w:p>
         </w:tc>
@@ -2104,7 +2153,7 @@
                 <w:bCs/>
                 <w:sz w:val="21"/>
               </w:rPr>
-              <w:t xml:space="preserve">个人课程项目</w:t>
+              <w:t xml:space="preserve">课程实验・账套主管</w:t>
             </w:r>
           </w:p>
         </w:tc>
@@ -2136,7 +2185,7 @@
                 <w:bCs/>
                 <w:sz w:val="21"/>
               </w:rPr>
-              <w:t xml:space="preserve">2026.04-2026.06</w:t>
+              <w:t xml:space="preserve">2025.03-2025.07</w:t>
             </w:r>
           </w:p>
         </w:tc>
@@ -2209,35 +2258,7 @@
                 <w:rFonts w:ascii="Times New Roman" w:eastAsia="宋体" w:hAnsi="Times New Roman" w:cs="宋体"/>
                 <w:sz w:val="21"/>
               </w:rPr>
-              <w:t xml:space="preserve">基于</w:t>
-            </w:r>
-            <w:r>
-              <w:rPr>
-                <w:rFonts w:eastAsia="宋体" w:ascii="Times New Roman" w:hAnsi="Times New Roman"/>
-                <w:sz w:val="21"/>
-              </w:rPr>
-              <w:t xml:space="preserve">45211</w:t>
-            </w:r>
-            <w:r>
-              <w:rPr>
-                <w:rFonts w:ascii="Times New Roman" w:eastAsia="宋体" w:hAnsi="Times New Roman" w:cs="宋体"/>
-                <w:sz w:val="21"/>
-              </w:rPr>
-              <w:t xml:space="preserve">条葡萄牙银行真实营销数据，用</w:t>
-            </w:r>
-            <w:r>
-              <w:rPr>
-                <w:rFonts w:eastAsia="宋体" w:ascii="Times New Roman" w:hAnsi="Times New Roman"/>
-                <w:sz w:val="21"/>
-              </w:rPr>
-              <w:t xml:space="preserve">R</w:t>
-            </w:r>
-            <w:r>
-              <w:rPr>
-                <w:rFonts w:ascii="Times New Roman" w:eastAsia="宋体" w:hAnsi="Times New Roman" w:cs="宋体"/>
-                <w:sz w:val="21"/>
-              </w:rPr>
-              <w:t xml:space="preserve">完成缺失值与异常值清洗，对年龄、职业、营销频次等字段做多维度分层统计</w:t>
+              <w:t xml:space="preserve">全流程实操：以账套主管角色，对模拟箱包贸易企业独立完成采购→到货→销售→出库→库存调拨→盘点→存货核算→收付款凭证全流程操作</w:t>
             </w:r>
           </w:p>
           <w:p>
@@ -2257,75 +2278,11 @@
                 <w:rFonts w:ascii="Times New Roman" w:eastAsia="宋体" w:hAnsi="Times New Roman" w:cs="宋体"/>
                 <w:sz w:val="21"/>
               </w:rPr>
-              <w:t xml:space="preserve">独立绘制帕累托图、相关性热力图、订阅转化率瀑布图，通过多维度统计呈现客户群体响应差异，识别关键影响变量，为客户分群与营销资源分配提供数据支撑</w:t>
-            </w:r>
-          </w:p>
-        </w:tc>
-      </w:tr>
-      <w:tr>
-        <w:trPr>
-          <w:gridAfter w:val="2"/>
-          <w:wAfter w:w="880" w:type="dxa"/>
-          <w:jc w:val="center"/>
-        </w:trPr>
-        <w:tc>
-          <w:tcPr>
-            <w:tcW w:w="695" w:type="dxa"/>
-            <w:tcBorders>
-              <w:top w:val="nil"/>
-              <w:left w:val="nil"/>
-              <w:bottom w:val="nil"/>
-              <w:right w:val="nil"/>
-            </w:tcBorders>
-            <w:tcMar>
-              <w:top w:w="0" w:type="dxa"/>
-              <w:left w:w="113" w:type="dxa"/>
-              <w:bottom w:w="0" w:type="dxa"/>
-              <w:right w:w="85" w:type="dxa"/>
-            </w:tcMar>
-            <w:vAlign w:val="center"/>
-          </w:tcPr>
-          <w:p>
-            <w:pPr>
-              <w:spacing w:line="290" w:lineRule="atLeast" w:before="0" w:after="0"/>
-              <w:rPr>
-                <w:rFonts w:ascii="Times New Roman" w:hAnsi="Times New Roman"/>
-                <w:sz w:val="21"/>
-              </w:rPr>
-            </w:pPr>
-          </w:p>
-        </w:tc>
-        <w:tc>
-          <w:tcPr>
-            <w:tcW w:w="4600" w:type="dxa"/>
-            <w:gridSpan w:val="4"/>
-            <w:tcBorders>
-              <w:top w:val="nil"/>
-              <w:left w:val="nil"/>
-              <w:bottom w:val="nil"/>
-              <w:right w:val="nil"/>
-            </w:tcBorders>
-            <w:tcMar>
-              <w:top w:w="0" w:type="dxa"/>
-              <w:left w:w="85" w:type="dxa"/>
-              <w:bottom w:w="0" w:type="dxa"/>
-              <w:right w:w="85" w:type="dxa"/>
-            </w:tcMar>
-            <w:vAlign w:val="center"/>
-          </w:tcPr>
-          <w:p>
-            <w:pPr>
-              <w:spacing w:line="290" w:lineRule="atLeast" w:before="0" w:after="0"/>
-              <w:rPr>
-                <w:rFonts w:ascii="Times New Roman" w:hAnsi="Times New Roman"/>
-                <w:sz w:val="21"/>
-              </w:rPr>
-            </w:pPr>
-            <w:r>
-              <w:rPr>
-                <w:rFonts w:ascii="Times New Roman" w:eastAsia="宋体" w:hAnsi="Times New Roman" w:cs="宋体"/>
-                <w:b/>
-                <w:bCs/>
+              <w:t xml:space="preserve">逻辑梳理：梳理采购、销售、库存等模块间的数据流转与单据关联逻辑，理解</w:t>
+            </w:r>
+            <w:r>
+              <w:rPr>
+                <w:rFonts w:eastAsia="宋体" w:ascii="Times New Roman" w:hAnsi="Times New Roman"/>
                 <w:sz w:val="21"/>
               </w:rPr>
               <w:t xml:space="preserve">ERP</w:t>
@@ -2333,183 +2290,9 @@
             <w:r>
               <w:rPr>
                 <w:rFonts w:ascii="Times New Roman" w:eastAsia="宋体" w:hAnsi="Times New Roman" w:cs="宋体"/>
-                <w:b/>
-                <w:bCs/>
-                <w:sz w:val="21"/>
-              </w:rPr>
-              <w:t xml:space="preserve">供应链全流程模拟操作</w:t>
-            </w:r>
-          </w:p>
-        </w:tc>
-        <w:tc>
-          <w:tcPr>
-            <w:tcW w:w="2693" w:type="dxa"/>
-            <w:gridSpan w:val="2"/>
-            <w:tcBorders>
-              <w:top w:val="nil"/>
-              <w:left w:val="nil"/>
-              <w:bottom w:val="nil"/>
-              <w:right w:val="nil"/>
-            </w:tcBorders>
-            <w:vAlign w:val="center"/>
-          </w:tcPr>
-          <w:p>
-            <w:pPr>
-              <w:spacing w:line="290" w:lineRule="atLeast" w:before="0" w:after="0"/>
-              <w:rPr>
-                <w:rFonts w:ascii="Times New Roman" w:eastAsia="等线" w:hAnsi="Times New Roman"/>
-                <w:b/>
-                <w:bCs/>
-                <w:sz w:val="21"/>
-              </w:rPr>
-            </w:pPr>
-            <w:r>
-              <w:rPr>
-                <w:rFonts w:ascii="Times New Roman" w:eastAsia="宋体" w:hAnsi="Times New Roman" w:cs="宋体"/>
-                <w:b/>
-                <w:bCs/>
-                <w:sz w:val="21"/>
-              </w:rPr>
-              <w:t xml:space="preserve">课程实验・账套主管</w:t>
-            </w:r>
-          </w:p>
-        </w:tc>
-        <w:tc>
-          <w:tcPr>
-            <w:tcW w:w="2755" w:type="dxa"/>
-            <w:tcBorders>
-              <w:top w:val="nil"/>
-              <w:left w:val="nil"/>
-              <w:bottom w:val="nil"/>
-              <w:right w:val="nil"/>
-            </w:tcBorders>
-            <w:vAlign w:val="center"/>
-          </w:tcPr>
-          <w:p>
-            <w:pPr>
-              <w:spacing w:line="290" w:lineRule="atLeast" w:before="0" w:after="0"/>
-              <w:rPr>
-                <w:rFonts w:ascii="Times New Roman" w:eastAsia="等线" w:hAnsi="Times New Roman" w:hint="default"/>
-                <w:b/>
-                <w:bCs/>
-                <w:sz w:val="21"/>
-              </w:rPr>
-            </w:pPr>
-            <w:r>
-              <w:rPr>
-                <w:rFonts w:ascii="Times New Roman" w:eastAsia="宋体" w:hAnsi="Times New Roman" w:cs="宋体"/>
-                <w:b/>
-                <w:bCs/>
-                <w:sz w:val="21"/>
-              </w:rPr>
-              <w:t xml:space="preserve">2025.03-2025.07</w:t>
-            </w:r>
-          </w:p>
-        </w:tc>
-      </w:tr>
-      <w:tr>
-        <w:trPr>
-          <w:gridAfter w:val="2"/>
-          <w:wAfter w:w="880" w:type="dxa"/>
-          <w:jc w:val="center"/>
-        </w:trPr>
-        <w:tc>
-          <w:tcPr>
-            <w:tcW w:w="695" w:type="dxa"/>
-            <w:tcBorders>
-              <w:top w:val="nil"/>
-              <w:left w:val="nil"/>
-              <w:bottom w:val="nil"/>
-              <w:right w:val="nil"/>
-            </w:tcBorders>
-            <w:tcMar>
-              <w:top w:w="0" w:type="dxa"/>
-              <w:left w:w="113" w:type="dxa"/>
-              <w:bottom w:w="0" w:type="dxa"/>
-              <w:right w:w="85" w:type="dxa"/>
-            </w:tcMar>
-            <w:vAlign w:val="center"/>
-          </w:tcPr>
-          <w:p>
-            <w:pPr>
-              <w:spacing w:line="290" w:lineRule="atLeast" w:before="0" w:after="0"/>
-              <w:rPr>
-                <w:rFonts w:ascii="Times New Roman" w:hAnsi="Times New Roman"/>
-                <w:sz w:val="21"/>
-              </w:rPr>
-            </w:pPr>
-          </w:p>
-        </w:tc>
-        <w:tc>
-          <w:tcPr>
-            <w:tcW w:w="10048" w:type="dxa"/>
-            <w:gridSpan w:val="7"/>
-            <w:tcBorders>
-              <w:top w:val="nil"/>
-              <w:left w:val="nil"/>
-              <w:bottom w:val="nil"/>
-              <w:right w:val="nil"/>
-            </w:tcBorders>
-            <w:tcMar>
-              <w:top w:w="0" w:type="dxa"/>
-              <w:left w:w="85" w:type="dxa"/>
-              <w:bottom w:w="0" w:type="dxa"/>
-              <w:right w:w="85" w:type="dxa"/>
-            </w:tcMar>
-            <w:vAlign w:val="center"/>
-          </w:tcPr>
-          <w:p>
-            <w:pPr>
-              <w:numPr>
-                <w:ilvl w:val="0"/>
-                <w:numId w:val="9"/>
-              </w:numPr>
-              <w:spacing w:line="290" w:lineRule="atLeast" w:before="0" w:after="0"/>
-              <w:rPr>
-                <w:rFonts w:ascii="Times New Roman" w:eastAsia="宋体" w:hAnsi="Times New Roman" w:cs="宋体" w:hint="default"/>
-                <w:sz w:val="21"/>
-              </w:rPr>
-            </w:pPr>
-            <w:r>
-              <w:rPr>
-                <w:rFonts w:ascii="Times New Roman" w:eastAsia="宋体" w:hAnsi="Times New Roman" w:cs="宋体"/>
-                <w:sz w:val="21"/>
-              </w:rPr>
-              <w:t xml:space="preserve">以账套主管角色，以模拟箱包贸易企业为对象，独立完成采购订单→到货入库→销售订单→发货出库→库存调拨→盘点→存货核算→收付款凭证全流程实操</w:t>
-            </w:r>
-          </w:p>
-          <w:p>
-            <w:pPr>
-              <w:numPr>
-                <w:ilvl w:val="0"/>
-                <w:numId w:val="9"/>
-              </w:numPr>
-              <w:spacing w:line="290" w:lineRule="atLeast" w:before="0" w:after="0"/>
-              <w:rPr>
-                <w:rFonts w:ascii="Times New Roman" w:eastAsia="宋体" w:hAnsi="Times New Roman" w:cs="宋体" w:hint="default"/>
-                <w:sz w:val="21"/>
-              </w:rPr>
-            </w:pPr>
-            <w:r>
-              <w:rPr>
-                <w:rFonts w:ascii="Times New Roman" w:eastAsia="宋体" w:hAnsi="Times New Roman" w:cs="宋体"/>
-                <w:sz w:val="21"/>
-              </w:rPr>
-              <w:t xml:space="preserve">梳理采购、销售、库存等模块间的数据流转与单据关联逻辑，理解</w:t>
-            </w:r>
-            <w:r>
-              <w:rPr>
-                <w:rFonts w:eastAsia="宋体" w:ascii="Times New Roman" w:hAnsi="Times New Roman"/>
-                <w:sz w:val="21"/>
-              </w:rPr>
-              <w:t xml:space="preserve">ERP</w:t>
-            </w:r>
-            <w:r>
-              <w:rPr>
-                <w:rFonts w:ascii="Times New Roman" w:eastAsia="宋体" w:hAnsi="Times New Roman" w:cs="宋体"/>
-                <w:sz w:val="21"/>
-              </w:rPr>
-              <w:t xml:space="preserve">系统供应链业务标准化运作机制</w:t>
+                <w:sz w:val="21"/>
+              </w:rPr>
+              <w:t xml:space="preserve">供应链业务标准化运作机制</w:t>
             </w:r>
           </w:p>
         </w:tc>
@@ -2785,7 +2568,7 @@
                 <w:rFonts w:ascii="Times New Roman" w:eastAsia="宋体" w:hAnsi="Times New Roman" w:cs="宋体"/>
                 <w:sz w:val="21"/>
               </w:rPr>
-              <w:t xml:space="preserve">统筹</w:t>
+              <w:t xml:space="preserve">材料统筹：统筹</w:t>
             </w:r>
             <w:r>
               <w:rPr>
@@ -2861,7 +2644,7 @@
                 <w:rFonts w:ascii="Times New Roman" w:eastAsia="宋体" w:hAnsi="Times New Roman" w:cs="宋体"/>
                 <w:sz w:val="21"/>
               </w:rPr>
-              <w:t xml:space="preserve">对接各部门同步项目推进进度，按月汇总执行数据形成工作小结，梳理并标准化资料审核与报批流程</w:t>
+              <w:t xml:space="preserve">流程优化：梳理并标准化资料审核与报批流程，建立可检索的文档归档体系，提升后期材料调取效率</w:t>
             </w:r>
           </w:p>
           <w:p>
@@ -2881,7 +2664,7 @@
                 <w:rFonts w:ascii="Times New Roman" w:eastAsia="宋体" w:hAnsi="Times New Roman" w:cs="宋体"/>
                 <w:sz w:val="21"/>
               </w:rPr>
-              <w:t xml:space="preserve">建立可检索的文档归档体系，统一收纳各类申报单据并分类存档，提升后续材料调取效率</w:t>
+              <w:t xml:space="preserve">协同对接：对接各部门同步项目推进进度，按月汇总执行数据形成工作小结</w:t>
             </w:r>
           </w:p>
         </w:tc>
@@ -3083,7 +2866,7 @@
                 <w:rFonts w:ascii="Times New Roman" w:eastAsia="宋体" w:hAnsi="Times New Roman" w:cs="宋体"/>
                 <w:sz w:val="21"/>
               </w:rPr>
-              <w:t xml:space="preserve">落实门店原辅料日盘与效期管理流程，每日核对食材有效期并打印失效单据，根据消耗规律提醒仓库解冻备货，降低物料损耗与缺货风险</w:t>
+              <w:t xml:space="preserve">库存管理：落实门店原辅料日盘与效期管理流程，每日核对食材有效期并打印失效单据，保持库存账实一致</w:t>
             </w:r>
           </w:p>
           <w:p>
@@ -3103,7 +2886,268 @@
                 <w:rFonts w:ascii="Times New Roman" w:eastAsia="宋体" w:hAnsi="Times New Roman" w:cs="宋体"/>
                 <w:sz w:val="21"/>
               </w:rPr>
-              <w:t xml:space="preserve">规范物料分区摆放与仓储器具整理，核对交接班出库单据，保持库存账实一致；根据销售消耗规律同步门店补货需求，保障物料供应稳定</w:t>
+              <w:t xml:space="preserve">需求预测：依据销售消耗规律提醒仓库解冻备货、同步门店补货需求，降低物料损耗与缺货风险</w:t>
+            </w:r>
+          </w:p>
+        </w:tc>
+      </w:tr>
+    </w:tbl>
+    <w:p>
+      <w:pPr>
+        <w:rPr>
+          <w:rFonts w:ascii="Times New Roman" w:hAnsi="Times New Roman"/>
+          <w:vanish/>
+          <w:sz w:val="21"/>
+        </w:rPr>
+        <w:spacing w:line="290" w:lineRule="atLeast" w:before="0" w:after="0"/>
+      </w:pPr>
+    </w:p>
+    <w:p>
+      <w:pPr>
+        <w:rPr>
+          <w:rFonts w:ascii="Times New Roman" w:hAnsi="Times New Roman"/>
+          <w:vanish/>
+          <w:sz w:val="2"/>
+        </w:rPr>
+        <w:spacing w:line="290" w:lineRule="atLeast" w:before="0" w:after="0"/>
+      </w:pPr>
+    </w:p>
+    <w:tbl>
+      <w:tblPr>
+        <w:tblW w:w="0" w:type="auto"/>
+        <w:jc w:val="center"/>
+        <w:tblInd w:w="0" w:type="dxa"/>
+        <w:tblLayout w:type="fixed"/>
+        <w:tblCellMar>
+          <w:left w:w="0" w:type="dxa"/>
+          <w:right w:w="0" w:type="dxa"/>
+        </w:tblCellMar>
+        <w:tblLook w:val="0000" w:firstRow="0" w:lastRow="0" w:firstColumn="0" w:lastColumn="0" w:noHBand="0" w:noVBand="0"/>
+      </w:tblPr>
+      <w:tblGrid>
+        <w:gridCol w:w="695"/>
+        <w:gridCol w:w="3686"/>
+        <w:gridCol w:w="2693"/>
+        <w:gridCol w:w="3670"/>
+      </w:tblGrid>
+      <w:tr>
+        <w:trPr>
+          <w:jc w:val="center"/>
+        </w:trPr>
+        <w:tc>
+          <w:tcPr>
+            <w:tcW w:w="10744" w:type="dxa"/>
+            <w:gridSpan w:val="4"/>
+            <w:tcBorders>
+              <w:top w:val="nil"/>
+              <w:left w:val="nil"/>
+              <w:bottom w:val="nil"/>
+              <w:right w:val="nil"/>
+            </w:tcBorders>
+            <w:shd w:val="clear" w:color="auto" w:fill="EEEEEE"/>
+            <w:tcMar>
+              <w:top w:w="0" w:type="dxa"/>
+              <w:left w:w="85" w:type="dxa"/>
+              <w:bottom w:w="0" w:type="dxa"/>
+              <w:right w:w="85" w:type="dxa"/>
+            </w:tcMar>
+            <w:vAlign w:val="center"/>
+          </w:tcPr>
+          <w:p>
+            <w:pPr>
+              <w:spacing w:line="290" w:lineRule="atLeast" w:before="0" w:after="0"/>
+              <w:rPr>
+                <w:rFonts w:ascii="Times New Roman" w:eastAsia="宋体" w:hAnsi="Times New Roman" w:cs="宋体"/>
+                <w:b/>
+                <w:bCs/>
+              </w:rPr>
+            </w:pPr>
+            <w:r>
+              <w:rPr>
+                <w:rFonts w:ascii="Times New Roman" w:eastAsia="宋体" w:hAnsi="Times New Roman" w:cs="宋体"/>
+                <w:b/>
+                <w:bCs/>
+              </w:rPr>
+              <w:t>校园实践</w:t>
+            </w:r>
+          </w:p>
+        </w:tc>
+      </w:tr>
+      <w:tr>
+        <w:tblPrEx>
+          <w:tblLook w:val="04A0" w:firstRow="1" w:lastRow="0" w:firstColumn="1" w:lastColumn="0" w:noHBand="0" w:noVBand="1"/>
+        </w:tblPrEx>
+        <w:trPr>
+          <w:jc w:val="center"/>
+        </w:trPr>
+        <w:tc>
+          <w:tcPr>
+            <w:tcW w:w="695" w:type="dxa"/>
+            <w:tcMar>
+              <w:top w:w="0" w:type="dxa"/>
+              <w:left w:w="113" w:type="dxa"/>
+              <w:bottom w:w="0" w:type="dxa"/>
+              <w:right w:w="85" w:type="dxa"/>
+            </w:tcMar>
+            <w:vAlign w:val="center"/>
+          </w:tcPr>
+          <w:p>
+            <w:pPr>
+              <w:spacing w:line="290" w:lineRule="atLeast" w:before="0" w:after="0"/>
+              <w:rPr>
+                <w:rFonts w:ascii="Times New Roman" w:hAnsi="Times New Roman" w:hint="default"/>
+                <w:sz w:val="21"/>
+              </w:rPr>
+            </w:pPr>
+          </w:p>
+        </w:tc>
+        <w:tc>
+          <w:tcPr>
+            <w:tcW w:w="4600" w:type="dxa"/>
+            <w:tcMar>
+              <w:top w:w="0" w:type="dxa"/>
+              <w:left w:w="85" w:type="dxa"/>
+              <w:bottom w:w="0" w:type="dxa"/>
+              <w:right w:w="85" w:type="dxa"/>
+            </w:tcMar>
+            <w:vAlign w:val="center"/>
+            <w:hideMark/>
+          </w:tcPr>
+          <w:p>
+            <w:pPr>
+              <w:spacing w:line="290" w:lineRule="atLeast" w:before="0" w:after="0"/>
+              <w:rPr>
+                <w:rFonts w:ascii="Times New Roman" w:hAnsi="Times New Roman"/>
+                <w:b/>
+                <w:bCs/>
+                <w:sz w:val="21"/>
+              </w:rPr>
+            </w:pPr>
+            <w:r>
+              <w:rPr>
+                <w:rFonts w:ascii="Times New Roman" w:eastAsia="宋体" w:hAnsi="Times New Roman" w:cs="宋体"/>
+                <w:b/>
+                <w:bCs/>
+                <w:sz w:val="21"/>
+              </w:rPr>
+              <w:t xml:space="preserve">山东大学管理学院宣传部</w:t>
+            </w:r>
+          </w:p>
+        </w:tc>
+        <w:tc>
+          <w:tcPr>
+            <w:tcW w:w="2693" w:type="dxa"/>
+            <w:vAlign w:val="center"/>
+            <w:hideMark/>
+          </w:tcPr>
+          <w:p>
+            <w:pPr>
+              <w:spacing w:line="290" w:lineRule="atLeast" w:before="0" w:after="0"/>
+              <w:rPr>
+                <w:rFonts w:ascii="Times New Roman" w:hAnsi="Times New Roman"/>
+                <w:b/>
+                <w:bCs/>
+                <w:sz w:val="21"/>
+              </w:rPr>
+            </w:pPr>
+            <w:r>
+              <w:rPr>
+                <w:rFonts w:ascii="Times New Roman" w:eastAsia="宋体" w:hAnsi="Times New Roman" w:cs="宋体"/>
+                <w:b/>
+                <w:bCs/>
+                <w:sz w:val="21"/>
+              </w:rPr>
+              <w:t xml:space="preserve">干事</w:t>
+            </w:r>
+          </w:p>
+        </w:tc>
+        <w:tc>
+          <w:tcPr>
+            <w:tcW w:w="2755" w:type="dxa"/>
+            <w:vAlign w:val="center"/>
+            <w:hideMark/>
+          </w:tcPr>
+          <w:p>
+            <w:pPr>
+              <w:spacing w:line="290" w:lineRule="atLeast" w:before="0" w:after="0"/>
+              <w:rPr>
+                <w:rFonts w:ascii="Times New Roman" w:hAnsi="Times New Roman"/>
+                <w:b/>
+                <w:bCs/>
+                <w:sz w:val="21"/>
+              </w:rPr>
+            </w:pPr>
+            <w:r>
+              <w:rPr>
+                <w:rFonts w:ascii="Times New Roman" w:eastAsia="宋体" w:hAnsi="Times New Roman" w:cs="宋体"/>
+                <w:b/>
+                <w:bCs/>
+                <w:sz w:val="21"/>
+              </w:rPr>
+              <w:t xml:space="preserve">2024.09 - 2025.06</w:t>
+            </w:r>
+          </w:p>
+        </w:tc>
+      </w:tr>
+      <w:tr>
+        <w:tblPrEx>
+          <w:tblLook w:val="04A0" w:firstRow="1" w:lastRow="0" w:firstColumn="1" w:lastColumn="0" w:noHBand="0" w:noVBand="1"/>
+        </w:tblPrEx>
+        <w:trPr>
+          <w:jc w:val="center"/>
+        </w:trPr>
+        <w:tc>
+          <w:tcPr>
+            <w:tcW w:w="695" w:type="dxa"/>
+            <w:tcMar>
+              <w:top w:w="0" w:type="dxa"/>
+              <w:left w:w="113" w:type="dxa"/>
+              <w:bottom w:w="0" w:type="dxa"/>
+              <w:right w:w="85" w:type="dxa"/>
+            </w:tcMar>
+            <w:vAlign w:val="center"/>
+          </w:tcPr>
+          <w:p>
+            <w:pPr>
+              <w:spacing w:line="290" w:lineRule="atLeast" w:before="0" w:after="0"/>
+              <w:rPr>
+                <w:rFonts w:ascii="Times New Roman" w:hAnsi="Times New Roman"/>
+                <w:sz w:val="21"/>
+              </w:rPr>
+            </w:pPr>
+          </w:p>
+        </w:tc>
+        <w:tc>
+          <w:tcPr>
+            <w:tcW w:w="10049" w:type="dxa"/>
+            <w:gridSpan w:val="3"/>
+            <w:tcMar>
+              <w:top w:w="0" w:type="dxa"/>
+              <w:left w:w="85" w:type="dxa"/>
+              <w:bottom w:w="0" w:type="dxa"/>
+              <w:right w:w="85" w:type="dxa"/>
+            </w:tcMar>
+            <w:vAlign w:val="center"/>
+            <w:hideMark/>
+          </w:tcPr>
+          <w:p>
+            <w:pPr>
+              <w:numPr>
+                <w:ilvl w:val="0"/>
+                <w:numId w:val="13"/>
+              </w:numPr>
+              <w:spacing w:line="290" w:lineRule="atLeast" w:before="0" w:after="0"/>
+              <w:rPr>
+                <w:rFonts w:ascii="Times New Roman" w:eastAsia="宋体" w:hAnsi="Times New Roman" w:cs="宋体"/>
+                <w:sz w:val="21"/>
+              </w:rPr>
+            </w:pPr>
+            <w:r>
+              <w:rPr>
+                <w:rFonts w:ascii="Times New Roman" w:eastAsia="宋体" w:hAnsi="Times New Roman" w:cs="宋体"/>
+                <w:sz w:val="21"/>
+              </w:rPr>
+              <w:t xml:space="preserve">物资统筹：统筹活动物资出入库登记，参与活动现场人员分工调度，锻炼组织协调与团队协作</w:t>
             </w:r>
           </w:p>
         </w:tc>
@@ -3559,6 +3603,339 @@
                 <w:sz w:val="21"/>
               </w:rPr>
               <w:t xml:space="preserve">台账搭建与文档管理、跨部门沟通对接、流程梳理与标准化</w:t>
+            </w:r>
+          </w:p>
+        </w:tc>
+      </w:tr>
+    </w:tbl>
+    <w:tbl>
+      <w:tblPr>
+        <w:tblW w:w="0" w:type="auto"/>
+        <w:jc w:val="center"/>
+        <w:tblInd w:w="0" w:type="dxa"/>
+        <w:tblLayout w:type="fixed"/>
+        <w:tblCellMar>
+          <w:left w:w="0" w:type="dxa"/>
+          <w:right w:w="0" w:type="dxa"/>
+        </w:tblCellMar>
+        <w:tblLook w:val="0000" w:firstRow="0" w:lastRow="0" w:firstColumn="0" w:lastColumn="0" w:noHBand="0" w:noVBand="0"/>
+      </w:tblPr>
+      <w:tblGrid>
+        <w:gridCol w:w="10744"/>
+      </w:tblGrid>
+      <w:tr>
+        <w:trPr>
+          <w:jc w:val="center"/>
+        </w:trPr>
+        <w:tc>
+          <w:tcPr>
+            <w:tcW w:w="10744" w:type="dxa"/>
+            <w:tcBorders>
+              <w:top w:val="nil"/>
+              <w:left w:val="nil"/>
+              <w:bottom w:val="nil"/>
+              <w:right w:val="nil"/>
+            </w:tcBorders>
+            <w:shd w:val="clear" w:color="auto" w:fill="EEEEEE"/>
+            <w:tcMar>
+              <w:top w:w="0" w:type="dxa"/>
+              <w:left w:w="85" w:type="dxa"/>
+              <w:bottom w:w="0" w:type="dxa"/>
+              <w:right w:w="85" w:type="dxa"/>
+            </w:tcMar>
+            <w:vAlign w:val="center"/>
+          </w:tcPr>
+          <w:p>
+            <w:pPr>
+              <w:spacing w:line="290" w:lineRule="atLeast" w:before="0" w:after="0"/>
+            </w:pPr>
+            <w:r>
+              <w:rPr>
+                <w:b/>
+                <w:bCs/>
+              </w:rPr>
+              <w:t>自我评价</w:t>
+            </w:r>
+          </w:p>
+        </w:tc>
+      </w:tr>
+      <w:tr>
+        <w:trPr>
+          <w:jc w:val="center"/>
+        </w:trPr>
+        <w:tc>
+          <w:tcPr>
+            <w:tcW w:w="10744" w:type="dxa"/>
+            <w:tcBorders>
+              <w:top w:val="nil"/>
+              <w:left w:val="nil"/>
+              <w:bottom w:val="nil"/>
+              <w:right w:val="nil"/>
+            </w:tcBorders>
+            <w:tcMar>
+              <w:top w:w="0" w:type="dxa"/>
+              <w:left w:w="85" w:type="dxa"/>
+              <w:bottom w:w="0" w:type="dxa"/>
+              <w:right w:w="85" w:type="dxa"/>
+            </w:tcMar>
+            <w:vAlign w:val="center"/>
+          </w:tcPr>
+          <w:tbl>
+            <w:tblPr>
+              <w:tblpPr w:leftFromText="180" w:rightFromText="180" w:vertAnchor="page" w:horzAnchor="margin" w:tblpY="1"/>
+              <w:tblW w:w="10915" w:type="dxa"/>
+              <w:tblInd w:w="0" w:type="dxa"/>
+              <w:tblLayout w:type="fixed"/>
+              <w:tblCellMar>
+                <w:left w:w="0" w:type="dxa"/>
+                <w:right w:w="0" w:type="dxa"/>
+              </w:tblCellMar>
+              <w:tblLook w:val="0000" w:firstRow="0" w:lastRow="0" w:firstColumn="0" w:lastColumn="0" w:noHBand="0" w:noVBand="0"/>
+            </w:tblPr>
+            <w:tblGrid>
+              <w:gridCol w:w="709"/>
+              <w:gridCol w:w="1701"/>
+              <w:gridCol w:w="4678"/>
+              <w:gridCol w:w="3827"/>
+            </w:tblGrid>
+            <w:tr>
+              <w:tc>
+                <w:tcPr>
+                  <w:tcW w:w="709" w:type="dxa"/>
+                  <w:tcBorders>
+                    <w:top w:val="nil"/>
+                    <w:left w:val="nil"/>
+                    <w:bottom w:val="nil"/>
+                    <w:right w:val="nil"/>
+                  </w:tcBorders>
+                  <w:tcMar>
+                    <w:top w:w="0" w:type="dxa"/>
+                    <w:left w:w="113" w:type="dxa"/>
+                    <w:bottom w:w="0" w:type="dxa"/>
+                    <w:right w:w="85" w:type="dxa"/>
+                  </w:tcMar>
+                  <w:vAlign w:val="center"/>
+                </w:tcPr>
+                <w:p>
+                  <w:pPr>
+                    <w:spacing w:line="290" w:lineRule="atLeast" w:before="0" w:after="0"/>
+                    <w:jc w:val="center"/>
+                    <w:rPr>
+                      <w:sz w:val="21"/>
+                    </w:rPr>
+                  </w:pPr>
+                </w:p>
+              </w:tc>
+              <w:tc>
+                <w:tcPr>
+                  <w:tcW w:w="1701" w:type="dxa"/>
+                  <w:tcBorders>
+                    <w:top w:val="nil"/>
+                    <w:left w:val="nil"/>
+                    <w:bottom w:val="nil"/>
+                    <w:right w:val="nil"/>
+                  </w:tcBorders>
+                  <w:tcMar>
+                    <w:top w:w="0" w:type="dxa"/>
+                    <w:left w:w="113" w:type="dxa"/>
+                    <w:bottom w:w="0" w:type="dxa"/>
+                    <w:right w:w="85" w:type="dxa"/>
+                  </w:tcMar>
+                  <w:vAlign w:val="center"/>
+                </w:tcPr>
+                <w:p>
+                  <w:pPr>
+                    <w:spacing w:line="290" w:lineRule="atLeast" w:before="0" w:after="0"/>
+                    <w:rPr>
+                      <w:b/>
+                      <w:bCs/>
+                      <w:sz w:val="21"/>
+                    </w:rPr>
+                  </w:pPr>
+                  <w:r>
+                    <w:rPr>
+                      <w:rFonts w:ascii="宋体" w:eastAsia="宋体" w:hAnsi="宋体" w:cs="宋体"/>
+                      <w:b/>
+                      <w:bCs/>
+                      <w:sz w:val="21"/>
+                    </w:rPr>
+                    <w:t/>
+                  </w:r>
+                </w:p>
+              </w:tc>
+              <w:tc>
+                <w:tcPr>
+                  <w:tcW w:w="4678" w:type="dxa"/>
+                  <w:tcBorders>
+                    <w:top w:val="nil"/>
+                    <w:left w:val="nil"/>
+                    <w:bottom w:val="nil"/>
+                    <w:right w:val="nil"/>
+                  </w:tcBorders>
+                  <w:tcMar>
+                    <w:top w:w="0" w:type="dxa"/>
+                    <w:left w:w="113" w:type="dxa"/>
+                    <w:bottom w:w="0" w:type="dxa"/>
+                    <w:right w:w="85" w:type="dxa"/>
+                  </w:tcMar>
+                  <w:vAlign w:val="center"/>
+                </w:tcPr>
+                <w:p>
+                  <w:pPr>
+                    <w:spacing w:line="290" w:lineRule="atLeast" w:before="0" w:after="0"/>
+                    <w:rPr>
+                      <w:b/>
+                      <w:bCs/>
+                      <w:sz w:val="21"/>
+                    </w:rPr>
+                  </w:pPr>
+                  <w:r>
+                    <w:rPr>
+                      <w:rFonts w:ascii="宋体" w:eastAsia="宋体" w:hAnsi="宋体" w:cs="宋体"/>
+                      <w:b/>
+                      <w:bCs/>
+                      <w:sz w:val="21"/>
+                    </w:rPr>
+                    <w:t/>
+                  </w:r>
+                  <w:r>
+                    <w:rPr>
+                      <w:rFonts w:cs="Arial" w:hint="default"/>
+                      <w:b/>
+                      <w:bCs/>
+                      <w:sz w:val="21"/>
+                    </w:rPr>
+                    <w:t/>
+                  </w:r>
+                  <w:r>
+                    <w:rPr>
+                      <w:rFonts w:ascii="宋体" w:eastAsia="宋体" w:hAnsi="宋体" w:cs="宋体"/>
+                      <w:b/>
+                      <w:bCs/>
+                      <w:sz w:val="21"/>
+                    </w:rPr>
+                    <w:t/>
+                  </w:r>
+                  <w:r>
+                    <w:rPr>
+                      <w:rFonts w:ascii="宋体" w:eastAsia="宋体" w:hAnsi="宋体" w:cs="宋体"/>
+                      <w:b/>
+                      <w:bCs/>
+                      <w:sz w:val="21"/>
+                    </w:rPr>
+                    <w:t/>
+                  </w:r>
+                  <w:r>
+                    <w:rPr>
+                      <w:b/>
+                      <w:bCs/>
+                      <w:sz w:val="21"/>
+                    </w:rPr>
+                    <w:t xml:space="preserve"/>
+                  </w:r>
+                  <w:r>
+                    <w:rPr>
+                      <w:rFonts w:ascii="宋体" w:eastAsia="宋体" w:hAnsi="宋体" w:cs="宋体"/>
+                      <w:b/>
+                      <w:bCs/>
+                      <w:sz w:val="21"/>
+                    </w:rPr>
+                    <w:t/>
+                  </w:r>
+                </w:p>
+              </w:tc>
+              <w:tc>
+                <w:tcPr>
+                  <w:tcW w:w="3827" w:type="dxa"/>
+                  <w:tcBorders>
+                    <w:top w:val="nil"/>
+                    <w:left w:val="nil"/>
+                    <w:bottom w:val="nil"/>
+                    <w:right w:val="nil"/>
+                  </w:tcBorders>
+                  <w:vAlign w:val="center"/>
+                </w:tcPr>
+                <w:p>
+                  <w:pPr>
+                    <w:spacing w:line="290" w:lineRule="atLeast" w:before="0" w:after="0"/>
+                    <w:rPr>
+                      <w:rFonts w:ascii="Times New Roman" w:eastAsia="等线" w:hAnsi="Times New Roman" w:hint="default"/>
+                      <w:b/>
+                      <w:bCs/>
+                      <w:sz w:val="21"/>
+                    </w:rPr>
+                  </w:pPr>
+                  <w:r>
+                    <w:rPr>
+                      <w:rFonts w:ascii="Times New Roman" w:eastAsia="等线" w:hAnsi="Times New Roman" w:hint="default"/>
+                      <w:b/>
+                      <w:bCs/>
+                      <w:sz w:val="21"/>
+                    </w:rPr>
+                    <w:t/>
+                  </w:r>
+                </w:p>
+              </w:tc>
+            </w:tr>
+          </w:tbl>
+          <w:p>
+            <w:pPr>
+              <w:spacing w:line="290" w:lineRule="atLeast" w:before="0" w:after="0"/>
+              <w:rPr>
+                <w:b/>
+                <w:bCs/>
+              </w:rPr>
+            </w:pPr>
+            <w:r>
+              <w:rPr>
+                <w:rFonts w:ascii="Times New Roman" w:eastAsia="宋体" w:hAnsi="Times New Roman" w:cs="宋体"/>
+                <w:sz w:val="21"/>
+              </w:rPr>
+              <w:t xml:space="preserve">能力素养：山东大学供应链管理专业本科生，熟练</w:t>
+            </w:r>
+            <w:r>
+              <w:rPr>
+                <w:rFonts w:eastAsia="宋体" w:ascii="Times New Roman" w:hAnsi="Times New Roman"/>
+                <w:sz w:val="21"/>
+              </w:rPr>
+              <w:t xml:space="preserve">Python/R/SPSS</w:t>
+            </w:r>
+            <w:r>
+              <w:rPr>
+                <w:rFonts w:ascii="Times New Roman" w:eastAsia="宋体" w:hAnsi="Times New Roman" w:cs="宋体"/>
+                <w:sz w:val="21"/>
+              </w:rPr>
+              <w:t xml:space="preserve">及</w:t>
+            </w:r>
+            <w:r>
+              <w:rPr>
+                <w:rFonts w:eastAsia="宋体" w:ascii="Times New Roman" w:hAnsi="Times New Roman"/>
+                <w:sz w:val="21"/>
+              </w:rPr>
+              <w:t xml:space="preserve">U8+</w:t>
+            </w:r>
+            <w:r>
+              <w:rPr>
+                <w:rFonts w:ascii="Times New Roman" w:eastAsia="宋体" w:hAnsi="Times New Roman" w:cs="宋体"/>
+                <w:sz w:val="21"/>
+              </w:rPr>
+              <w:t xml:space="preserve">，独立完成数据清洗至结论闭环</w:t>
+            </w:r>
+          </w:p>
+          <w:p>
+            <w:pPr>
+              <w:spacing w:line="290" w:lineRule="atLeast" w:before="0" w:after="0"/>
+              <w:rPr>
+                <w:b/>
+                <w:bCs/>
+              </w:rPr>
+            </w:pPr>
+            <w:r>
+              <w:rPr>
+                <w:rFonts w:ascii="Times New Roman" w:eastAsia="宋体" w:hAnsi="Times New Roman" w:cs="宋体"/>
+                <w:sz w:val="21"/>
+              </w:rPr>
+              <w:t xml:space="preserve">求职意愿：目标供应链运营与数据分析方向，有跨部门协同与流程标准化经验，期望长期深耕该领域</w:t>
             </w:r>
           </w:p>
         </w:tc>

--- a/docs/files/f71_文雪_山东大学_供应链数据方向.docx
+++ b/docs/files/f71_文雪_山东大学_供应链数据方向.docx
@@ -3647,7 +3647,7 @@
           </w:tcPr>
           <w:p>
             <w:pPr>
-              <w:spacing w:line="290" w:lineRule="atLeast" w:before="0" w:after="0"/>
+              <w:spacing w:line="200" w:lineRule="exact" w:before="0" w:after="0"/>
             </w:pPr>
             <w:r>
               <w:rPr>
@@ -3659,9 +3659,26 @@
           </w:p>
         </w:tc>
       </w:tr>
+    </w:tbl>
+    <w:tbl>
+      <w:tblPr>
+        <w:tblW w:w="0" w:type="auto"/>
+        <w:jc w:val="center"/>
+        <w:tblInd w:w="0" w:type="dxa"/>
+        <w:tblLayout w:type="fixed"/>
+        <w:tblCellMar>
+          <w:left w:w="0" w:type="dxa"/>
+          <w:right w:w="0" w:type="dxa"/>
+        </w:tblCellMar>
+        <w:tblLook w:val="0000" w:firstRow="0" w:lastRow="0" w:firstColumn="0" w:lastColumn="0" w:noHBand="0" w:noVBand="0"/>
+      </w:tblPr>
+      <w:tblGrid>
+        <w:gridCol w:w="10744"/>
+      </w:tblGrid>
       <w:tr>
         <w:trPr>
           <w:jc w:val="center"/>
+          <w:trHeight w:val="560" w:hRule="exact"/>
         </w:trPr>
         <w:tc>
           <w:tcPr>
@@ -3678,7 +3695,7 @@
               <w:bottom w:w="0" w:type="dxa"/>
               <w:right w:w="85" w:type="dxa"/>
             </w:tcMar>
-            <w:vAlign w:val="center"/>
+            <w:vAlign w:val="top"/>
           </w:tcPr>
           <w:tbl>
             <w:tblPr>
@@ -3714,11 +3731,11 @@
                     <w:bottom w:w="0" w:type="dxa"/>
                     <w:right w:w="85" w:type="dxa"/>
                   </w:tcMar>
-                  <w:vAlign w:val="center"/>
+                  <w:vAlign w:val="top"/>
                 </w:tcPr>
                 <w:p>
                   <w:pPr>
-                    <w:spacing w:line="290" w:lineRule="atLeast" w:before="0" w:after="0"/>
+                    <w:spacing w:line="210" w:lineRule="atLeast" w:before="0" w:after="0"/>
                     <w:jc w:val="center"/>
                     <w:rPr>
                       <w:sz w:val="21"/>
@@ -3741,14 +3758,12 @@
                     <w:bottom w:w="0" w:type="dxa"/>
                     <w:right w:w="85" w:type="dxa"/>
                   </w:tcMar>
-                  <w:vAlign w:val="center"/>
+                  <w:vAlign w:val="top"/>
                 </w:tcPr>
                 <w:p>
                   <w:pPr>
-                    <w:spacing w:line="290" w:lineRule="atLeast" w:before="0" w:after="0"/>
+                    <w:spacing w:line="210" w:lineRule="atLeast" w:before="0" w:after="0"/>
                     <w:rPr>
-                      <w:b/>
-                      <w:bCs/>
                       <w:sz w:val="21"/>
                     </w:rPr>
                   </w:pPr>
@@ -3778,14 +3793,12 @@
                     <w:bottom w:w="0" w:type="dxa"/>
                     <w:right w:w="85" w:type="dxa"/>
                   </w:tcMar>
-                  <w:vAlign w:val="center"/>
+                  <w:vAlign w:val="top"/>
                 </w:tcPr>
                 <w:p>
                   <w:pPr>
-                    <w:spacing w:line="290" w:lineRule="atLeast" w:before="0" w:after="0"/>
+                    <w:spacing w:line="210" w:lineRule="atLeast" w:before="0" w:after="0"/>
                     <w:rPr>
-                      <w:b/>
-                      <w:bCs/>
                       <w:sz w:val="21"/>
                     </w:rPr>
                   </w:pPr>
@@ -3853,15 +3866,13 @@
                     <w:bottom w:val="nil"/>
                     <w:right w:val="nil"/>
                   </w:tcBorders>
-                  <w:vAlign w:val="center"/>
+                  <w:vAlign w:val="top"/>
                 </w:tcPr>
                 <w:p>
                   <w:pPr>
-                    <w:spacing w:line="290" w:lineRule="atLeast" w:before="0" w:after="0"/>
+                    <w:spacing w:line="210" w:lineRule="atLeast" w:before="0" w:after="0"/>
                     <w:rPr>
                       <w:rFonts w:ascii="Times New Roman" w:eastAsia="等线" w:hAnsi="Times New Roman" w:hint="default"/>
-                      <w:b/>
-                      <w:bCs/>
                       <w:sz w:val="21"/>
                     </w:rPr>
                   </w:pPr>
@@ -3880,18 +3891,16 @@
           </w:tbl>
           <w:p>
             <w:pPr>
-              <w:spacing w:line="290" w:lineRule="atLeast" w:before="0" w:after="0"/>
-              <w:rPr>
-                <w:b/>
-                <w:bCs/>
-              </w:rPr>
-            </w:pPr>
-            <w:r>
-              <w:rPr>
-                <w:rFonts w:ascii="Times New Roman" w:eastAsia="宋体" w:hAnsi="Times New Roman" w:cs="宋体"/>
-                <w:sz w:val="21"/>
-              </w:rPr>
-              <w:t xml:space="preserve">能力素养：山东大学供应链管理专业本科生，熟练</w:t>
+              <w:spacing w:line="210" w:lineRule="atLeast" w:before="0" w:after="0"/>
+              <w:rPr/>
+              <w:ind w:left="700"/>
+            </w:pPr>
+            <w:r>
+              <w:rPr>
+                <w:rFonts w:ascii="Times New Roman" w:eastAsia="宋体" w:hAnsi="Times New Roman" w:cs="宋体"/>
+                <w:sz w:val="21"/>
+              </w:rPr>
+              <w:t xml:space="preserve">山东大学供应链管理专业本科生，熟练</w:t>
             </w:r>
             <w:r>
               <w:rPr>
@@ -3919,23 +3928,21 @@
                 <w:rFonts w:ascii="Times New Roman" w:eastAsia="宋体" w:hAnsi="Times New Roman" w:cs="宋体"/>
                 <w:sz w:val="21"/>
               </w:rPr>
-              <w:t xml:space="preserve">，独立完成数据清洗至结论闭环</w:t>
-            </w:r>
-          </w:p>
-          <w:p>
-            <w:pPr>
-              <w:spacing w:line="290" w:lineRule="atLeast" w:before="0" w:after="0"/>
-              <w:rPr>
-                <w:b/>
-                <w:bCs/>
-              </w:rPr>
-            </w:pPr>
-            <w:r>
-              <w:rPr>
-                <w:rFonts w:ascii="Times New Roman" w:eastAsia="宋体" w:hAnsi="Times New Roman" w:cs="宋体"/>
-                <w:sz w:val="21"/>
-              </w:rPr>
-              <w:t xml:space="preserve">求职意愿：目标供应链运营与数据分析方向，有跨部门协同与流程标准化经验，期望长期深耕该领域</w:t>
+              <w:t xml:space="preserve">，独立完成数据清洗至结论闭环，踏实严谨</w:t>
+            </w:r>
+          </w:p>
+          <w:p>
+            <w:pPr>
+              <w:spacing w:line="210" w:lineRule="atLeast" w:before="0" w:after="0"/>
+              <w:rPr/>
+              <w:ind w:left="700"/>
+            </w:pPr>
+            <w:r>
+              <w:rPr>
+                <w:rFonts w:ascii="Times New Roman" w:eastAsia="宋体" w:hAnsi="Times New Roman" w:cs="宋体"/>
+                <w:sz w:val="21"/>
+              </w:rPr>
+              <w:t xml:space="preserve">目标供应链运营与数据分析方向，有跨部门协同与流程标准化经验，期望长期深耕该领域</w:t>
             </w:r>
           </w:p>
         </w:tc>
